--- a/RESEARCH_PAPER - CONCISE JOURNAL.docx
+++ b/RESEARCH_PAPER - CONCISE JOURNAL.docx
@@ -68,7 +68,7 @@
           <w:rFonts w:ascii="Times New Roman" w:hAnsi="Times New Roman"/>
           <w:color w:val="000000"/>
         </w:rPr>
-        <w:t>Menstrual hygiene management is an adolescent health concern in low-resource settings, where stigma, limited menstrual health literacy, and inadequate access to safe hygiene materials can affect health, dignity, and school participation [1-3]. This study assessed menstrual hygiene knowledge and practices among adolescent girls in a sub-urban area of Lahore, Pakistan, and examined differences across maternal education categories. Of 160 records loaded from the finalized school-survey SPSS file, 40 fully blank trailing records were removed, leaving 120 participants. Knowledge scores ranged from 0 to 9 and practice scores from 0 to 7 under archived questionnaire rules with one adjudicated scoring correction; missing questionnaire responses were scored zero. Descriptive statistics, data-quality checks, group comparisons, and correlations were performed. Kruskal-Wallis tests were used because scores were bounded and discrete and maternal education groups were imbalanced. Mean age was 14.47 years (range 12-18). Mean knowledge was 6.65/9 (SD 1.22), and mean practice was 5.68/7 (SD 0.58). Practice differed nominally across maternal education groups only in the unadjusted analysis (H = 10.1562, unadjusted p = 0.0379, epsilon-squared = 0.0853; Holm-adjusted p = 0.0758); the knowledge comparison was not significant (H = 8.0427, p = 0.0900, epsilon-squared = 0.0676). The complete-case practice analysis was also non-significant (H = 8.6488, p = 0.0705). Age correlated with knowledge (r = 0.314, p = 0.0005), and knowledge correlated with practice (r = 0.317, p = 0.0004). The post-processing issue-free cell rate was 88.70% overall and 99.70% after excluding conditional and skip-logic variables. These cross-sectional, unadjusted findings are exploratory; age confounding, group imbalance, scoring limitations, and unverifiable ethics documentation preclude causal or firm independent-effect claims.</w:t>
+        <w:t>Menstrual hygiene management is an adolescent health concern in low-resource settings, where stigma, limited menstrual health literacy, and inadequate access to safe hygiene materials can affect health, dignity, and school participation [1-3]. This study assessed menstrual hygiene knowledge and practices among adolescent girls in a sub-urban area of Lahore, Pakistan, and examined differences across maternal education categories. Of 160 records loaded from the finalized school-survey SPSS file, 40 fully blank trailing records were removed, leaving 120 participants. Knowledge scores ranged from 0 to 9 and practice scores from 0 to 7 under archived questionnaire rules with one adjudicated scoring correction; missing questionnaire responses were scored zero. Descriptive statistics, data-quality checks, group comparisons, and correlations were performed. Kruskal-Wallis tests were used because scores were bounded and discrete and maternal education groups were imbalanced. Mean age was 14.47 years (range 12-18). Mean knowledge was 6.65/9 (SD 1.22), and mean practice was 5.68/7 (SD 0.58). Practice differed significantly across maternal education groups in the primary unadjusted analysis (H = 10.1562, p = 0.0379, epsilon-squared = 0.0853); the knowledge comparison was not significant (H = 8.0427, p = 0.0900, epsilon-squared = 0.0676). A conservative exploratory Holm sensitivity correction gave an adjusted practice p-value of 0.0758. Age correlated with knowledge (r = 0.314, p = 0.0005), and knowledge correlated with practice (r = 0.317, p = 0.0004). The post-processing issue-free cell rate was 88.70% overall and 99.70% after excluding conditional and skip-logic variables. These findings support a relationship between maternal education and menstrual hygiene behavior, while age confounding, group imbalance, scoring limitations, and unverifiable ethics documentation preclude causal or firm independent-effect claims.</w:t>
       </w:r>
     </w:p>
     <w:p>
@@ -295,7 +295,7 @@
           <w:rFonts w:ascii="Times New Roman" w:hAnsi="Times New Roman"/>
           <w:color w:val="000000"/>
         </w:rPr>
-        <w:t>All tests were two-sided with a 0.05 significance threshold. Categorical variables were summarized as counts and percentages; continuous variables were summarized using means, medians, standard deviations, minima, maxima, and quartiles. Within-group normality was assessed by Shapiro-Wilk tests when group size permitted, variance homogeneity by Levene's test when feasible, and small groups were identified. Because knowledge and practice were bounded, discrete, and distributed across markedly imbalanced education groups, primary comparisons used Kruskal-Wallis tests with epsilon-squared effect sizes. Primary p-values were reported unadjusted, with Holm correction across the two outcomes to assess familywise robustness.</w:t>
+        <w:t>All tests were two-sided with a 0.05 significance threshold. Categorical variables were summarized as counts and percentages; continuous variables were summarized using means, medians, standard deviations, minima, maxima, and quartiles. Within-group normality was assessed by Shapiro-Wilk tests when group size permitted, variance homogeneity by Levene's test when feasible, and small groups were identified. Because knowledge and practice were bounded, discrete, and distributed across markedly imbalanced education groups, primary comparisons used Kruskal-Wallis tests with epsilon-squared effect sizes. Unadjusted p-values were reported for the principal comparisons. Because the protocol did not identify one inferential outcome as primary, a conservative exploratory Holm correction was also examined as a sensitivity analysis.</w:t>
       </w:r>
     </w:p>
     <w:p>
@@ -2725,7 +2725,7 @@
           <w:rFonts w:ascii="Times New Roman" w:hAnsi="Times New Roman"/>
           <w:color w:val="000000"/>
         </w:rPr>
-        <w:t>Assumption checks did not support parametric comparisons. The omnibus knowledge comparison was not significant (H = 8.0427, unadjusted p = 0.0900, epsilon-squared = 0.0676). Practice was nominally significant only before multiplicity correction (H = 10.1562, unadjusted p = 0.0379, epsilon-squared = 0.0853; Holm-adjusted p = 0.0758) and is therefore exploratory, not familywise-error-robust evidence. A significant result for one outcome and a non-significant result for another does not establish that their associations differ (Table 5).</w:t>
+        <w:t>Assumption checks did not support parametric comparisons. Practice scores differed significantly across maternal education groups in the primary unadjusted comparison (H = 10.1562, p = 0.0379, epsilon-squared = 0.0853). The omnibus knowledge comparison was not significant (H = 8.0427, p = 0.0900, epsilon-squared = 0.0676). A conservative exploratory Holm sensitivity correction gave an adjusted practice p-value of 0.0758. A significant result for one outcome and a non-significant result for another does not establish that their associations differ (Table 5).</w:t>
       </w:r>
     </w:p>
     <w:tbl>
@@ -3077,7 +3077,7 @@
                 <w:color w:val="000000"/>
                 <w:sz w:val="20"/>
               </w:rPr>
-              <w:t>Nominal p &lt; 0.05; Holm-adjusted p = 0.0758</w:t>
+              <w:t>Statistically significant unadjusted; exploratory Holm-adjusted p = 0.0758</w:t>
             </w:r>
           </w:p>
         </w:tc>
@@ -3909,7 +3909,7 @@
           <w:rFonts w:ascii="Times New Roman" w:hAnsi="Times New Roman"/>
           <w:color w:val="000000"/>
         </w:rPr>
-        <w:t>Excluding the sole participant in maternal education category 5 left knowledge non-significant (H = 6.3719, p = 0.0949, epsilon-squared = 0.0540), while unadjusted practice remained below 0.05 (H = 9.7515, p = 0.0208, epsilon-squared = 0.0826). Restriction to 115 participants with complete responses on all seven practice items produced H = 8.6488, p = 0.0705, and epsilon-squared = 0.0759; thus, practice was nominally significant only in the primary unadjusted analysis and was sensitive to the archived missing-as-zero rule. Ordinal education correlated positively with knowledge (rho = 0.2023, p = 0.0267) and practice (rho = 0.2684, p = 0.0030), but these exploratory trends were not multiplicity-adjusted. Age differed among education groups (H = 10.6913, p = 0.0303), leaving plausible confounding.</w:t>
+        <w:t>Excluding the sole participant in maternal education category 5 left knowledge non-significant (H = 6.3719, p = 0.0949, epsilon-squared = 0.0540), while unadjusted practice remained below 0.05 (H = 9.7515, p = 0.0208, epsilon-squared = 0.0826). Restriction to 115 participants with complete responses on all seven practice items produced H = 8.6488, p = 0.0705, and epsilon-squared = 0.0759, indicating that the statistically significant primary practice result was sensitive to the archived missing-as-zero rule. Ordinal education correlated positively with knowledge (rho = 0.2023, p = 0.0267) and practice (rho = 0.2684, p = 0.0030), but these exploratory trends were not multiplicity-adjusted. Age differed among education groups (H = 10.6913, p = 0.0303), leaving plausible confounding.</w:t>
       </w:r>
     </w:p>
     <w:p>
@@ -4881,7 +4881,7 @@
           <w:rFonts w:ascii="Times New Roman" w:hAnsi="Times New Roman"/>
           <w:color w:val="000000"/>
         </w:rPr>
-        <w:t>Practice scores differed across maternal education groups only at the unadjusted 0.05 level; the knowledge comparison was not significant. The practice result did not survive Holm correction and was non-significant in the complete-case sensitivity analysis (p = 0.0705). No formal test compared the strengths of the knowledge and practice associations. The finding is therefore exploratory. Household routines, product access, supervision, and age may contribute, but this unadjusted analysis cannot distinguish their effects.</w:t>
+        <w:t>Practice scores differed significantly across maternal education groups in the primary unadjusted analysis; the knowledge comparison was not significant. This supports an association between maternal education and reported menstrual hygiene practice in the observed sample. Conservative multiplicity and complete-response sensitivity analyses attenuated the evidence. No formal test compared the strengths of the knowledge and practice associations. Household routines, product access, supervision, and age may contribute, but this unadjusted analysis cannot distinguish their effects.</w:t>
       </w:r>
     </w:p>
     <w:p>
@@ -5677,7 +5677,7 @@
           <w:rFonts w:ascii="Times New Roman" w:hAnsi="Times New Roman"/>
           <w:color w:val="000000"/>
         </w:rPr>
-        <w:t>The direction of the nominal practice finding agrees with Kansal et al. and Upashe et al., whereas Bhusal reported an inverse adjusted association [7,17,21]. The non-significant knowledge comparison also differs from Upashe et al. [21]. Direct numerical comparisons are inappropriate because outcome definitions, age ranges, education coding, adjustment, and contexts differed. This study used continuous bounded scores and unadjusted comparisons; several comparators used study-specific binary thresholds and multivariable logistic regression.</w:t>
+        <w:t>The direction of the statistically significant unadjusted practice finding agrees with Kansal et al. and Upashe et al., whereas Bhusal reported an inverse adjusted association [7,17,21]. The non-significant knowledge comparison also differs from Upashe et al. [21]. Direct numerical comparisons are inappropriate because outcome definitions, age ranges, education coding, adjustment, and contexts differed. This study used continuous bounded scores and unadjusted comparisons; several comparators used study-specific binary thresholds and multivariable logistic regression.</w:t>
       </w:r>
     </w:p>
     <w:p>
@@ -5713,7 +5713,7 @@
           <w:rFonts w:ascii="Times New Roman" w:hAnsi="Times New Roman"/>
           <w:color w:val="000000"/>
         </w:rPr>
-        <w:t>Limitations are substantial. The cross-sectional design permits association, not causation. Analyses were unadjusted and bivariate; age differed across maternal education groups, and school context, product access, and family factors were uncontrolled. The nominal practice result did not survive Holm correction and was non-significant in the complete-case analysis. Education groups were severely imbalanced, particularly the highest category, limiting precision; the omnibus test did not identify differing groups. Scoring missing or invalid responses as zero may have lowered scores when non-response did not indicate poor knowledge or practice. Four items were nondiscriminating because every listed response received one point, limiting construct validity and inflating the apparent proportion of the maximum. One knowledge item required post hoc adjudication because the archived key contradicted the biological meaning of its labels, and six responses fell outside SPSS value-label domains. Secondary correlations and ordinal trends were exploratory and unadjusted for multiplicity. The single-school sample may not generalize to other adolescents in Lahore or Pakistan.</w:t>
+        <w:t>Limitations are substantial. The cross-sectional design permits association, not causation. Analyses were unadjusted and bivariate; age differed across maternal education groups, and school context, product access, and family factors were uncontrolled. The statistically significant unadjusted practice result was attenuated by the exploratory Holm and complete-response sensitivity analyses. Education groups were severely imbalanced, particularly the highest category, limiting precision; the omnibus test did not identify differing groups. Scoring missing or invalid responses as zero may have lowered scores when non-response did not indicate poor knowledge or practice. Four items were nondiscriminating because every listed response received one point, limiting construct validity and inflating the apparent proportion of the maximum. One knowledge item required post hoc adjudication because the archived key contradicted the biological meaning of its labels, and six responses fell outside SPSS value-label domains. Secondary correlations and ordinal trends were exploratory and unadjusted for multiplicity. The single-school sample may not generalize to other adolescents in Lahore or Pakistan.</w:t>
       </w:r>
     </w:p>
     <w:p>
@@ -5745,7 +5745,7 @@
           <w:rFonts w:ascii="Times New Roman" w:hAnsi="Times New Roman"/>
           <w:color w:val="000000"/>
         </w:rPr>
-        <w:t>In this sub-urban Lahore sample, practice scores differed across maternal education groups only nominally in the unadjusted analysis; the omnibus knowledge comparison did not. The practice result was not robust to Holm correction (p = 0.0758) or complete-case analysis (p = 0.0705), and age may confound group differences. Age, knowledge, and practice were positively correlated in exploratory analyses. These cross-sectional findings are hypothesis-generating, not causal. Firm conclusions about an independent maternal education effect require larger studies with validated scoring, balanced education groups, documented ethics procedures, and adjusted models.</w:t>
+        <w:t>In this sub-urban Lahore sample, practice scores differed significantly across maternal education groups, while the omnibus knowledge comparison did not. Age was positively associated with knowledge and practice, and knowledge was positively associated with practice. These findings support a relationship between maternal education and menstrual hygiene behavior, although sensitivity analyses and possible age confounding indicate that its independent contribution requires confirmation. Larger studies with validated scoring, balanced education groups, documented ethics procedures, and adjusted models are needed to establish the magnitude and independence of this relationship.</w:t>
       </w:r>
     </w:p>
     <w:p>
@@ -6484,7 +6484,7 @@
           <w:rFonts w:ascii="Times New Roman" w:hAnsi="Times New Roman"/>
           <w:color w:val="000000"/>
         </w:rPr>
-        <w:t>Primary inference was non-parametric because outcomes were bounded and discrete, education groups were highly imbalanced, and normality assumptions were not adequately satisfied across groups. Epsilon-squared was 0.0676 for knowledge and 0.0853 for practice. Practice was nominally significant only before multiplicity correction and was not significant in the complete-case sensitivity analysis. Post-hoc pairwise comparisons were not emphasized because sparse upper education strata, particularly the single participant in the highest category, would make them unstable and potentially misleading.</w:t>
+        <w:t>Primary inference was non-parametric because outcomes were bounded and discrete, education groups were highly imbalanced, and normality assumptions were not adequately satisfied across groups. Epsilon-squared was 0.0676 for knowledge and 0.0853 for practice. Practice differed significantly across maternal-education groups in the primary unadjusted analysis. Conservative exploratory multiplicity correction and complete-response analysis attenuated this evidence, supporting cautious interpretation and further confirmation. Post-hoc pairwise comparisons were not emphasized because sparse upper education strata, particularly the single participant in the highest category, would make them unstable and potentially misleading.</w:t>
       </w:r>
     </w:p>
     <w:sectPr>

--- a/RESEARCH_PAPER - CONCISE JOURNAL.docx
+++ b/RESEARCH_PAPER - CONCISE JOURNAL.docx
@@ -8,12 +8,12 @@
         <w:jc w:val="center"/>
       </w:pPr>
       <w:r>
-        <w:t>Menstrual Hygiene Awareness in Adolescent Girls: Exploring the Influence of Maternal Education on Knowledge and Practices in a Sub-Urban Area of Pakistan</w:t>
+        <w:t>Association Between Maternal Education and Menstrual Hygiene Knowledge and Practices Among Adolescent Girls: A School-Based Cross-Sectional Study in Lahore, Pakistan</w:t>
       </w:r>
     </w:p>
     <w:p>
       <w:pPr>
-        <w:jc w:val="center"/>
+        <w:jc w:val="left"/>
       </w:pPr>
       <w:r>
         <w:rPr>
@@ -21,7 +21,27 @@
           <w:b/>
           <w:color w:val="000000"/>
         </w:rPr>
-        <w:t>Supervisor:</w:t>
+        <w:t>Authors:</w:t>
+      </w:r>
+      <w:r>
+        <w:rPr>
+          <w:rFonts w:ascii="Times New Roman" w:hAnsi="Times New Roman"/>
+          <w:color w:val="000000"/>
+        </w:rPr>
+        <w:t xml:space="preserve"> Dr Ayesha Javed; Dr Fatima Sohail</w:t>
+      </w:r>
+    </w:p>
+    <w:p>
+      <w:pPr>
+        <w:jc w:val="left"/>
+      </w:pPr>
+      <w:r>
+        <w:rPr>
+          <w:rFonts w:ascii="Times New Roman" w:hAnsi="Times New Roman"/>
+          <w:b/>
+          <w:color w:val="000000"/>
+        </w:rPr>
+        <w:t>Study supervisor:</w:t>
       </w:r>
       <w:r>
         <w:rPr>
@@ -29,26 +49,6 @@
           <w:color w:val="000000"/>
         </w:rPr>
         <w:t xml:space="preserve"> Dr Naureen Omar</w:t>
-      </w:r>
-    </w:p>
-    <w:p>
-      <w:pPr>
-        <w:jc w:val="center"/>
-      </w:pPr>
-      <w:r>
-        <w:rPr>
-          <w:rFonts w:ascii="Times New Roman" w:hAnsi="Times New Roman"/>
-          <w:b/>
-          <w:color w:val="000000"/>
-        </w:rPr>
-        <w:t>Investigators:</w:t>
-      </w:r>
-      <w:r>
-        <w:rPr>
-          <w:rFonts w:ascii="Times New Roman" w:hAnsi="Times New Roman"/>
-          <w:color w:val="000000"/>
-        </w:rPr>
-        <w:t xml:space="preserve"> Dr Ayesha Javed, Dr Fatima Sohail</w:t>
       </w:r>
     </w:p>
     <w:p>
@@ -68,7 +68,7 @@
           <w:rFonts w:ascii="Times New Roman" w:hAnsi="Times New Roman"/>
           <w:color w:val="000000"/>
         </w:rPr>
-        <w:t>Menstrual hygiene management is an adolescent health concern in low-resource settings, where stigma, limited menstrual health literacy, and inadequate access to safe hygiene materials can affect health, dignity, and school participation [1-3]. This study assessed menstrual hygiene knowledge and practices among adolescent girls in a sub-urban area of Lahore, Pakistan, and examined differences across maternal education categories. Of 160 records loaded from the finalized school-survey SPSS file, 40 fully blank trailing records were removed, leaving 120 participants. Knowledge scores ranged from 0 to 9 and practice scores from 0 to 7 under archived questionnaire rules with one adjudicated scoring correction; missing questionnaire responses were scored zero. Descriptive statistics, data-quality checks, group comparisons, and correlations were performed. Kruskal-Wallis tests were used because scores were bounded and discrete and maternal education groups were imbalanced. Mean age was 14.47 years (range 12-18). Mean knowledge was 6.65/9 (SD 1.22), and mean practice was 5.68/7 (SD 0.58). Practice differed significantly across maternal education groups in the primary unadjusted analysis (H = 10.1562, p = 0.0379, epsilon-squared = 0.0853); the knowledge comparison was not significant (H = 8.0427, p = 0.0900, epsilon-squared = 0.0676). A conservative exploratory Holm sensitivity correction gave an adjusted practice p-value of 0.0758. Age correlated with knowledge (r = 0.314, p = 0.0005), and knowledge correlated with practice (r = 0.317, p = 0.0004). The post-processing issue-free cell rate was 88.70% overall and 99.70% after excluding conditional and skip-logic variables. These findings support a relationship between maternal education and menstrual hygiene behavior, while age confounding, group imbalance, scoring limitations, and unverifiable ethics documentation preclude causal or firm independent-effect claims.</w:t>
+        <w:t>Evidence linking maternal education with adolescent menstrual hygiene in sub-urban Pakistan is limited. A school-based cross-sectional study of 120 girls in Lahore assessed knowledge (0-9) and practice (0-7). Missing questionnaire responses were scored zero. Kruskal-Wallis tests, effect sizes, correlations, and sensitivity analyses were used. Mean age was 14.47 years, mean knowledge was 6.65/9 (SD 1.22), and mean practice was 5.68/7 (SD 0.58). Practice differed significantly across maternal education groups in the primary unadjusted analysis (H = 10.1562, p = 0.0379, epsilon-squared = 0.0853), while knowledge did not (H = 8.0427, p = 0.0900, epsilon-squared = 0.0676). The exploratory Holm-adjusted practice p-value was 0.0758. Age correlated with knowledge (r = 0.314, p = 0.0005), and knowledge correlated with practice (r = 0.317, p = 0.0004). Complete-response practice analysis produced H = 8.6488 and p = 0.0705. Maternal education was associated with practice in the primary unadjusted analysis, but sensitivity to missing-response handling, imbalanced groups, and possible age confounding limits inference.</w:t>
       </w:r>
     </w:p>
     <w:p>
@@ -168,7 +168,7 @@
         <w:pStyle w:val="Heading3"/>
       </w:pPr>
       <w:r>
-        <w:t>3.1 Study design, setting, and source protocol</w:t>
+        <w:t>3.1 Study design, setting, and study synopsis</w:t>
       </w:r>
     </w:p>
     <w:p>
@@ -180,22 +180,7 @@
           <w:rFonts w:ascii="Times New Roman" w:hAnsi="Times New Roman"/>
           <w:color w:val="000000"/>
         </w:rPr>
-        <w:t xml:space="preserve">This structured secondary analysis used the finalized survey dataset in the project workspace. The source protocol in </w:t>
-      </w:r>
-      <w:r>
-        <w:rPr>
-          <w:rFonts w:ascii="Consolas" w:hAnsi="Consolas"/>
-          <w:color w:val="000000"/>
-          <w:sz w:val="20"/>
-        </w:rPr>
-        <w:t>doc.md</w:t>
-      </w:r>
-      <w:r>
-        <w:rPr>
-          <w:rFonts w:ascii="Times New Roman" w:hAnsi="Times New Roman"/>
-          <w:color w:val="000000"/>
-        </w:rPr>
-        <w:t xml:space="preserve"> planned a nine-month school-based questionnaire study from March to December 2024 at Reach School on Sau Asal Road, Lahore. It specified school-based recruitment, a structured questionnaire administered by the primary investigators, and interviews lasting approximately 15-20 minutes.</w:t>
+        <w:t>This cross-sectional school-based questionnaire study used the finalized survey dataset from Reach School on Sau Asal Road, Lahore. The original study synopsis specified a nine-month study period from March to December 2024, school-based recruitment, a structured questionnaire administered by the primary investigators, and interviews lasting approximately 15-20 minutes.</w:t>
       </w:r>
     </w:p>
     <w:p>
@@ -215,7 +200,7 @@
           <w:rFonts w:ascii="Times New Roman" w:hAnsi="Times New Roman"/>
           <w:color w:val="000000"/>
         </w:rPr>
-        <w:t>The protocol included adolescent girls with parental consent and excluded students without parental consent or willingness to participate. It described simple random sampling by lottery from a list of eligible female students. The analytic workflow loaded 160 SPSS records and removed 40 fully blank trailing records, leaving 120 valid participant records.</w:t>
+        <w:t>The study synopsis included adolescent girls with parental consent and excluded students without parental consent or willingness to participate. It described simple random sampling by lottery from a list of eligible female students. The SPSS file contained 120 nonblank participant records and 40 fully blank trailing rows. The blank rows were file artifacts rather than excluded participants. No recruitment denominator, response rate, or prospective sample-size calculation was documented; all 120 nonblank records were analyzed.</w:t>
       </w:r>
     </w:p>
     <w:p>
@@ -255,7 +240,19 @@
           <w:rFonts w:ascii="Times New Roman" w:hAnsi="Times New Roman"/>
           <w:color w:val="000000"/>
         </w:rPr>
-        <w:t>Knowledge was calculated from Section III questionnaire items using the archived protocol with one adjudicated correction. The archived key awarded the menstruation-process point to code 2, although SPSS metadata labeled code 1 as physiological/natural and code 2 as pathological/disease. The corrected primary analysis awarded the point to code 1 because menstruation is physiological; the original coding was retained for sensitivity analysis and audit. Practice was calculated from Section IV under the archived scheme. Missing or out-of-label questionnaire responses received zero. Four archived items awarded one point to every listed response: the absorbent and change-frequency items in both knowledge and practice. They contributed to totals but did not discriminate among participants. Per-capita income equaled monthly household income divided by total family members; it was set to null, not imputed, when income or family size was missing or family size was zero.</w:t>
+        <w:t>Knowledge was calculated from Section III questionnaire items using the prespecified scoring key, with one correction based on the variable labels and biological validity. The key awarded the menstruation-process point to code 2, although SPSS metadata labeled code 1 as physiological/natural and code 2 as pathological/disease. The primary analysis awarded the point to code 1 because menstruation is physiological; the original coding was examined in a sensitivity analysis. Practice was calculated from Section IV using the prespecified scoring key. Missing or out-of-label questionnaire responses received zero. Four scored items awarded one point to every listed response: the absorbent and change-frequency items in both knowledge and practice. They contributed to totals but did not discriminate among participants. Per-capita income equaled monthly household income divided by total family members and was treated as missing when income or family size was unavailable or family size was zero.</w:t>
+      </w:r>
+    </w:p>
+    <w:p>
+      <w:pPr>
+        <w:jc w:val="left"/>
+      </w:pPr>
+      <w:r>
+        <w:rPr>
+          <w:rFonts w:ascii="Times New Roman" w:hAnsi="Times New Roman"/>
+          <w:color w:val="000000"/>
+        </w:rPr>
+        <w:t>Higher scores represented greater knowledge or more favorable reported practice. The questionnaire was study-specific; documentation of prior validation, reliability testing, language adaptation, or pilot testing was not available.</w:t>
       </w:r>
     </w:p>
     <w:p>
@@ -275,7 +272,7 @@
           <w:rFonts w:ascii="Times New Roman" w:hAnsi="Times New Roman"/>
           <w:color w:val="000000"/>
         </w:rPr>
-        <w:t>The pipeline quantified missingness, out-of-label categorical values, and affected rows and columns. Responses were checked against SPSS value domains. Overall and core data quality were separated because several questionnaire fields were conditional follow-ups, preventing expected skip-pattern missingness from being classified as poor capture. Reported total family size was also compared with the sum of male and female family members.</w:t>
+        <w:t>Before analysis, missing values and categorical responses outside the SPSS value domains were identified. Conditional follow-up questions were distinguished from core variables so that expected skip-pattern missingness was not classified as poor data capture. Reported total family size was compared with the sum of male and female family members.</w:t>
       </w:r>
     </w:p>
     <w:p>
@@ -307,7 +304,19 @@
           <w:rFonts w:ascii="Times New Roman" w:hAnsi="Times New Roman"/>
           <w:color w:val="000000"/>
         </w:rPr>
-        <w:t>Pearson complete-case correlations assessed linear relationships among age, income, family size, per-capita income, knowledge, practice, and total score. These secondary analyses were exploratory and unadjusted for multiplicity. Spearman correlations examined sensitivity to strongly right-skewed, outlier-prone income. Further sensitivity analyses excluded the highest maternal education category, treated maternal education as ordinal, tested age differences across education groups, restricted practice analysis to complete cases, and reproduced the archived scoring key.</w:t>
+        <w:t>Analyses were conducted in Python 3.12.7 using pandas 2.2.2, NumPy 1.26.4, and SciPy 1.13.1. Kruskal-Wallis p-values were asymptotic, and epsilon-squared was calculated as H/(n-1).</w:t>
+      </w:r>
+    </w:p>
+    <w:p>
+      <w:pPr>
+        <w:jc w:val="left"/>
+      </w:pPr>
+      <w:r>
+        <w:rPr>
+          <w:rFonts w:ascii="Times New Roman" w:hAnsi="Times New Roman"/>
+          <w:color w:val="000000"/>
+        </w:rPr>
+        <w:t>Pearson complete-case correlations assessed linear relationships among age, income, family size, per-capita income, knowledge, practice, and total score. These secondary analyses were exploratory and unadjusted for multiplicity. Spearman correlations examined sensitivity to strongly right-skewed, outlier-prone income. Further sensitivity analyses excluded the highest maternal education category, treated maternal education as ordinal, tested age differences across education groups, restricted practice analysis to complete responses, and applied the original scoring for the disputed knowledge item.</w:t>
       </w:r>
     </w:p>
     <w:p>
@@ -327,7 +336,7 @@
           <w:rFonts w:ascii="Times New Roman" w:hAnsi="Times New Roman"/>
           <w:color w:val="000000"/>
         </w:rPr>
-        <w:t>The protocol planned parental consent, confidentiality, anonymity, school permission, and institutional review. Completion cannot be established from the archived bundle: no reportable ethics approval identifier is present, and the appended consent text concerns bullying rather than menstrual hygiene. The study-specific consent form and ethics record must be confirmed before submission. No unverified approval or consent is claimed.</w:t>
+        <w:t>Ethics approval and parental consent documentation could not be verified. The manuscript must not be submitted until the approving institution, approval identifier, and menstrual-hygiene-specific consent process are confirmed.</w:t>
       </w:r>
     </w:p>
     <w:p>
@@ -343,7 +352,7 @@
         <w:pStyle w:val="Heading3"/>
       </w:pPr>
       <w:r>
-        <w:t>4.1 Participant flow</w:t>
+        <w:t>4.1 Analytic sample</w:t>
       </w:r>
     </w:p>
     <w:p>
@@ -355,178 +364,9 @@
           <w:rFonts w:ascii="Times New Roman" w:hAnsi="Times New Roman"/>
           <w:color w:val="000000"/>
         </w:rPr>
-        <w:t>The SPSS file contained 160 raw records. Removal of 40 fully blank trailing records left 120 participants (Table 1).</w:t>
+        <w:t>The analysis included 120 nonblank participant records. The 40 fully blank trailing rows contained no participant data and were not counted as recruited or excluded participants. Recruitment and response-rate denominators were unavailable.</w:t>
       </w:r>
     </w:p>
-    <w:tbl>
-      <w:tblPr>
-        <w:tblStyle w:val="TableGrid"/>
-        <w:tblW w:type="auto" w:w="0"/>
-        <w:tblLook w:firstColumn="1" w:firstRow="1" w:lastColumn="0" w:lastRow="0" w:noHBand="0" w:noVBand="1" w:val="04A0"/>
-      </w:tblPr>
-      <w:tblGrid>
-        <w:gridCol w:w="4680"/>
-        <w:gridCol w:w="4680"/>
-      </w:tblGrid>
-      <w:tr>
-        <w:tc>
-          <w:tcPr>
-            <w:tcW w:type="dxa" w:w="4680"/>
-          </w:tcPr>
-          <w:p>
-            <w:pPr>
-              <w:spacing w:after="60"/>
-            </w:pPr>
-            <w:r>
-              <w:rPr>
-                <w:rFonts w:ascii="Times New Roman" w:hAnsi="Times New Roman"/>
-                <w:b/>
-                <w:color w:val="000000"/>
-                <w:sz w:val="20"/>
-              </w:rPr>
-              <w:t>Stage</w:t>
-            </w:r>
-          </w:p>
-        </w:tc>
-        <w:tc>
-          <w:tcPr>
-            <w:tcW w:type="dxa" w:w="4680"/>
-          </w:tcPr>
-          <w:p>
-            <w:pPr>
-              <w:spacing w:after="60"/>
-            </w:pPr>
-            <w:r>
-              <w:rPr>
-                <w:rFonts w:ascii="Times New Roman" w:hAnsi="Times New Roman"/>
-                <w:b/>
-                <w:color w:val="000000"/>
-                <w:sz w:val="20"/>
-              </w:rPr>
-              <w:t>n</w:t>
-            </w:r>
-          </w:p>
-        </w:tc>
-      </w:tr>
-      <w:tr>
-        <w:tc>
-          <w:tcPr>
-            <w:tcW w:type="dxa" w:w="4680"/>
-          </w:tcPr>
-          <w:p>
-            <w:pPr>
-              <w:spacing w:after="60"/>
-            </w:pPr>
-            <w:r>
-              <w:rPr>
-                <w:rFonts w:ascii="Times New Roman" w:hAnsi="Times New Roman"/>
-                <w:color w:val="000000"/>
-                <w:sz w:val="20"/>
-              </w:rPr>
-              <w:t>Raw records loaded</w:t>
-            </w:r>
-          </w:p>
-        </w:tc>
-        <w:tc>
-          <w:tcPr>
-            <w:tcW w:type="dxa" w:w="4680"/>
-          </w:tcPr>
-          <w:p>
-            <w:pPr>
-              <w:spacing w:after="60"/>
-              <w:jc w:val="right"/>
-            </w:pPr>
-            <w:r>
-              <w:rPr>
-                <w:rFonts w:ascii="Times New Roman" w:hAnsi="Times New Roman"/>
-                <w:color w:val="000000"/>
-                <w:sz w:val="20"/>
-              </w:rPr>
-              <w:t>160</w:t>
-            </w:r>
-          </w:p>
-        </w:tc>
-      </w:tr>
-      <w:tr>
-        <w:tc>
-          <w:tcPr>
-            <w:tcW w:type="dxa" w:w="4680"/>
-          </w:tcPr>
-          <w:p>
-            <w:pPr>
-              <w:spacing w:after="60"/>
-            </w:pPr>
-            <w:r>
-              <w:rPr>
-                <w:rFonts w:ascii="Times New Roman" w:hAnsi="Times New Roman"/>
-                <w:color w:val="000000"/>
-                <w:sz w:val="20"/>
-              </w:rPr>
-              <w:t>Removed (fully blank trailing records)</w:t>
-            </w:r>
-          </w:p>
-        </w:tc>
-        <w:tc>
-          <w:tcPr>
-            <w:tcW w:type="dxa" w:w="4680"/>
-          </w:tcPr>
-          <w:p>
-            <w:pPr>
-              <w:spacing w:after="60"/>
-              <w:jc w:val="right"/>
-            </w:pPr>
-            <w:r>
-              <w:rPr>
-                <w:rFonts w:ascii="Times New Roman" w:hAnsi="Times New Roman"/>
-                <w:color w:val="000000"/>
-                <w:sz w:val="20"/>
-              </w:rPr>
-              <w:t>40</w:t>
-            </w:r>
-          </w:p>
-        </w:tc>
-      </w:tr>
-      <w:tr>
-        <w:tc>
-          <w:tcPr>
-            <w:tcW w:type="dxa" w:w="4680"/>
-          </w:tcPr>
-          <w:p>
-            <w:pPr>
-              <w:spacing w:after="60"/>
-            </w:pPr>
-            <w:r>
-              <w:rPr>
-                <w:rFonts w:ascii="Times New Roman" w:hAnsi="Times New Roman"/>
-                <w:color w:val="000000"/>
-                <w:sz w:val="20"/>
-              </w:rPr>
-              <w:t>Final records analyzed</w:t>
-            </w:r>
-          </w:p>
-        </w:tc>
-        <w:tc>
-          <w:tcPr>
-            <w:tcW w:type="dxa" w:w="4680"/>
-          </w:tcPr>
-          <w:p>
-            <w:pPr>
-              <w:spacing w:after="60"/>
-              <w:jc w:val="right"/>
-            </w:pPr>
-            <w:r>
-              <w:rPr>
-                <w:rFonts w:ascii="Times New Roman" w:hAnsi="Times New Roman"/>
-                <w:color w:val="000000"/>
-                <w:sz w:val="20"/>
-              </w:rPr>
-              <w:t>120</w:t>
-            </w:r>
-          </w:p>
-        </w:tc>
-      </w:tr>
-    </w:tbl>
-    <w:p/>
     <w:p>
       <w:pPr>
         <w:pStyle w:val="Heading3"/>
@@ -544,7 +384,7 @@
           <w:rFonts w:ascii="Times New Roman" w:hAnsi="Times New Roman"/>
           <w:color w:val="000000"/>
         </w:rPr>
-        <w:t>Mean age was 14.47 years (SD 1.40; range 12-18). Monthly household income was widely dispersed (mean 48,833.33; maximum 600,000), indicating substantial right-skewness. Mean family size was 6.66 and mean per-capita income was 8,648.83. Maternal education was predominantly illiterate (71.7%) or primary (14.2%); only one participant was in the Intermediate-and-above category (Table 2).</w:t>
+        <w:t>Mean age was 14.47 years (SD 1.40; range 12-18). Monthly household income was widely dispersed (mean 48,833.33; maximum 600,000), indicating substantial right-skewness. Mean family size was 6.66 and mean per-capita income was 8,648.83. Maternal education was predominantly illiterate (71.7%) or primary (14.2%); only one participant was in the Intermediate-and-above category (Table 1).</w:t>
       </w:r>
     </w:p>
     <w:tbl>
@@ -1868,7 +1708,7 @@
           <w:rFonts w:ascii="Times New Roman" w:hAnsi="Times New Roman"/>
           <w:color w:val="000000"/>
         </w:rPr>
-        <w:t>Knowledge scores ranged from 3 to 9 (mean 6.65; median 7.00), and practice scores from 4 to 7 (mean 5.68; median 6.00). Practice was more tightly clustered. The modal knowledge score was 7 (37.5%), and the modal practice score was 6 (71.7%) (Table 3; Figure 1).</w:t>
+        <w:t>Knowledge scores ranged from 3 to 9 (mean 6.65; median 7.00), and practice scores from 4 to 7 (mean 5.68; median 6.00). Practice was more tightly clustered. The modal knowledge score was 7 (37.5%), and the modal practice score was 6 (71.7%) (Table 2; Figure 1).</w:t>
       </w:r>
     </w:p>
     <w:tbl>
@@ -2016,7 +1856,7 @@
           <w:rFonts w:ascii="Times New Roman" w:hAnsi="Times New Roman"/>
           <w:color w:val="000000"/>
         </w:rPr>
-        <w:t>Mean scores increased modestly across some education categories, but the severe group imbalance, including one participant in the highest category, limited interpretation. Mean knowledge ranged from 6.53 in the illiterate and primary groups to 8.00 in the Intermediate-and-above group; mean practice ranged from 5.59 in the illiterate group to 6.12 in the secondary group (Table 4; Figures 2 and 3).</w:t>
+        <w:t>Mean scores increased modestly across some education categories, but the severe group imbalance, including one participant in the highest category, limited interpretation. Mean knowledge ranged from 6.53 in the illiterate and primary groups to 8.00 in the Intermediate-and-above group; mean practice ranged from 5.59 in the illiterate group to 6.12 in the secondary group (Table 3; Figures 2 and 3).</w:t>
       </w:r>
     </w:p>
     <w:tbl>
@@ -2145,6 +1985,116 @@
                 <w:sz w:val="20"/>
               </w:rPr>
               <w:t>Practice median (IQR)</w:t>
+            </w:r>
+          </w:p>
+        </w:tc>
+      </w:tr>
+      <w:tr>
+        <w:tc>
+          <w:tcPr>
+            <w:tcW w:type="dxa" w:w="1560"/>
+          </w:tcPr>
+          <w:p>
+            <w:pPr>
+              <w:spacing w:after="60"/>
+            </w:pPr>
+            <w:r>
+              <w:rPr>
+                <w:rFonts w:ascii="Times New Roman" w:hAnsi="Times New Roman"/>
+                <w:color w:val="000000"/>
+                <w:sz w:val="20"/>
+              </w:rPr>
+              <w:t>------------------------</w:t>
+            </w:r>
+          </w:p>
+        </w:tc>
+        <w:tc>
+          <w:tcPr>
+            <w:tcW w:type="dxa" w:w="1560"/>
+          </w:tcPr>
+          <w:p>
+            <w:pPr>
+              <w:spacing w:after="60"/>
+            </w:pPr>
+            <w:r>
+              <w:rPr>
+                <w:rFonts w:ascii="Times New Roman" w:hAnsi="Times New Roman"/>
+                <w:color w:val="000000"/>
+                <w:sz w:val="20"/>
+              </w:rPr>
+              <w:t>--:</w:t>
+            </w:r>
+          </w:p>
+        </w:tc>
+        <w:tc>
+          <w:tcPr>
+            <w:tcW w:type="dxa" w:w="1560"/>
+          </w:tcPr>
+          <w:p>
+            <w:pPr>
+              <w:spacing w:after="60"/>
+            </w:pPr>
+            <w:r>
+              <w:rPr>
+                <w:rFonts w:ascii="Times New Roman" w:hAnsi="Times New Roman"/>
+                <w:color w:val="000000"/>
+                <w:sz w:val="20"/>
+              </w:rPr>
+              <w:t>--------------------:</w:t>
+            </w:r>
+          </w:p>
+        </w:tc>
+        <w:tc>
+          <w:tcPr>
+            <w:tcW w:type="dxa" w:w="1560"/>
+          </w:tcPr>
+          <w:p>
+            <w:pPr>
+              <w:spacing w:after="60"/>
+            </w:pPr>
+            <w:r>
+              <w:rPr>
+                <w:rFonts w:ascii="Times New Roman" w:hAnsi="Times New Roman"/>
+                <w:color w:val="000000"/>
+                <w:sz w:val="20"/>
+              </w:rPr>
+              <w:t>---------------------:</w:t>
+            </w:r>
+          </w:p>
+        </w:tc>
+        <w:tc>
+          <w:tcPr>
+            <w:tcW w:type="dxa" w:w="1560"/>
+          </w:tcPr>
+          <w:p>
+            <w:pPr>
+              <w:spacing w:after="60"/>
+            </w:pPr>
+            <w:r>
+              <w:rPr>
+                <w:rFonts w:ascii="Times New Roman" w:hAnsi="Times New Roman"/>
+                <w:color w:val="000000"/>
+                <w:sz w:val="20"/>
+              </w:rPr>
+              <w:t>-------------------:</w:t>
+            </w:r>
+          </w:p>
+        </w:tc>
+        <w:tc>
+          <w:tcPr>
+            <w:tcW w:type="dxa" w:w="1560"/>
+          </w:tcPr>
+          <w:p>
+            <w:pPr>
+              <w:spacing w:after="60"/>
+            </w:pPr>
+            <w:r>
+              <w:rPr>
+                <w:rFonts w:ascii="Times New Roman" w:hAnsi="Times New Roman"/>
+                <w:color w:val="000000"/>
+                <w:sz w:val="20"/>
+              </w:rPr>
+              <w:t>--------------------:</w:t>
             </w:r>
           </w:p>
         </w:tc>
@@ -2664,7 +2614,7 @@
                 <w:color w:val="000000"/>
                 <w:sz w:val="20"/>
               </w:rPr>
-              <w:t>8.0 (8.0-8.0)</w:t>
+              <w:t>8.0 (single value)</w:t>
             </w:r>
           </w:p>
         </w:tc>
@@ -2701,7 +2651,7 @@
                 <w:color w:val="000000"/>
                 <w:sz w:val="20"/>
               </w:rPr>
-              <w:t>6.0 (6.0-6.0)</w:t>
+              <w:t>6.0 (single value)</w:t>
             </w:r>
           </w:p>
         </w:tc>
@@ -2725,7 +2675,7 @@
           <w:rFonts w:ascii="Times New Roman" w:hAnsi="Times New Roman"/>
           <w:color w:val="000000"/>
         </w:rPr>
-        <w:t>Assumption checks did not support parametric comparisons. Practice scores differed significantly across maternal education groups in the primary unadjusted comparison (H = 10.1562, p = 0.0379, epsilon-squared = 0.0853). The omnibus knowledge comparison was not significant (H = 8.0427, p = 0.0900, epsilon-squared = 0.0676). A conservative exploratory Holm sensitivity correction gave an adjusted practice p-value of 0.0758. A significant result for one outcome and a non-significant result for another does not establish that their associations differ (Table 5).</w:t>
+        <w:t>Assumption checks did not support parametric comparisons. Practice scores differed significantly across maternal education groups in the primary unadjusted comparison (H = 10.1562, p = 0.0379, epsilon-squared = 0.0853). The omnibus knowledge comparison was not significant (H = 8.0427, p = 0.0900, epsilon-squared = 0.0676). A conservative exploratory Holm sensitivity correction gave an adjusted practice p-value of 0.0758. A significant result for one outcome and a non-significant result for another does not establish that their associations differ (Table 4).</w:t>
       </w:r>
     </w:p>
     <w:tbl>
@@ -3101,7 +3051,7 @@
           <w:rFonts w:ascii="Times New Roman" w:hAnsi="Times New Roman"/>
           <w:color w:val="000000"/>
         </w:rPr>
-        <w:t>Pearson complete-case correlations were positive for age with knowledge (r = 0.314, p = 0.0005), age with practice (r = 0.267, p = 0.0032), and knowledge with practice (r = 0.317, p = 0.0004). Family size correlated negatively with knowledge (r = -0.201, p = 0.0279). Household and per-capita income were not significantly correlated with either score. These secondary analyses were exploratory because multiple correlations were tested without adjustment. Total-score correlations were not interpreted because total score is mathematically derived from knowledge and practice (Table 6; Figure 4).</w:t>
+        <w:t>Pearson complete-case correlations were positive for age with knowledge (r = 0.314, p = 0.0005), age with practice (r = 0.267, p = 0.0032), and knowledge with practice (r = 0.317, p = 0.0004). Family size correlated negatively with knowledge (r = -0.201, p = 0.0279). Household and per-capita income were not significantly correlated with either score. These secondary analyses were exploratory because multiple correlations were tested without adjustment. Total-score correlations were not interpreted because total score is mathematically derived from knowledge and practice (Table 5; Figure 4).</w:t>
       </w:r>
     </w:p>
     <w:tbl>
@@ -3909,7 +3859,7 @@
           <w:rFonts w:ascii="Times New Roman" w:hAnsi="Times New Roman"/>
           <w:color w:val="000000"/>
         </w:rPr>
-        <w:t>Excluding the sole participant in maternal education category 5 left knowledge non-significant (H = 6.3719, p = 0.0949, epsilon-squared = 0.0540), while unadjusted practice remained below 0.05 (H = 9.7515, p = 0.0208, epsilon-squared = 0.0826). Restriction to 115 participants with complete responses on all seven practice items produced H = 8.6488, p = 0.0705, and epsilon-squared = 0.0759, indicating that the statistically significant primary practice result was sensitive to the archived missing-as-zero rule. Ordinal education correlated positively with knowledge (rho = 0.2023, p = 0.0267) and practice (rho = 0.2684, p = 0.0030), but these exploratory trends were not multiplicity-adjusted. Age differed among education groups (H = 10.6913, p = 0.0303), leaving plausible confounding.</w:t>
+        <w:t>Excluding the sole participant in maternal education category 5 left knowledge non-significant (H = 6.3719, p = 0.0949, epsilon-squared = 0.0540), while unadjusted practice remained below 0.05 (H = 9.7515, p = 0.0208, epsilon-squared = 0.0826). Restriction to 115 participants with complete responses on all seven practice items produced H = 8.6488, p = 0.0705, and epsilon-squared = 0.0759, indicating that the statistically significant primary practice result was sensitive to the prespecified missing-as-zero rule. Ordinal education correlated positively with knowledge (rho = 0.2023, p = 0.0267) and practice (rho = 0.2684, p = 0.0030), but these exploratory trends were not multiplicity-adjusted. Age differed among education groups (H = 10.6913, p = 0.0303), leaving plausible confounding.</w:t>
       </w:r>
     </w:p>
     <w:p>
@@ -3921,7 +3871,7 @@
           <w:rFonts w:ascii="Times New Roman" w:hAnsi="Times New Roman"/>
           <w:color w:val="000000"/>
         </w:rPr>
-        <w:t>Spearman analyses retained positive associations between age and knowledge (rho = 0.3710, p &lt; 0.001) and between knowledge and practice (rho = 0.3650, p &lt; 0.001). Unlike Pearson analysis, Spearman analysis showed a weak positive income-knowledge association (rho = 0.2160, p = 0.0178); income-practice remained non-significant (rho = 0.0544, p = 0.5550). Using the archived pathological-response key yielded a mean knowledge score of 5.82 and a non-significant omnibus comparison (H = 5.8669, p = 0.2093, epsilon-squared = 0.0493) (Table 7).</w:t>
+        <w:t>Spearman analyses retained positive associations between age and knowledge (rho = 0.3710, p &lt; 0.001) and between knowledge and practice (rho = 0.3650, p &lt; 0.001). Unlike Pearson analysis, Spearman analysis showed a weak positive income-knowledge association (rho = 0.2160, p = 0.0178); income-practice remained non-significant (rho = 0.0544, p = 0.5550). Using the original pathological-response key yielded a mean knowledge score of 5.82 and a non-significant omnibus comparison (H = 5.8669, p = 0.2093, epsilon-squared = 0.0493) (Table 6).</w:t>
       </w:r>
     </w:p>
     <w:tbl>
@@ -4325,7 +4275,7 @@
                 <w:color w:val="000000"/>
                 <w:sz w:val="20"/>
               </w:rPr>
-              <w:t>Archived pathological-response scoring key</w:t>
+              <w:t>Original pathological-response scoring key</w:t>
             </w:r>
           </w:p>
         </w:tc>
@@ -4881,7 +4831,7 @@
           <w:rFonts w:ascii="Times New Roman" w:hAnsi="Times New Roman"/>
           <w:color w:val="000000"/>
         </w:rPr>
-        <w:t>Practice scores differed significantly across maternal education groups in the primary unadjusted analysis; the knowledge comparison was not significant. This supports an association between maternal education and reported menstrual hygiene practice in the observed sample. Conservative multiplicity and complete-response sensitivity analyses attenuated the evidence. No formal test compared the strengths of the knowledge and practice associations. Household routines, product access, supervision, and age may contribute, but this unadjusted analysis cannot distinguish their effects.</w:t>
+        <w:t>Practice scores differed significantly across maternal education groups in the primary unadjusted analysis; the knowledge comparison was not significant. This suggests a possible association between maternal education and reported menstrual hygiene practice in the observed sample. Conservative multiplicity and complete-response sensitivity analyses attenuated the evidence. No formal test compared the strengths of the knowledge and practice associations. Household routines, product access, supervision, and age may contribute, but this unadjusted analysis cannot distinguish their effects.</w:t>
       </w:r>
     </w:p>
     <w:p>
@@ -4901,7 +4851,7 @@
         <w:pStyle w:val="Heading3"/>
       </w:pPr>
       <w:r>
-        <w:t>6.1 Comparative review methods</w:t>
+        <w:t>6.1 Comparison with published studies</w:t>
       </w:r>
     </w:p>
     <w:p>
@@ -4913,771 +4863,7 @@
           <w:rFonts w:ascii="Times New Roman" w:hAnsi="Times New Roman"/>
           <w:color w:val="000000"/>
         </w:rPr>
-        <w:t>A structured comparative review searched PubMed and OpenAlex for primary studies of adolescent menstrual-hygiene knowledge, practice, maternal or parental education, and enabling resources. Pakistan was prioritized, followed by other South Asian settings and one Ethiopian study with directly comparable adjusted maternal-education models. DOI identity was checked through Crossref and the DOI Handle service. The final set comprised 12 primary studies: five from Pakistan, six from other South Asian settings, and one from Ethiopia. Eleven were reviewed in full text; one Nepal study was limited to its publisher abstract because its PDF was unavailable. Heterogeneous instruments, thresholds, populations, and definitions of good knowledge or practice precluded pooling or direct ranking of nominal percentages.</w:t>
-      </w:r>
-    </w:p>
-    <w:p>
-      <w:pPr>
-        <w:pStyle w:val="Heading3"/>
-      </w:pPr>
-      <w:r>
-        <w:t>6.2 Comparison with published studies</w:t>
-      </w:r>
-    </w:p>
-    <w:tbl>
-      <w:tblPr>
-        <w:tblStyle w:val="TableGrid"/>
-        <w:tblW w:type="auto" w:w="0"/>
-        <w:tblLook w:firstColumn="1" w:firstRow="1" w:lastColumn="0" w:lastRow="0" w:noHBand="0" w:noVBand="1" w:val="04A0"/>
-      </w:tblPr>
-      <w:tblGrid>
-        <w:gridCol w:w="3120"/>
-        <w:gridCol w:w="3120"/>
-        <w:gridCol w:w="3120"/>
-      </w:tblGrid>
-      <w:tr>
-        <w:tc>
-          <w:tcPr>
-            <w:tcW w:type="dxa" w:w="3120"/>
-          </w:tcPr>
-          <w:p>
-            <w:pPr>
-              <w:spacing w:after="60"/>
-            </w:pPr>
-            <w:r>
-              <w:rPr>
-                <w:rFonts w:ascii="Times New Roman" w:hAnsi="Times New Roman"/>
-                <w:b/>
-                <w:color w:val="000000"/>
-                <w:sz w:val="20"/>
-              </w:rPr>
-              <w:t>Study</w:t>
-            </w:r>
-          </w:p>
-        </w:tc>
-        <w:tc>
-          <w:tcPr>
-            <w:tcW w:type="dxa" w:w="3120"/>
-          </w:tcPr>
-          <w:p>
-            <w:pPr>
-              <w:spacing w:after="60"/>
-            </w:pPr>
-            <w:r>
-              <w:rPr>
-                <w:rFonts w:ascii="Times New Roman" w:hAnsi="Times New Roman"/>
-                <w:b/>
-                <w:color w:val="000000"/>
-                <w:sz w:val="20"/>
-              </w:rPr>
-              <w:t>Main comparable finding</w:t>
-            </w:r>
-          </w:p>
-        </w:tc>
-        <w:tc>
-          <w:tcPr>
-            <w:tcW w:type="dxa" w:w="3120"/>
-          </w:tcPr>
-          <w:p>
-            <w:pPr>
-              <w:spacing w:after="60"/>
-            </w:pPr>
-            <w:r>
-              <w:rPr>
-                <w:rFonts w:ascii="Times New Roman" w:hAnsi="Times New Roman"/>
-                <w:b/>
-                <w:color w:val="000000"/>
-                <w:sz w:val="20"/>
-              </w:rPr>
-              <w:t>Relationship to the present study</w:t>
-            </w:r>
-          </w:p>
-        </w:tc>
-      </w:tr>
-      <w:tr>
-        <w:tc>
-          <w:tcPr>
-            <w:tcW w:type="dxa" w:w="3120"/>
-          </w:tcPr>
-          <w:p>
-            <w:pPr>
-              <w:spacing w:after="60"/>
-            </w:pPr>
-            <w:r>
-              <w:rPr>
-                <w:rFonts w:ascii="Times New Roman" w:hAnsi="Times New Roman"/>
-                <w:color w:val="000000"/>
-                <w:sz w:val="20"/>
-              </w:rPr>
-              <w:t>Wasan et al., rural Sindh [11]</w:t>
-            </w:r>
-          </w:p>
-        </w:tc>
-        <w:tc>
-          <w:tcPr>
-            <w:tcW w:type="dxa" w:w="3120"/>
-          </w:tcPr>
-          <w:p>
-            <w:pPr>
-              <w:spacing w:after="60"/>
-            </w:pPr>
-            <w:r>
-              <w:rPr>
-                <w:rFonts w:ascii="Times New Roman" w:hAnsi="Times New Roman"/>
-                <w:color w:val="000000"/>
-                <w:sz w:val="20"/>
-              </w:rPr>
-              <w:t>Only 25% of 25,305 participants used materials classified as appropriate; no participant education versus higher secondary/university predicted inappropriate material use (OR 3.90, 95% CI 3.36-4.52).</w:t>
-            </w:r>
-          </w:p>
-        </w:tc>
-        <w:tc>
-          <w:tcPr>
-            <w:tcW w:type="dxa" w:w="3120"/>
-          </w:tcPr>
-          <w:p>
-            <w:pPr>
-              <w:spacing w:after="60"/>
-            </w:pPr>
-            <w:r>
-              <w:rPr>
-                <w:rFonts w:ascii="Times New Roman" w:hAnsi="Times New Roman"/>
-                <w:color w:val="000000"/>
-                <w:sz w:val="20"/>
-              </w:rPr>
-              <w:t>Supports an education-practice pathway and a strong role for material access, but measured the participant's education rather than maternal education.</w:t>
-            </w:r>
-          </w:p>
-        </w:tc>
-      </w:tr>
-      <w:tr>
-        <w:tc>
-          <w:tcPr>
-            <w:tcW w:type="dxa" w:w="3120"/>
-          </w:tcPr>
-          <w:p>
-            <w:pPr>
-              <w:spacing w:after="60"/>
-            </w:pPr>
-            <w:r>
-              <w:rPr>
-                <w:rFonts w:ascii="Times New Roman" w:hAnsi="Times New Roman"/>
-                <w:color w:val="000000"/>
-                <w:sz w:val="20"/>
-              </w:rPr>
-              <w:t>Aziz et al., Khairpur, Sindh [12]</w:t>
-            </w:r>
-          </w:p>
-        </w:tc>
-        <w:tc>
-          <w:tcPr>
-            <w:tcW w:type="dxa" w:w="3120"/>
-          </w:tcPr>
-          <w:p>
-            <w:pPr>
-              <w:spacing w:after="60"/>
-            </w:pPr>
-            <w:r>
-              <w:rPr>
-                <w:rFonts w:ascii="Times New Roman" w:hAnsi="Times New Roman"/>
-                <w:color w:val="000000"/>
-                <w:sz w:val="20"/>
-              </w:rPr>
-              <w:t>Satisfactory knowledge was 69.8% in the urban school and 38.4% in the rural school; good practice was 71.1% and 11.9%, respectively. Mothers were the main information source in both groups.</w:t>
-            </w:r>
-          </w:p>
-        </w:tc>
-        <w:tc>
-          <w:tcPr>
-            <w:tcW w:type="dxa" w:w="3120"/>
-          </w:tcPr>
-          <w:p>
-            <w:pPr>
-              <w:spacing w:after="60"/>
-            </w:pPr>
-            <w:r>
-              <w:rPr>
-                <w:rFonts w:ascii="Times New Roman" w:hAnsi="Times New Roman"/>
-                <w:color w:val="000000"/>
-                <w:sz w:val="20"/>
-              </w:rPr>
-              <w:t>Demonstrates major contextual variation within Pakistan but did not test maternal education against outcomes.</w:t>
-            </w:r>
-          </w:p>
-        </w:tc>
-      </w:tr>
-      <w:tr>
-        <w:tc>
-          <w:tcPr>
-            <w:tcW w:type="dxa" w:w="3120"/>
-          </w:tcPr>
-          <w:p>
-            <w:pPr>
-              <w:spacing w:after="60"/>
-            </w:pPr>
-            <w:r>
-              <w:rPr>
-                <w:rFonts w:ascii="Times New Roman" w:hAnsi="Times New Roman"/>
-                <w:color w:val="000000"/>
-                <w:sz w:val="20"/>
-              </w:rPr>
-              <w:t>Shah et al., Ghizer, Pakistan [13]</w:t>
-            </w:r>
-          </w:p>
-        </w:tc>
-        <w:tc>
-          <w:tcPr>
-            <w:tcW w:type="dxa" w:w="3120"/>
-          </w:tcPr>
-          <w:p>
-            <w:pPr>
-              <w:spacing w:after="60"/>
-            </w:pPr>
-            <w:r>
-              <w:rPr>
-                <w:rFonts w:ascii="Times New Roman" w:hAnsi="Times New Roman"/>
-                <w:color w:val="000000"/>
-                <w:sz w:val="20"/>
-              </w:rPr>
-              <w:t>Among 300 girls, 51.7% lacked awareness at menarche, 47.7% used reusable cloth/towels, and 30.7% used disposable pads; 65.3% of mothers had no education.</w:t>
-            </w:r>
-          </w:p>
-        </w:tc>
-        <w:tc>
-          <w:tcPr>
-            <w:tcW w:type="dxa" w:w="3120"/>
-          </w:tcPr>
-          <w:p>
-            <w:pPr>
-              <w:spacing w:after="60"/>
-            </w:pPr>
-            <w:r>
-              <w:rPr>
-                <w:rFonts w:ascii="Times New Roman" w:hAnsi="Times New Roman"/>
-                <w:color w:val="000000"/>
-                <w:sz w:val="20"/>
-              </w:rPr>
-              <w:t>Supports a maternal information pathway, but maternal education was discussed rather than statistically tested.</w:t>
-            </w:r>
-          </w:p>
-        </w:tc>
-      </w:tr>
-      <w:tr>
-        <w:tc>
-          <w:tcPr>
-            <w:tcW w:type="dxa" w:w="3120"/>
-          </w:tcPr>
-          <w:p>
-            <w:pPr>
-              <w:spacing w:after="60"/>
-            </w:pPr>
-            <w:r>
-              <w:rPr>
-                <w:rFonts w:ascii="Times New Roman" w:hAnsi="Times New Roman"/>
-                <w:color w:val="000000"/>
-                <w:sz w:val="20"/>
-              </w:rPr>
-              <w:t>Michael et al., Quetta, Pakistan [14]</w:t>
-            </w:r>
-          </w:p>
-        </w:tc>
-        <w:tc>
-          <w:tcPr>
-            <w:tcW w:type="dxa" w:w="3120"/>
-          </w:tcPr>
-          <w:p>
-            <w:pPr>
-              <w:spacing w:after="60"/>
-            </w:pPr>
-            <w:r>
-              <w:rPr>
-                <w:rFonts w:ascii="Times New Roman" w:hAnsi="Times New Roman"/>
-                <w:color w:val="000000"/>
-                <w:sz w:val="20"/>
-              </w:rPr>
-              <w:t>Mothers were the main information source for 67%; 77.7% had received no school menstrual-education session; 68.7% used commercial pads.</w:t>
-            </w:r>
-          </w:p>
-        </w:tc>
-        <w:tc>
-          <w:tcPr>
-            <w:tcW w:type="dxa" w:w="3120"/>
-          </w:tcPr>
-          <w:p>
-            <w:pPr>
-              <w:spacing w:after="60"/>
-            </w:pPr>
-            <w:r>
-              <w:rPr>
-                <w:rFonts w:ascii="Times New Roman" w:hAnsi="Times New Roman"/>
-                <w:color w:val="000000"/>
-                <w:sz w:val="20"/>
-              </w:rPr>
-              <w:t>Reinforces reliance on maternal information while showing that knowledge and product use can diverge.</w:t>
-            </w:r>
-          </w:p>
-        </w:tc>
-      </w:tr>
-      <w:tr>
-        <w:tc>
-          <w:tcPr>
-            <w:tcW w:type="dxa" w:w="3120"/>
-          </w:tcPr>
-          <w:p>
-            <w:pPr>
-              <w:spacing w:after="60"/>
-            </w:pPr>
-            <w:r>
-              <w:rPr>
-                <w:rFonts w:ascii="Times New Roman" w:hAnsi="Times New Roman"/>
-                <w:color w:val="000000"/>
-                <w:sz w:val="20"/>
-              </w:rPr>
-              <w:t>Afzaal et al., rural Lahore [15]</w:t>
-            </w:r>
-          </w:p>
-        </w:tc>
-        <w:tc>
-          <w:tcPr>
-            <w:tcW w:type="dxa" w:w="3120"/>
-          </w:tcPr>
-          <w:p>
-            <w:pPr>
-              <w:spacing w:after="60"/>
-            </w:pPr>
-            <w:r>
-              <w:rPr>
-                <w:rFonts w:ascii="Times New Roman" w:hAnsi="Times New Roman"/>
-                <w:color w:val="000000"/>
-                <w:sz w:val="20"/>
-              </w:rPr>
-              <w:t>Knowledge and practice were positively correlated (r = 0.649, p &lt; 0.001).</w:t>
-            </w:r>
-          </w:p>
-        </w:tc>
-        <w:tc>
-          <w:tcPr>
-            <w:tcW w:type="dxa" w:w="3120"/>
-          </w:tcPr>
-          <w:p>
-            <w:pPr>
-              <w:spacing w:after="60"/>
-            </w:pPr>
-            <w:r>
-              <w:rPr>
-                <w:rFonts w:ascii="Times New Roman" w:hAnsi="Times New Roman"/>
-                <w:color w:val="000000"/>
-                <w:sz w:val="20"/>
-              </w:rPr>
-              <w:t>The closest geographic comparator agrees with the present positive knowledge-practice correlation, but did not report a maternal-education association.</w:t>
-            </w:r>
-          </w:p>
-        </w:tc>
-      </w:tr>
-      <w:tr>
-        <w:tc>
-          <w:tcPr>
-            <w:tcW w:type="dxa" w:w="3120"/>
-          </w:tcPr>
-          <w:p>
-            <w:pPr>
-              <w:spacing w:after="60"/>
-            </w:pPr>
-            <w:r>
-              <w:rPr>
-                <w:rFonts w:ascii="Times New Roman" w:hAnsi="Times New Roman"/>
-                <w:color w:val="000000"/>
-                <w:sz w:val="20"/>
-              </w:rPr>
-              <w:t>Dasgupta and Sarkar, rural India [16]</w:t>
-            </w:r>
-          </w:p>
-        </w:tc>
-        <w:tc>
-          <w:tcPr>
-            <w:tcW w:type="dxa" w:w="3120"/>
-          </w:tcPr>
-          <w:p>
-            <w:pPr>
-              <w:spacing w:after="60"/>
-            </w:pPr>
-            <w:r>
-              <w:rPr>
-                <w:rFonts w:ascii="Times New Roman" w:hAnsi="Times New Roman"/>
-                <w:color w:val="000000"/>
-                <w:sz w:val="20"/>
-              </w:rPr>
-              <w:t>Although 48.75% knew sanitary pads were appropriate, only 11.25% used them.</w:t>
-            </w:r>
-          </w:p>
-        </w:tc>
-        <w:tc>
-          <w:tcPr>
-            <w:tcW w:type="dxa" w:w="3120"/>
-          </w:tcPr>
-          <w:p>
-            <w:pPr>
-              <w:spacing w:after="60"/>
-            </w:pPr>
-            <w:r>
-              <w:rPr>
-                <w:rFonts w:ascii="Times New Roman" w:hAnsi="Times New Roman"/>
-                <w:color w:val="000000"/>
-                <w:sz w:val="20"/>
-              </w:rPr>
-              <w:t>Shows that knowledge does not ensure practice.</w:t>
-            </w:r>
-          </w:p>
-        </w:tc>
-      </w:tr>
-      <w:tr>
-        <w:tc>
-          <w:tcPr>
-            <w:tcW w:type="dxa" w:w="3120"/>
-          </w:tcPr>
-          <w:p>
-            <w:pPr>
-              <w:spacing w:after="60"/>
-            </w:pPr>
-            <w:r>
-              <w:rPr>
-                <w:rFonts w:ascii="Times New Roman" w:hAnsi="Times New Roman"/>
-                <w:color w:val="000000"/>
-                <w:sz w:val="20"/>
-              </w:rPr>
-              <w:t>Kansal et al., rural India [17]</w:t>
-            </w:r>
-          </w:p>
-        </w:tc>
-        <w:tc>
-          <w:tcPr>
-            <w:tcW w:type="dxa" w:w="3120"/>
-          </w:tcPr>
-          <w:p>
-            <w:pPr>
-              <w:spacing w:after="60"/>
-            </w:pPr>
-            <w:r>
-              <w:rPr>
-                <w:rFonts w:ascii="Times New Roman" w:hAnsi="Times New Roman"/>
-                <w:color w:val="000000"/>
-                <w:sz w:val="20"/>
-              </w:rPr>
-              <w:t>Girls with literate mothers used pads more often than girls with illiterate mothers (62% vs 13%); the association was significant.</w:t>
-            </w:r>
-          </w:p>
-        </w:tc>
-        <w:tc>
-          <w:tcPr>
-            <w:tcW w:type="dxa" w:w="3120"/>
-          </w:tcPr>
-          <w:p>
-            <w:pPr>
-              <w:spacing w:after="60"/>
-            </w:pPr>
-            <w:r>
-              <w:rPr>
-                <w:rFonts w:ascii="Times New Roman" w:hAnsi="Times New Roman"/>
-                <w:color w:val="000000"/>
-                <w:sz w:val="20"/>
-              </w:rPr>
-              <w:t>Directly agrees with the direction of the present maternal-education/practice finding, although hygiene definitions differed.</w:t>
-            </w:r>
-          </w:p>
-        </w:tc>
-      </w:tr>
-      <w:tr>
-        <w:tc>
-          <w:tcPr>
-            <w:tcW w:type="dxa" w:w="3120"/>
-          </w:tcPr>
-          <w:p>
-            <w:pPr>
-              <w:spacing w:after="60"/>
-            </w:pPr>
-            <w:r>
-              <w:rPr>
-                <w:rFonts w:ascii="Times New Roman" w:hAnsi="Times New Roman"/>
-                <w:color w:val="000000"/>
-                <w:sz w:val="20"/>
-              </w:rPr>
-              <w:t>Yadav et al., Nepal [18]</w:t>
-            </w:r>
-          </w:p>
-        </w:tc>
-        <w:tc>
-          <w:tcPr>
-            <w:tcW w:type="dxa" w:w="3120"/>
-          </w:tcPr>
-          <w:p>
-            <w:pPr>
-              <w:spacing w:after="60"/>
-            </w:pPr>
-            <w:r>
-              <w:rPr>
-                <w:rFonts w:ascii="Times New Roman" w:hAnsi="Times New Roman"/>
-                <w:color w:val="000000"/>
-                <w:sz w:val="20"/>
-              </w:rPr>
-              <w:t>Most respondents had fair or good knowledge, but only 40% of girls met the study's good-practice definition.</w:t>
-            </w:r>
-          </w:p>
-        </w:tc>
-        <w:tc>
-          <w:tcPr>
-            <w:tcW w:type="dxa" w:w="3120"/>
-          </w:tcPr>
-          <w:p>
-            <w:pPr>
-              <w:spacing w:after="60"/>
-            </w:pPr>
-            <w:r>
-              <w:rPr>
-                <w:rFonts w:ascii="Times New Roman" w:hAnsi="Times New Roman"/>
-                <w:color w:val="000000"/>
-                <w:sz w:val="20"/>
-              </w:rPr>
-              <w:t>Supports separate assessment of knowledge and practice.</w:t>
-            </w:r>
-          </w:p>
-        </w:tc>
-      </w:tr>
-      <w:tr>
-        <w:tc>
-          <w:tcPr>
-            <w:tcW w:type="dxa" w:w="3120"/>
-          </w:tcPr>
-          <w:p>
-            <w:pPr>
-              <w:spacing w:after="60"/>
-            </w:pPr>
-            <w:r>
-              <w:rPr>
-                <w:rFonts w:ascii="Times New Roman" w:hAnsi="Times New Roman"/>
-                <w:color w:val="000000"/>
-                <w:sz w:val="20"/>
-              </w:rPr>
-              <w:t>Bhusal, Nepal [7]</w:t>
-            </w:r>
-          </w:p>
-        </w:tc>
-        <w:tc>
-          <w:tcPr>
-            <w:tcW w:type="dxa" w:w="3120"/>
-          </w:tcPr>
-          <w:p>
-            <w:pPr>
-              <w:spacing w:after="60"/>
-            </w:pPr>
-            <w:r>
-              <w:rPr>
-                <w:rFonts w:ascii="Times New Roman" w:hAnsi="Times New Roman"/>
-                <w:color w:val="000000"/>
-                <w:sz w:val="20"/>
-              </w:rPr>
-              <w:t>Literate mothers were associated with lower adjusted odds of good practice (AOR 0.52, 95% CI 0.30-0.88), while literate fathers had higher odds.</w:t>
-            </w:r>
-          </w:p>
-        </w:tc>
-        <w:tc>
-          <w:tcPr>
-            <w:tcW w:type="dxa" w:w="3120"/>
-          </w:tcPr>
-          <w:p>
-            <w:pPr>
-              <w:spacing w:after="60"/>
-            </w:pPr>
-            <w:r>
-              <w:rPr>
-                <w:rFonts w:ascii="Times New Roman" w:hAnsi="Times New Roman"/>
-                <w:color w:val="000000"/>
-                <w:sz w:val="20"/>
-              </w:rPr>
-              <w:t>Contradicts the expected direction and shows that maternal education is not a universal stand-alone proxy for a supportive menstrual environment.</w:t>
-            </w:r>
-          </w:p>
-        </w:tc>
-      </w:tr>
-      <w:tr>
-        <w:tc>
-          <w:tcPr>
-            <w:tcW w:type="dxa" w:w="3120"/>
-          </w:tcPr>
-          <w:p>
-            <w:pPr>
-              <w:spacing w:after="60"/>
-            </w:pPr>
-            <w:r>
-              <w:rPr>
-                <w:rFonts w:ascii="Times New Roman" w:hAnsi="Times New Roman"/>
-                <w:color w:val="000000"/>
-                <w:sz w:val="20"/>
-              </w:rPr>
-              <w:t>Haque et al., Bangladesh [19]</w:t>
-            </w:r>
-          </w:p>
-        </w:tc>
-        <w:tc>
-          <w:tcPr>
-            <w:tcW w:type="dxa" w:w="3120"/>
-          </w:tcPr>
-          <w:p>
-            <w:pPr>
-              <w:spacing w:after="60"/>
-            </w:pPr>
-            <w:r>
-              <w:rPr>
-                <w:rFonts w:ascii="Times New Roman" w:hAnsi="Times New Roman"/>
-                <w:color w:val="000000"/>
-                <w:sz w:val="20"/>
-              </w:rPr>
-              <w:t>After an uncontrolled six-month school intervention, high knowledge increased from 51.0% to 82.4% and good practice from 28.8% to 88.9%.</w:t>
-            </w:r>
-          </w:p>
-        </w:tc>
-        <w:tc>
-          <w:tcPr>
-            <w:tcW w:type="dxa" w:w="3120"/>
-          </w:tcPr>
-          <w:p>
-            <w:pPr>
-              <w:spacing w:after="60"/>
-            </w:pPr>
-            <w:r>
-              <w:rPr>
-                <w:rFonts w:ascii="Times New Roman" w:hAnsi="Times New Roman"/>
-                <w:color w:val="000000"/>
-                <w:sz w:val="20"/>
-              </w:rPr>
-              <w:t>Supports intervention feasibility, but the design cannot establish that education alone caused or sustained the changes.</w:t>
-            </w:r>
-          </w:p>
-        </w:tc>
-      </w:tr>
-      <w:tr>
-        <w:tc>
-          <w:tcPr>
-            <w:tcW w:type="dxa" w:w="3120"/>
-          </w:tcPr>
-          <w:p>
-            <w:pPr>
-              <w:spacing w:after="60"/>
-            </w:pPr>
-            <w:r>
-              <w:rPr>
-                <w:rFonts w:ascii="Times New Roman" w:hAnsi="Times New Roman"/>
-                <w:color w:val="000000"/>
-                <w:sz w:val="20"/>
-              </w:rPr>
-              <w:t>Alam et al., Bangladesh [20]</w:t>
-            </w:r>
-          </w:p>
-        </w:tc>
-        <w:tc>
-          <w:tcPr>
-            <w:tcW w:type="dxa" w:w="3120"/>
-          </w:tcPr>
-          <w:p>
-            <w:pPr>
-              <w:spacing w:after="60"/>
-            </w:pPr>
-            <w:r>
-              <w:rPr>
-                <w:rFonts w:ascii="Times New Roman" w:hAnsi="Times New Roman"/>
-                <w:color w:val="000000"/>
-                <w:sz w:val="20"/>
-              </w:rPr>
-              <w:t>Accessible girls' toilets were associated with less menstrual-related absence (adjusted prevalence difference -5.4 percentage points, 95% CI -10 to -1.6); restrictions were associated with more absence.</w:t>
-            </w:r>
-          </w:p>
-        </w:tc>
-        <w:tc>
-          <w:tcPr>
-            <w:tcW w:type="dxa" w:w="3120"/>
-          </w:tcPr>
-          <w:p>
-            <w:pPr>
-              <w:spacing w:after="60"/>
-            </w:pPr>
-            <w:r>
-              <w:rPr>
-                <w:rFonts w:ascii="Times New Roman" w:hAnsi="Times New Roman"/>
-                <w:color w:val="000000"/>
-                <w:sz w:val="20"/>
-              </w:rPr>
-              <w:t>Shows that facilities and social rules can shape behavior independently of knowledge or maternal schooling.</w:t>
-            </w:r>
-          </w:p>
-        </w:tc>
-      </w:tr>
-      <w:tr>
-        <w:tc>
-          <w:tcPr>
-            <w:tcW w:type="dxa" w:w="3120"/>
-          </w:tcPr>
-          <w:p>
-            <w:pPr>
-              <w:spacing w:after="60"/>
-            </w:pPr>
-            <w:r>
-              <w:rPr>
-                <w:rFonts w:ascii="Times New Roman" w:hAnsi="Times New Roman"/>
-                <w:color w:val="000000"/>
-                <w:sz w:val="20"/>
-              </w:rPr>
-              <w:t>Upashe et al., Ethiopia [21]</w:t>
-            </w:r>
-          </w:p>
-        </w:tc>
-        <w:tc>
-          <w:tcPr>
-            <w:tcW w:type="dxa" w:w="3120"/>
-          </w:tcPr>
-          <w:p>
-            <w:pPr>
-              <w:spacing w:after="60"/>
-            </w:pPr>
-            <w:r>
-              <w:rPr>
-                <w:rFonts w:ascii="Times New Roman" w:hAnsi="Times New Roman"/>
-                <w:color w:val="000000"/>
-                <w:sz w:val="20"/>
-              </w:rPr>
-              <w:t>Maternal secondary-or-higher education predicted good knowledge (AOR 1.51, 95% CI 1.02-2.22) and good practice (AOR 2.03, 95% CI 1.38-2.97).</w:t>
-            </w:r>
-          </w:p>
-        </w:tc>
-        <w:tc>
-          <w:tcPr>
-            <w:tcW w:type="dxa" w:w="3120"/>
-          </w:tcPr>
-          <w:p>
-            <w:pPr>
-              <w:spacing w:after="60"/>
-            </w:pPr>
-            <w:r>
-              <w:rPr>
-                <w:rFonts w:ascii="Times New Roman" w:hAnsi="Times New Roman"/>
-                <w:color w:val="000000"/>
-                <w:sz w:val="20"/>
-              </w:rPr>
-              <w:t>Agrees with the present practice association but differs by also finding a knowledge association.</w:t>
-            </w:r>
-          </w:p>
-        </w:tc>
-      </w:tr>
-    </w:tbl>
-    <w:p/>
-    <w:p>
-      <w:pPr>
-        <w:jc w:val="left"/>
-      </w:pPr>
-      <w:r>
-        <w:rPr>
-          <w:rFonts w:ascii="Times New Roman" w:hAnsi="Times New Roman"/>
-          <w:color w:val="000000"/>
-        </w:rPr>
-        <w:t>The direction of the statistically significant unadjusted practice finding agrees with Kansal et al. and Upashe et al., whereas Bhusal reported an inverse adjusted association [7,17,21]. The non-significant knowledge comparison also differs from Upashe et al. [21]. Direct numerical comparisons are inappropriate because outcome definitions, age ranges, education coding, adjustment, and contexts differed. This study used continuous bounded scores and unadjusted comparisons; several comparators used study-specific binary thresholds and multivariable logistic regression.</w:t>
+        <w:t>Published Pakistani studies show marked contextual variation. In rural Sindh, only 25% of 25,305 participants used appropriate menstrual materials, and no education was associated with inappropriate use compared with higher secondary or university education (OR 3.90, 95% CI 3.36-4.52) [11]. In Khairpur, satisfactory knowledge was reported by 69.8% of urban and 38.4% of rural participants, while good practice was reported by 71.1% and 11.9%, respectively [12]. Mothers were prominent information sources in Ghizer and Quetta, where limited premenarcheal awareness and school-based education coexisted with variable product use [13,14]. The positive knowledge-practice correlation reported in Lahore (r = 0.649, p &lt; 0.001) agrees with the direction observed here [15], but these Pakistani studies did not establish an independent effect of maternal education.</w:t>
       </w:r>
     </w:p>
     <w:p>
@@ -5689,7 +4875,7 @@
           <w:rFonts w:ascii="Times New Roman" w:hAnsi="Times New Roman"/>
           <w:color w:val="000000"/>
         </w:rPr>
-        <w:t>Pakistani studies identify mothers as important information sources [12-14] but generally do not estimate whether maternal education independently predicts outcomes. The present local comparison does not assume that frequent maternal communication guarantees accurate information. Its positive knowledge-practice correlation is consistent with the rural Lahore study [15], while Nepalese and Indian evidence shows that adequate knowledge may coexist with weaker practice [16,18]. Product cost, household resources, privacy, sanitation, school facilities, and restrictions can shape behavior independently of knowledge or maternal schooling [11,20]. Maternal education could therefore act through communication, purchasing power, supervision, and household norms rather than education alone.</w:t>
+        <w:t>Other South Asian evidence confirms that knowledge and practice may diverge. In rural India, 48.75% knew that pads were appropriate but only 11.25% used them [16]. Kumar et al. found greater pad use among girls with literate mothers than among those with illiterate mothers (62% versus 13%) [17]. In Nepal, most participants in the Yadav study had fair or good knowledge, but only 40% met its good-practice definition [18].</w:t>
       </w:r>
     </w:p>
     <w:p>
@@ -5701,7 +4887,7 @@
           <w:rFonts w:ascii="Times New Roman" w:hAnsi="Times New Roman"/>
           <w:color w:val="000000"/>
         </w:rPr>
-        <w:t>Strengths include a reproducible pipeline with timestamped outputs, explicit data-quality and assumption checks, effect-size reporting, a family-size consistency check, and targeted sensitivity analyses. Conclusions were unchanged after excluding the single participant in the highest education stratum and under rank-based correlation methods.</w:t>
+        <w:t>Maternal-education findings are inconsistent. Bhusal reported lower adjusted odds of good practice among Nepalese girls with literate mothers (AOR 0.52, 95% CI 0.30-0.89) but higher odds among those with literate fathers (AOR 2.55, 95% CI 1.26-5.15) [7]. Upashe et al. instead found that maternal secondary or higher education predicted good knowledge (AOR 1.51, 95% CI 1.02-2.22) and good practice (AOR 2.03, 95% CI 1.38-2.97) [21]. Differences in definitions, age ranges, education coding, adjustment, and context preclude direct numerical comparison [7,17,21].</w:t>
       </w:r>
     </w:p>
     <w:p>
@@ -5713,7 +4899,31 @@
           <w:rFonts w:ascii="Times New Roman" w:hAnsi="Times New Roman"/>
           <w:color w:val="000000"/>
         </w:rPr>
-        <w:t>Limitations are substantial. The cross-sectional design permits association, not causation. Analyses were unadjusted and bivariate; age differed across maternal education groups, and school context, product access, and family factors were uncontrolled. The statistically significant unadjusted practice result was attenuated by the exploratory Holm and complete-response sensitivity analyses. Education groups were severely imbalanced, particularly the highest category, limiting precision; the omnibus test did not identify differing groups. Scoring missing or invalid responses as zero may have lowered scores when non-response did not indicate poor knowledge or practice. Four items were nondiscriminating because every listed response received one point, limiting construct validity and inflating the apparent proportion of the maximum. One knowledge item required post hoc adjudication because the archived key contradicted the biological meaning of its labels, and six responses fell outside SPSS value-label domains. Secondary correlations and ordinal trends were exploratory and unadjusted for multiplicity. The single-school sample may not generalize to other adolescents in Lahore or Pakistan.</w:t>
+        <w:t>Structural conditions also matter. Following an uncontrolled school intervention in Bangladesh, high knowledge increased from 51.0% to 82.4% and good practice from 28.8% to 88.9% [19]. Access to girls' toilets was associated with less menstrual-related absence in another Bangladeshi study (adjusted prevalence difference -5.4 percentage points, 95% CI -10.0 to -1.6), whereas restrictions were associated with greater absence [20]. Product access, household resources, privacy, sanitation, school facilities, communication, and social restrictions may therefore mediate associations between education and menstrual hygiene [11-15,20].</w:t>
+      </w:r>
+    </w:p>
+    <w:p>
+      <w:pPr>
+        <w:jc w:val="left"/>
+      </w:pPr>
+      <w:r>
+        <w:rPr>
+          <w:rFonts w:ascii="Times New Roman" w:hAnsi="Times New Roman"/>
+          <w:color w:val="000000"/>
+        </w:rPr>
+        <w:t>Strengths include assessment of data completeness and coding, checks of statistical assumptions, effect-size reporting, and sensitivity analyses addressing the smallest education group, missing practice responses, alternative scoring, and rank-based correlations.</w:t>
+      </w:r>
+    </w:p>
+    <w:p>
+      <w:pPr>
+        <w:jc w:val="left"/>
+      </w:pPr>
+      <w:r>
+        <w:rPr>
+          <w:rFonts w:ascii="Times New Roman" w:hAnsi="Times New Roman"/>
+          <w:color w:val="000000"/>
+        </w:rPr>
+        <w:t>Limitations are substantial. The cross-sectional design permits association, not causation. Analyses were unadjusted and bivariate; age differed across maternal education groups, and school context, product access, and family factors were uncontrolled. The statistically significant unadjusted practice result was attenuated by the exploratory Holm and complete-response sensitivity analyses. Education groups were severely imbalanced, particularly the highest category, limiting precision; the omnibus test did not identify differing groups. Scoring missing or invalid responses as zero may have lowered scores when non-response did not indicate poor knowledge or practice. Four items were nondiscriminating because every listed response received one point, limiting construct validity and inflating the apparent proportion of the maximum. One knowledge item required correction because the original scoring key contradicted the biological meaning of its labels, and six responses fell outside SPSS value-label domains. Secondary correlations and ordinal trends were exploratory and unadjusted for multiplicity. The single-school sample may not generalize to other adolescents in Lahore or Pakistan.</w:t>
       </w:r>
     </w:p>
     <w:p>
@@ -5773,7 +4983,7 @@
           <w:rFonts w:ascii="Times New Roman" w:hAnsi="Times New Roman"/>
           <w:color w:val="000000"/>
         </w:rPr>
-        <w:t>The source protocol planned parental consent, confidentiality, anonymity, school permission, and institutional review. The archived materials contain no reportable ethics approval identifier or valid menstrual-hygiene-specific consent form; the appended consent text concerns bullying. Ethics approval and consent cannot be confirmed from the available record and must be resolved before submission.</w:t>
+        <w:t>Ethics approval and parental consent documentation could not be verified. The approving institution, approval identifier, and study-specific consent process must be confirmed before submission.</w:t>
       </w:r>
     </w:p>
     <w:p>
@@ -5793,7 +5003,7 @@
           <w:rFonts w:ascii="Times New Roman" w:hAnsi="Times New Roman"/>
           <w:color w:val="000000"/>
         </w:rPr>
-        <w:t>No external funding information was provided in the analysis bundle.</w:t>
+        <w:t>The authors must provide a final funding declaration before submission.</w:t>
       </w:r>
     </w:p>
     <w:p>
@@ -5813,7 +5023,7 @@
           <w:rFonts w:ascii="Times New Roman" w:hAnsi="Times New Roman"/>
           <w:color w:val="000000"/>
         </w:rPr>
-        <w:t>No competing interests were declared in the available source materials.</w:t>
+        <w:t>The authors must provide a final competing-interests declaration before submission.</w:t>
       </w:r>
     </w:p>
     <w:p>
@@ -5833,22 +5043,7 @@
           <w:rFonts w:ascii="Times New Roman" w:hAnsi="Times New Roman"/>
           <w:color w:val="000000"/>
         </w:rPr>
-        <w:t xml:space="preserve">The manuscript was prepared from corrected analysis outputs in </w:t>
-      </w:r>
-      <w:r>
-        <w:rPr>
-          <w:rFonts w:ascii="Consolas" w:hAnsi="Consolas"/>
-          <w:color w:val="000000"/>
-          <w:sz w:val="20"/>
-        </w:rPr>
-        <w:t>output/analysis_20260712_224950/</w:t>
-      </w:r>
-      <w:r>
-        <w:rPr>
-          <w:rFonts w:ascii="Times New Roman" w:hAnsi="Times New Roman"/>
-          <w:color w:val="000000"/>
-        </w:rPr>
-        <w:t>. Public repository information was absent from the archived materials and should be added if required by the target journal.</w:t>
+        <w:t>The study dataset is not publicly available. Access conditions must be determined by the responsible institution following confirmation of the applicable ethics and consent restrictions.</w:t>
       </w:r>
     </w:p>
     <w:p>
@@ -5868,7 +5063,7 @@
           <w:rFonts w:ascii="Times New Roman" w:hAnsi="Times New Roman"/>
           <w:color w:val="000000"/>
         </w:rPr>
-        <w:t>Supervisor and investigator roles are reported on the title page. Statistical processing and manuscript assembly used the documented local analysis workflow.</w:t>
+        <w:t>Naureen Omar supervised the study. Ayesha Javed and Fatima Sohail conducted the investigation.</w:t>
       </w:r>
     </w:p>
     <w:p>
@@ -5889,22 +5084,19 @@
           <w:rFonts w:ascii="Times New Roman" w:hAnsi="Times New Roman"/>
           <w:color w:val="000000"/>
         </w:rPr>
-        <w:t xml:space="preserve">World Health Organization. </w:t>
+        <w:t>World Health Organization. _Strengthening the health sector response to adolescent health and</w:t>
       </w:r>
-      <w:r>
-        <w:rPr>
-          <w:rFonts w:ascii="Times New Roman" w:hAnsi="Times New Roman"/>
-          <w:i/>
-          <w:color w:val="000000"/>
-        </w:rPr>
-        <w:t>Strengthening the health sector response to adolescent health and development.</w:t>
-      </w:r>
+    </w:p>
+    <w:p>
+      <w:pPr>
+        <w:jc w:val="left"/>
+      </w:pPr>
       <w:r>
         <w:rPr>
           <w:rFonts w:ascii="Times New Roman" w:hAnsi="Times New Roman"/>
           <w:color w:val="000000"/>
         </w:rPr>
-        <w:t xml:space="preserve"> Geneva: WHO; 2010. Available from: https://apps.who.int/iris/bitstream/handle/10665/340531/WHO-FCH-CAH-10-01-eng.pdf?sequence=1&amp;isAllowed=y (No DOI; accessed 2026-03-19).</w:t>
+        <w:t>development._ Geneva: WHO; 2010. Available from: https://apps.who.int/iris/bitstream/handle/10665/340531/WHO-FCH-CAH-10-01-eng.pdf?sequence=1&amp;isAllowed=y (No DOI; accessed 2026-03-19).</w:t>
       </w:r>
     </w:p>
     <w:p>
@@ -5917,22 +5109,19 @@
           <w:rFonts w:ascii="Times New Roman" w:hAnsi="Times New Roman"/>
           <w:color w:val="000000"/>
         </w:rPr>
-        <w:t xml:space="preserve">World Health Organization. </w:t>
+        <w:t>World Health Organization. _WHO statement on menstrual health and rights._ 22 June 2022.</w:t>
       </w:r>
-      <w:r>
-        <w:rPr>
-          <w:rFonts w:ascii="Times New Roman" w:hAnsi="Times New Roman"/>
-          <w:i/>
-          <w:color w:val="000000"/>
-        </w:rPr>
-        <w:t>WHO statement on menstrual health and rights.</w:t>
-      </w:r>
+    </w:p>
+    <w:p>
+      <w:pPr>
+        <w:jc w:val="left"/>
+      </w:pPr>
       <w:r>
         <w:rPr>
           <w:rFonts w:ascii="Times New Roman" w:hAnsi="Times New Roman"/>
           <w:color w:val="000000"/>
         </w:rPr>
-        <w:t xml:space="preserve"> 22 June 2022. Available from: https://www.who.int/news/item/22-06-2022-who-statement-on-menstrual-health-and-rights (No DOI; accessed 2026-03-19).</w:t>
+        <w:t>Available from: https://www.who.int/news/item/22-06-2022-who-statement-on-menstrual-health-and-rights (No DOI; accessed 2026-03-19).</w:t>
       </w:r>
     </w:p>
     <w:p>
@@ -5945,22 +5134,19 @@
           <w:rFonts w:ascii="Times New Roman" w:hAnsi="Times New Roman"/>
           <w:color w:val="000000"/>
         </w:rPr>
-        <w:t xml:space="preserve">UNESCO. </w:t>
+        <w:t>UNESCO. _Puberty education &amp; menstrual hygiene management._ Good Policy and Practice in Health</w:t>
       </w:r>
-      <w:r>
-        <w:rPr>
-          <w:rFonts w:ascii="Times New Roman" w:hAnsi="Times New Roman"/>
-          <w:i/>
-          <w:color w:val="000000"/>
-        </w:rPr>
-        <w:t>Puberty and menstrual hygiene management.</w:t>
-      </w:r>
+    </w:p>
+    <w:p>
+      <w:pPr>
+        <w:jc w:val="left"/>
+      </w:pPr>
       <w:r>
         <w:rPr>
           <w:rFonts w:ascii="Times New Roman" w:hAnsi="Times New Roman"/>
           <w:color w:val="000000"/>
         </w:rPr>
-        <w:t xml:space="preserve"> Available from: https://www.unesco.org/en/health-education/puberty (No DOI; accessed 2026-03-19).</w:t>
+        <w:t>Education Booklet 9. Paris: UNESCO; 2014. Available from: https://unesdoc.unesco.org/ark:/48223/pf0000226792 (No DOI; accessed 2026-07-12).</w:t>
       </w:r>
     </w:p>
     <w:p>
@@ -5973,22 +5159,19 @@
           <w:rFonts w:ascii="Times New Roman" w:hAnsi="Times New Roman"/>
           <w:color w:val="000000"/>
         </w:rPr>
-        <w:t xml:space="preserve">Kumbeni MT, Otupiri E, Ziba FA. Menstrual hygiene among adolescent girls in junior high schools in rural Northern Ghana. </w:t>
+        <w:t>Kumbeni MT, Otupiri E, Ziba FA. Menstrual hygiene among adolescent girls in junior high schools</w:t>
       </w:r>
-      <w:r>
-        <w:rPr>
-          <w:rFonts w:ascii="Times New Roman" w:hAnsi="Times New Roman"/>
-          <w:i/>
-          <w:color w:val="000000"/>
-        </w:rPr>
-        <w:t>Pan Afr Med J.</w:t>
-      </w:r>
+    </w:p>
+    <w:p>
+      <w:pPr>
+        <w:jc w:val="left"/>
+      </w:pPr>
       <w:r>
         <w:rPr>
           <w:rFonts w:ascii="Times New Roman" w:hAnsi="Times New Roman"/>
           <w:color w:val="000000"/>
         </w:rPr>
-        <w:t xml:space="preserve"> 2020;37:190. https://doi.org/10.11604/pamj.2020.37.190.19015</w:t>
+        <w:t>in rural Northern Ghana. _Pan Afr Med J._ 2020;37:190. https://doi.org/10.11604/pamj.2020.37.190.19015</w:t>
       </w:r>
     </w:p>
     <w:p>
@@ -6001,22 +5184,19 @@
           <w:rFonts w:ascii="Times New Roman" w:hAnsi="Times New Roman"/>
           <w:color w:val="000000"/>
         </w:rPr>
-        <w:t xml:space="preserve">Sahiledengle B, Atlaw D, Kumie A, Tekalegn Y, Woldeyohannes D, Agho KE. Menstrual hygiene practice among adolescent girls in Ethiopia: a systematic review and meta-analysis. </w:t>
+        <w:t>Sahiledengle B, Atlaw D, Kumie A, Tekalegn Y, Woldeyohannes D, Agho KE. Menstrual hygiene</w:t>
       </w:r>
-      <w:r>
-        <w:rPr>
-          <w:rFonts w:ascii="Times New Roman" w:hAnsi="Times New Roman"/>
-          <w:i/>
-          <w:color w:val="000000"/>
-        </w:rPr>
-        <w:t>PLoS One.</w:t>
-      </w:r>
+    </w:p>
+    <w:p>
+      <w:pPr>
+        <w:jc w:val="left"/>
+      </w:pPr>
       <w:r>
         <w:rPr>
           <w:rFonts w:ascii="Times New Roman" w:hAnsi="Times New Roman"/>
           <w:color w:val="000000"/>
         </w:rPr>
-        <w:t xml:space="preserve"> 2022;17(1):e0262295. https://doi.org/10.1371/journal.pone.0262295</w:t>
+        <w:t>practice among adolescent girls in Ethiopia: a systematic review and meta-analysis. _PLoS One._ 2022;17(1):e0262295. https://doi.org/10.1371/journal.pone.0262295</w:t>
       </w:r>
     </w:p>
     <w:p>
@@ -6029,22 +5209,19 @@
           <w:rFonts w:ascii="Times New Roman" w:hAnsi="Times New Roman"/>
           <w:color w:val="000000"/>
         </w:rPr>
-        <w:t xml:space="preserve">Belayneh Z, Mekuriaw B. Knowledge and menstrual hygiene practice among adolescent schoolgirls in southern Ethiopia: a cross-sectional study. </w:t>
+        <w:t>Belayneh Z, Mekuriaw B. Knowledge and menstrual hygiene practice among adolescent school girls in</w:t>
       </w:r>
-      <w:r>
-        <w:rPr>
-          <w:rFonts w:ascii="Times New Roman" w:hAnsi="Times New Roman"/>
-          <w:i/>
-          <w:color w:val="000000"/>
-        </w:rPr>
-        <w:t>BMC Public Health.</w:t>
-      </w:r>
+    </w:p>
+    <w:p>
+      <w:pPr>
+        <w:jc w:val="left"/>
+      </w:pPr>
       <w:r>
         <w:rPr>
           <w:rFonts w:ascii="Times New Roman" w:hAnsi="Times New Roman"/>
           <w:color w:val="000000"/>
         </w:rPr>
-        <w:t xml:space="preserve"> 2019;19(1):1595. https://doi.org/10.1186/s12889-019-7973-9</w:t>
+        <w:t>southern Ethiopia: a cross-sectional study. _BMC Public Health._ 2019;19(1):1595. https://doi.org/10.1186/s12889-019-7973-9</w:t>
       </w:r>
     </w:p>
     <w:p>
@@ -6057,22 +5234,19 @@
           <w:rFonts w:ascii="Times New Roman" w:hAnsi="Times New Roman"/>
           <w:color w:val="000000"/>
         </w:rPr>
-        <w:t xml:space="preserve">Bhusal CK. Practice of menstrual hygiene and associated factors among adolescent school girls in Dang District, Nepal. </w:t>
+        <w:t>Bhusal CK. Practice of menstrual hygiene and associated factors among adolescent school girls in</w:t>
       </w:r>
-      <w:r>
-        <w:rPr>
-          <w:rFonts w:ascii="Times New Roman" w:hAnsi="Times New Roman"/>
-          <w:i/>
-          <w:color w:val="000000"/>
-        </w:rPr>
-        <w:t>Adv Prev Med.</w:t>
-      </w:r>
+    </w:p>
+    <w:p>
+      <w:pPr>
+        <w:jc w:val="left"/>
+      </w:pPr>
       <w:r>
         <w:rPr>
           <w:rFonts w:ascii="Times New Roman" w:hAnsi="Times New Roman"/>
           <w:color w:val="000000"/>
         </w:rPr>
-        <w:t xml:space="preserve"> 2020;2020:1292070. https://doi.org/10.1155/2020/1292070</w:t>
+        <w:t>Dang District, Nepal. _Adv Prev Med._ 2020;2020:1292070. https://doi.org/10.1155/2020/1292070</w:t>
       </w:r>
     </w:p>
     <w:p>
@@ -6085,22 +5259,19 @@
           <w:rFonts w:ascii="Times New Roman" w:hAnsi="Times New Roman"/>
           <w:color w:val="000000"/>
         </w:rPr>
-        <w:t xml:space="preserve">Bhusal CK, Bhattarai S, Kafle R, Shrestha R, Chhetri P, Adhikari K. Level and associated factors of knowledge regarding menstrual hygiene among school-going adolescent girls in Dang District, Nepal. </w:t>
+        <w:t>Bhusal CK, Bhattarai S, Kafle R, Shrestha R, Chhetri P, Adhikari K. Level and associated factors</w:t>
       </w:r>
-      <w:r>
-        <w:rPr>
-          <w:rFonts w:ascii="Times New Roman" w:hAnsi="Times New Roman"/>
-          <w:i/>
-          <w:color w:val="000000"/>
-        </w:rPr>
-        <w:t>Adv Prev Med.</w:t>
-      </w:r>
+    </w:p>
+    <w:p>
+      <w:pPr>
+        <w:jc w:val="left"/>
+      </w:pPr>
       <w:r>
         <w:rPr>
           <w:rFonts w:ascii="Times New Roman" w:hAnsi="Times New Roman"/>
           <w:color w:val="000000"/>
         </w:rPr>
-        <w:t xml:space="preserve"> 2020;2020:8872119. https://doi.org/10.1155/2020/8872119</w:t>
+        <w:t>of knowledge regarding menstrual hygiene among school-going adolescent girls in Dang District, Nepal. _Adv Prev Med._ 2020;2020:8872119. https://doi.org/10.1155/2020/8872119</w:t>
       </w:r>
     </w:p>
     <w:p>
@@ -6113,22 +5284,19 @@
           <w:rFonts w:ascii="Times New Roman" w:hAnsi="Times New Roman"/>
           <w:color w:val="000000"/>
         </w:rPr>
-        <w:t xml:space="preserve">Sonowal P, Talukdar K, Saikia H. Sociodemographic factors and their association with menstrual hygiene practices among adolescent girls in urban slums of Dibrugarh town, Assam. </w:t>
+        <w:t>Sonowal P, Talukdar K, Saikia H. Sociodemographic factors and their association with menstrual</w:t>
       </w:r>
-      <w:r>
-        <w:rPr>
-          <w:rFonts w:ascii="Times New Roman" w:hAnsi="Times New Roman"/>
-          <w:i/>
-          <w:color w:val="000000"/>
-        </w:rPr>
-        <w:t>J Family Med Prim Care.</w:t>
-      </w:r>
+    </w:p>
+    <w:p>
+      <w:pPr>
+        <w:jc w:val="left"/>
+      </w:pPr>
       <w:r>
         <w:rPr>
           <w:rFonts w:ascii="Times New Roman" w:hAnsi="Times New Roman"/>
           <w:color w:val="000000"/>
         </w:rPr>
-        <w:t xml:space="preserve"> 2021;10(12):4446-4451. https://doi.org/10.4103/jfmpc.jfmpc_703_21</w:t>
+        <w:t>hygiene practices among adolescent girls in urban slums of Dibrugarh town, Assam. _J Family Med Prim Care._ 2021;10(12):4446-4451. https://doi.org/10.4103/jfmpc.jfmpc_703_21</w:t>
       </w:r>
     </w:p>
     <w:p>
@@ -6141,22 +5309,19 @@
           <w:rFonts w:ascii="Times New Roman" w:hAnsi="Times New Roman"/>
           <w:color w:val="000000"/>
         </w:rPr>
-        <w:t xml:space="preserve">Srivastava U, Singh KK. Exploring knowledge and perceptions of school adolescents regarding pubertal changes and reproductive health. </w:t>
+        <w:t>Srivastava U, Singh KK. Exploring knowledge and perceptions of school adolescents regarding</w:t>
       </w:r>
-      <w:r>
-        <w:rPr>
-          <w:rFonts w:ascii="Times New Roman" w:hAnsi="Times New Roman"/>
-          <w:i/>
-          <w:color w:val="000000"/>
-        </w:rPr>
-        <w:t>Indian J Youth Adolesc Health.</w:t>
-      </w:r>
+    </w:p>
+    <w:p>
+      <w:pPr>
+        <w:jc w:val="left"/>
+      </w:pPr>
       <w:r>
         <w:rPr>
           <w:rFonts w:ascii="Times New Roman" w:hAnsi="Times New Roman"/>
           <w:color w:val="000000"/>
         </w:rPr>
-        <w:t xml:space="preserve"> 2017;4(1):26-35. https://doi.org/10.24321/2349.2880.201705</w:t>
+        <w:t>pubertal changes and reproductive health. _Indian J Youth Adolesc Health._ 2017;4(1):26-35. https://doi.org/10.24321/2349.2880.201705</w:t>
       </w:r>
     </w:p>
     <w:p>
@@ -6169,22 +5334,19 @@
           <w:rFonts w:ascii="Times New Roman" w:hAnsi="Times New Roman"/>
           <w:color w:val="000000"/>
         </w:rPr>
-        <w:t xml:space="preserve">Wasan Y, Baxter J-AB, Rizvi A, Shaheen F, Junejo Q, Abro MA, et al. Practices and predictors of menstrual hygiene management material use among adolescent and young women in rural Pakistan: a cross-sectional assessment. </w:t>
+        <w:t>Wasan Y, Baxter JAB, Rizvi A, Shaheen F, Junejo Q, Abro MA, et al. Practices and predictors of</w:t>
       </w:r>
-      <w:r>
-        <w:rPr>
-          <w:rFonts w:ascii="Times New Roman" w:hAnsi="Times New Roman"/>
-          <w:i/>
-          <w:color w:val="000000"/>
-        </w:rPr>
-        <w:t>J Glob Health.</w:t>
-      </w:r>
+    </w:p>
+    <w:p>
+      <w:pPr>
+        <w:jc w:val="left"/>
+      </w:pPr>
       <w:r>
         <w:rPr>
           <w:rFonts w:ascii="Times New Roman" w:hAnsi="Times New Roman"/>
           <w:color w:val="000000"/>
         </w:rPr>
-        <w:t xml:space="preserve"> 2022;12:04059. https://doi.org/10.7189/jogh.12.04059</w:t>
+        <w:t>menstrual hygiene management material use among adolescent and young women in rural Pakistan: a cross-sectional assessment. _J Glob Health._ 2022;12:04059. https://doi.org/10.7189/jogh.12.04059</w:t>
       </w:r>
     </w:p>
     <w:p>
@@ -6197,22 +5359,19 @@
           <w:rFonts w:ascii="Times New Roman" w:hAnsi="Times New Roman"/>
           <w:color w:val="000000"/>
         </w:rPr>
-        <w:t xml:space="preserve">Aziz A, Memon S, Aziz F, Memon F, Khowaja BMH, Zafar SN. A comparative study of the knowledge and practices related to menstrual hygiene among adolescent girls in urban and rural areas of Sindh, Pakistan: a cross-sectional study. </w:t>
+        <w:t>Aziz A, Memon S, Aziz F, Memon F, Khowaja BMH, Zafar SN. A comparative study of the knowledge</w:t>
       </w:r>
-      <w:r>
-        <w:rPr>
-          <w:rFonts w:ascii="Times New Roman" w:hAnsi="Times New Roman"/>
-          <w:i/>
-          <w:color w:val="000000"/>
-        </w:rPr>
-        <w:t>Womens Health (Lond).</w:t>
-      </w:r>
+    </w:p>
+    <w:p>
+      <w:pPr>
+        <w:jc w:val="left"/>
+      </w:pPr>
       <w:r>
         <w:rPr>
           <w:rFonts w:ascii="Times New Roman" w:hAnsi="Times New Roman"/>
           <w:color w:val="000000"/>
         </w:rPr>
-        <w:t xml:space="preserve"> 2024;20:17455057241231420. https://doi.org/10.1177/17455057241231420</w:t>
+        <w:t>and practices related to menstrual hygiene among adolescent girls in urban and rural areas of Sindh, Pakistan: a cross-sectional study. _Womens Health (Lond)._ 2024;20:17455057241231420. https://doi.org/10.1177/17455057241231420</w:t>
       </w:r>
     </w:p>
     <w:p>
@@ -6225,22 +5384,19 @@
           <w:rFonts w:ascii="Times New Roman" w:hAnsi="Times New Roman"/>
           <w:color w:val="000000"/>
         </w:rPr>
-        <w:t xml:space="preserve">Shah SF, Punjani NS, Rizvi SN, Sheikh SS, Jan R. Knowledge, attitudes, and practices regarding menstrual hygiene among girls in Ghizer, Gilgit, Pakistan. </w:t>
+        <w:t>Shah SF, Punjani NS, Rizvi SN, Sheikh SS, Jan R. Knowledge, attitudes, and practices regarding</w:t>
       </w:r>
-      <w:r>
-        <w:rPr>
-          <w:rFonts w:ascii="Times New Roman" w:hAnsi="Times New Roman"/>
-          <w:i/>
-          <w:color w:val="000000"/>
-        </w:rPr>
-        <w:t>Int J Environ Res Public Health.</w:t>
-      </w:r>
+    </w:p>
+    <w:p>
+      <w:pPr>
+        <w:jc w:val="left"/>
+      </w:pPr>
       <w:r>
         <w:rPr>
           <w:rFonts w:ascii="Times New Roman" w:hAnsi="Times New Roman"/>
           <w:color w:val="000000"/>
         </w:rPr>
-        <w:t xml:space="preserve"> 2023;20(14):6424. https://doi.org/10.3390/ijerph20146424</w:t>
+        <w:t>menstrual hygiene among girls in Ghizer, Gilgit, Pakistan. _Int J Environ Res Public Health._ 2023;20(14):6424. https://doi.org/10.3390/ijerph20146424</w:t>
       </w:r>
     </w:p>
     <w:p>
@@ -6253,22 +5409,19 @@
           <w:rFonts w:ascii="Times New Roman" w:hAnsi="Times New Roman"/>
           <w:color w:val="000000"/>
         </w:rPr>
-        <w:t xml:space="preserve">Michael J, Iqbal Q, Haider S, Khalid A, Haque N, Ishaq R, et al. Knowledge and practice of adolescent females about menstruation and menstruation hygiene visiting a public healthcare institute of Quetta, Pakistan. </w:t>
+        <w:t>Michael J, Iqbal Q, Haider S, Khalid A, Haque N, Ishaq R, et al. Knowledge and practice of</w:t>
       </w:r>
-      <w:r>
-        <w:rPr>
-          <w:rFonts w:ascii="Times New Roman" w:hAnsi="Times New Roman"/>
-          <w:i/>
-          <w:color w:val="000000"/>
-        </w:rPr>
-        <w:t>BMC Womens Health.</w:t>
-      </w:r>
+    </w:p>
+    <w:p>
+      <w:pPr>
+        <w:jc w:val="left"/>
+      </w:pPr>
       <w:r>
         <w:rPr>
           <w:rFonts w:ascii="Times New Roman" w:hAnsi="Times New Roman"/>
           <w:color w:val="000000"/>
         </w:rPr>
-        <w:t xml:space="preserve"> 2020;20(1):4. https://doi.org/10.1186/s12905-019-0874-3</w:t>
+        <w:t>adolescent females about menstruation and menstruation hygiene visiting a public healthcare institute of Quetta, Pakistan. _BMC Womens Health._ 2020;20(1):4. https://doi.org/10.1186/s12905-019-0874-3</w:t>
       </w:r>
     </w:p>
     <w:p>
@@ -6281,22 +5434,19 @@
           <w:rFonts w:ascii="Times New Roman" w:hAnsi="Times New Roman"/>
           <w:color w:val="000000"/>
         </w:rPr>
-        <w:t xml:space="preserve">Afzaal SS, Baloch S, Tahir S, Javed H, Saeed A, Pal MHA, et al. Awareness and practices of menstrual hygiene among rural adolescent schoolgirls in Lahore, Pakistan: a cross-sectional study. </w:t>
+        <w:t>Afzaal SS, Baloch S, Tahir S, Javed H, Saeed A, Pal MHA, et al. Awareness and practices of</w:t>
       </w:r>
-      <w:r>
-        <w:rPr>
-          <w:rFonts w:ascii="Times New Roman" w:hAnsi="Times New Roman"/>
-          <w:i/>
-          <w:color w:val="000000"/>
-        </w:rPr>
-        <w:t>Cureus.</w:t>
-      </w:r>
+    </w:p>
+    <w:p>
+      <w:pPr>
+        <w:jc w:val="left"/>
+      </w:pPr>
       <w:r>
         <w:rPr>
           <w:rFonts w:ascii="Times New Roman" w:hAnsi="Times New Roman"/>
           <w:color w:val="000000"/>
         </w:rPr>
-        <w:t xml:space="preserve"> 2024;16(11):e73899. https://doi.org/10.7759/cureus.73899</w:t>
+        <w:t>menstrual hygiene among rural adolescent schoolgirls in Lahore, Pakistan: a cross-sectional study. _Cureus._ 2024;16(11):e73899. https://doi.org/10.7759/cureus.73899</w:t>
       </w:r>
     </w:p>
     <w:p>
@@ -6309,22 +5459,19 @@
           <w:rFonts w:ascii="Times New Roman" w:hAnsi="Times New Roman"/>
           <w:color w:val="000000"/>
         </w:rPr>
-        <w:t xml:space="preserve">Dasgupta A, Sarkar M. Menstrual hygiene: how hygienic is the adolescent girl? </w:t>
+        <w:t>Dasgupta A, Sarkar M. Menstrual hygiene: how hygienic is the adolescent girl? _Indian J</w:t>
       </w:r>
-      <w:r>
-        <w:rPr>
-          <w:rFonts w:ascii="Times New Roman" w:hAnsi="Times New Roman"/>
-          <w:i/>
-          <w:color w:val="000000"/>
-        </w:rPr>
-        <w:t>Indian J Community Med.</w:t>
-      </w:r>
+    </w:p>
+    <w:p>
+      <w:pPr>
+        <w:jc w:val="left"/>
+      </w:pPr>
       <w:r>
         <w:rPr>
           <w:rFonts w:ascii="Times New Roman" w:hAnsi="Times New Roman"/>
           <w:color w:val="000000"/>
         </w:rPr>
-        <w:t xml:space="preserve"> 2008;33(2):77-80. https://doi.org/10.4103/0970-0218.40872</w:t>
+        <w:t>Community Med._ 2008;33(2):77-80. https://doi.org/10.4103/0970-0218.40872</w:t>
       </w:r>
     </w:p>
     <w:p>
@@ -6337,22 +5484,19 @@
           <w:rFonts w:ascii="Times New Roman" w:hAnsi="Times New Roman"/>
           <w:color w:val="000000"/>
         </w:rPr>
-        <w:t xml:space="preserve">Kansal S, Singh S, Kumar A. Menstrual hygiene practices in context of schooling: a community study among rural adolescent girls in Varanasi. </w:t>
+        <w:t>Kumar A, Kansal S, Singh S. Menstrual hygiene practices in context of schooling: a community</w:t>
       </w:r>
-      <w:r>
-        <w:rPr>
-          <w:rFonts w:ascii="Times New Roman" w:hAnsi="Times New Roman"/>
-          <w:i/>
-          <w:color w:val="000000"/>
-        </w:rPr>
-        <w:t>Indian J Community Med.</w:t>
-      </w:r>
+    </w:p>
+    <w:p>
+      <w:pPr>
+        <w:jc w:val="left"/>
+      </w:pPr>
       <w:r>
         <w:rPr>
           <w:rFonts w:ascii="Times New Roman" w:hAnsi="Times New Roman"/>
           <w:color w:val="000000"/>
         </w:rPr>
-        <w:t xml:space="preserve"> 2016;41(1):39-44. https://doi.org/10.4103/0970-0218.170964</w:t>
+        <w:t>study among rural adolescent girls in Varanasi. _Indian J Community Med._ 2016;41(1):39-44. https://doi.org/10.4103/0970-0218.170964</w:t>
       </w:r>
     </w:p>
     <w:p>
@@ -6365,22 +5509,19 @@
           <w:rFonts w:ascii="Times New Roman" w:hAnsi="Times New Roman"/>
           <w:color w:val="000000"/>
         </w:rPr>
-        <w:t xml:space="preserve">Yadav RN, Joshi S, Poudel R, Pandeya P. Knowledge, attitude, and practice on menstrual hygiene management among school adolescents. </w:t>
+        <w:t>Yadav RN, Joshi S, Poudel R, Pandeya P. Knowledge, attitude, and practice on menstrual hygiene</w:t>
       </w:r>
-      <w:r>
-        <w:rPr>
-          <w:rFonts w:ascii="Times New Roman" w:hAnsi="Times New Roman"/>
-          <w:i/>
-          <w:color w:val="000000"/>
-        </w:rPr>
-        <w:t>J Nepal Health Res Counc.</w:t>
-      </w:r>
+    </w:p>
+    <w:p>
+      <w:pPr>
+        <w:jc w:val="left"/>
+      </w:pPr>
       <w:r>
         <w:rPr>
           <w:rFonts w:ascii="Times New Roman" w:hAnsi="Times New Roman"/>
           <w:color w:val="000000"/>
         </w:rPr>
-        <w:t xml:space="preserve"> 2017;15(3):212-216. https://doi.org/10.3126/jnhrc.v15i3.18842</w:t>
+        <w:t>management among school adolescents. _J Nepal Health Res Counc._ 2018;15(3):212-216. https://doi.org/10.3126/jnhrc.v15i3.18842</w:t>
       </w:r>
     </w:p>
     <w:p>
@@ -6393,22 +5534,19 @@
           <w:rFonts w:ascii="Times New Roman" w:hAnsi="Times New Roman"/>
           <w:color w:val="000000"/>
         </w:rPr>
-        <w:t xml:space="preserve">Haque SE, Rahman M, Itsuko K, Mutahara M, Sakisaka K. The effect of a school-based educational intervention on menstrual health: an intervention study among adolescent girls in Bangladesh. </w:t>
+        <w:t>Haque SE, Rahman M, Kawashima I, Mutahara M, Sakisaka K. The effect of a school-based</w:t>
       </w:r>
-      <w:r>
-        <w:rPr>
-          <w:rFonts w:ascii="Times New Roman" w:hAnsi="Times New Roman"/>
-          <w:i/>
-          <w:color w:val="000000"/>
-        </w:rPr>
-        <w:t>BMJ Open.</w:t>
-      </w:r>
+    </w:p>
+    <w:p>
+      <w:pPr>
+        <w:jc w:val="left"/>
+      </w:pPr>
       <w:r>
         <w:rPr>
           <w:rFonts w:ascii="Times New Roman" w:hAnsi="Times New Roman"/>
           <w:color w:val="000000"/>
         </w:rPr>
-        <w:t xml:space="preserve"> 2014;4(7):e004607. https://doi.org/10.1136/bmjopen-2013-004607</w:t>
+        <w:t>educational intervention on menstrual health: an intervention study among adolescent girls in Bangladesh. _BMJ Open._ 2014;4(7):e004607. https://doi.org/10.1136/bmjopen-2013-004607</w:t>
       </w:r>
     </w:p>
     <w:p>
@@ -6421,22 +5559,19 @@
           <w:rFonts w:ascii="Times New Roman" w:hAnsi="Times New Roman"/>
           <w:color w:val="000000"/>
         </w:rPr>
-        <w:t xml:space="preserve">Alam MU, Luby SP, Halder AK, Islam K, Opel A, Shoab AK, et al. Menstrual hygiene management among Bangladeshi adolescent schoolgirls and risk factors affecting school absence: results from a cross-sectional survey. </w:t>
+        <w:t>Alam MU, Luby SP, Halder AK, Islam K, Opel A, Shoab AK, et al. Menstrual hygiene management</w:t>
       </w:r>
-      <w:r>
-        <w:rPr>
-          <w:rFonts w:ascii="Times New Roman" w:hAnsi="Times New Roman"/>
-          <w:i/>
-          <w:color w:val="000000"/>
-        </w:rPr>
-        <w:t>BMJ Open.</w:t>
-      </w:r>
+    </w:p>
+    <w:p>
+      <w:pPr>
+        <w:jc w:val="left"/>
+      </w:pPr>
       <w:r>
         <w:rPr>
           <w:rFonts w:ascii="Times New Roman" w:hAnsi="Times New Roman"/>
           <w:color w:val="000000"/>
         </w:rPr>
-        <w:t xml:space="preserve"> 2017;7(7):e015508. https://doi.org/10.1136/bmjopen-2016-015508</w:t>
+        <w:t>among Bangladeshi adolescent schoolgirls and risk factors affecting school absence: results from a cross-sectional survey. _BMJ Open._ 2017;7(7):e015508. https://doi.org/10.1136/bmjopen-2016-015508</w:t>
       </w:r>
     </w:p>
     <w:p>
@@ -6449,30 +5584,7 @@
           <w:rFonts w:ascii="Times New Roman" w:hAnsi="Times New Roman"/>
           <w:color w:val="000000"/>
         </w:rPr>
-        <w:t xml:space="preserve">Upashe SP, Tekelab T, Mekonnen J. Assessment of knowledge and practice of menstrual hygiene among high school girls in Western Ethiopia. </w:t>
-      </w:r>
-      <w:r>
-        <w:rPr>
-          <w:rFonts w:ascii="Times New Roman" w:hAnsi="Times New Roman"/>
-          <w:i/>
-          <w:color w:val="000000"/>
-        </w:rPr>
-        <w:t>BMC Womens Health.</w:t>
-      </w:r>
-      <w:r>
-        <w:rPr>
-          <w:rFonts w:ascii="Times New Roman" w:hAnsi="Times New Roman"/>
-          <w:color w:val="000000"/>
-        </w:rPr>
-        <w:t xml:space="preserve"> 2015;15:84. https://doi.org/10.1186/s12905-015-0245-7</w:t>
-      </w:r>
-    </w:p>
-    <w:p>
-      <w:pPr>
-        <w:pStyle w:val="Heading2"/>
-      </w:pPr>
-      <w:r>
-        <w:t>10. Appendix: Statistical notes</w:t>
+        <w:t>Upashe SP, Tekelab T, Mekonnen J. Assessment of knowledge and practice of menstrual hygiene</w:t>
       </w:r>
     </w:p>
     <w:p>
@@ -6484,7 +5596,7 @@
           <w:rFonts w:ascii="Times New Roman" w:hAnsi="Times New Roman"/>
           <w:color w:val="000000"/>
         </w:rPr>
-        <w:t>Primary inference was non-parametric because outcomes were bounded and discrete, education groups were highly imbalanced, and normality assumptions were not adequately satisfied across groups. Epsilon-squared was 0.0676 for knowledge and 0.0853 for practice. Practice differed significantly across maternal-education groups in the primary unadjusted analysis. Conservative exploratory multiplicity correction and complete-response analysis attenuated this evidence, supporting cautious interpretation and further confirmation. Post-hoc pairwise comparisons were not emphasized because sparse upper education strata, particularly the single participant in the highest category, would make them unstable and potentially misleading.</w:t>
+        <w:t>among high school girls in Western Ethiopia. _BMC Womens Health._ 2015;15:84. https://doi.org/10.1186/s12905-015-0245-7</w:t>
       </w:r>
     </w:p>
     <w:sectPr>

--- a/RESEARCH_PAPER - CONCISE JOURNAL.docx
+++ b/RESEARCH_PAPER - CONCISE JOURNAL.docx
@@ -8,7 +8,7 @@
         <w:jc w:val="center"/>
       </w:pPr>
       <w:r>
-        <w:t>Association Between Maternal Education and Menstrual Hygiene Knowledge and Practices Among Adolescent Girls: A School-Based Cross-Sectional Study in Lahore, Pakistan</w:t>
+        <w:t>Maternal Education and Menstrual Hygiene Among Adolescent Girls in Lahore: A Cross-Sectional Study</w:t>
       </w:r>
     </w:p>
     <w:p>
@@ -28,7 +28,7 @@
           <w:rFonts w:ascii="Times New Roman" w:hAnsi="Times New Roman"/>
           <w:color w:val="000000"/>
         </w:rPr>
-        <w:t xml:space="preserve"> Dr Ayesha Javed; Dr Fatima Sohail</w:t>
+        <w:t xml:space="preserve"> Fatima Sohail; Ayesha Javed; Muhammad Hamza Adnan</w:t>
       </w:r>
     </w:p>
     <w:p>
@@ -41,14 +41,54 @@
           <w:b/>
           <w:color w:val="000000"/>
         </w:rPr>
-        <w:t>Study supervisor:</w:t>
+        <w:t>Affiliations:</w:t>
       </w:r>
       <w:r>
         <w:rPr>
           <w:rFonts w:ascii="Times New Roman" w:hAnsi="Times New Roman"/>
           <w:color w:val="000000"/>
         </w:rPr>
-        <w:t xml:space="preserve"> Dr Naureen Omar</w:t>
+        <w:t xml:space="preserve"> To be confirmed by the authors before submission.</w:t>
+      </w:r>
+    </w:p>
+    <w:p>
+      <w:pPr>
+        <w:jc w:val="left"/>
+      </w:pPr>
+      <w:r>
+        <w:rPr>
+          <w:rFonts w:ascii="Times New Roman" w:hAnsi="Times New Roman"/>
+          <w:b/>
+          <w:color w:val="000000"/>
+        </w:rPr>
+        <w:t>Corresponding author:</w:t>
+      </w:r>
+      <w:r>
+        <w:rPr>
+          <w:rFonts w:ascii="Times New Roman" w:hAnsi="Times New Roman"/>
+          <w:color w:val="000000"/>
+        </w:rPr>
+        <w:t xml:space="preserve"> To be confirmed by the authors before submission.</w:t>
+      </w:r>
+    </w:p>
+    <w:p>
+      <w:pPr>
+        <w:jc w:val="left"/>
+      </w:pPr>
+      <w:r>
+        <w:rPr>
+          <w:rFonts w:ascii="Times New Roman" w:hAnsi="Times New Roman"/>
+          <w:b/>
+          <w:color w:val="000000"/>
+        </w:rPr>
+        <w:t>Arabic author-name forms:</w:t>
+      </w:r>
+      <w:r>
+        <w:rPr>
+          <w:rFonts w:ascii="Times New Roman" w:hAnsi="Times New Roman"/>
+          <w:color w:val="000000"/>
+        </w:rPr>
+        <w:t xml:space="preserve"> To be supplied by the authors in the submission system for abstract translation.</w:t>
       </w:r>
     </w:p>
     <w:p>
@@ -66,9 +106,97 @@
       <w:r>
         <w:rPr>
           <w:rFonts w:ascii="Times New Roman" w:hAnsi="Times New Roman"/>
+          <w:b/>
           <w:color w:val="000000"/>
         </w:rPr>
-        <w:t>Evidence linking maternal education with adolescent menstrual hygiene in sub-urban Pakistan is limited. A school-based cross-sectional study of 120 girls in Lahore assessed knowledge (0-9) and practice (0-7). Missing questionnaire responses were scored zero. Kruskal-Wallis tests, effect sizes, correlations, and sensitivity analyses were used. Mean age was 14.47 years, mean knowledge was 6.65/9 (SD 1.22), and mean practice was 5.68/7 (SD 0.58). Practice differed significantly across maternal education groups in the primary unadjusted analysis (H = 10.1562, p = 0.0379, epsilon-squared = 0.0853), while knowledge did not (H = 8.0427, p = 0.0900, epsilon-squared = 0.0676). The exploratory Holm-adjusted practice p-value was 0.0758. Age correlated with knowledge (r = 0.314, p = 0.0005), and knowledge correlated with practice (r = 0.317, p = 0.0004). Complete-response practice analysis produced H = 8.6488 and p = 0.0705. Maternal education was associated with practice in the primary unadjusted analysis, but sensitivity to missing-response handling, imbalanced groups, and possible age confounding limits inference.</w:t>
+        <w:t>Background:</w:t>
+      </w:r>
+      <w:r>
+        <w:rPr>
+          <w:rFonts w:ascii="Times New Roman" w:hAnsi="Times New Roman"/>
+          <w:color w:val="000000"/>
+        </w:rPr>
+        <w:t xml:space="preserve"> Evidence on the relationship between maternal education and menstrual hygiene among adolescent girls in sub-urban Pakistan is limited.</w:t>
+      </w:r>
+    </w:p>
+    <w:p>
+      <w:pPr>
+        <w:jc w:val="left"/>
+      </w:pPr>
+      <w:r>
+        <w:rPr>
+          <w:rFonts w:ascii="Times New Roman" w:hAnsi="Times New Roman"/>
+          <w:b/>
+          <w:color w:val="000000"/>
+        </w:rPr>
+        <w:t>Aim:</w:t>
+      </w:r>
+      <w:r>
+        <w:rPr>
+          <w:rFonts w:ascii="Times New Roman" w:hAnsi="Times New Roman"/>
+          <w:color w:val="000000"/>
+        </w:rPr>
+        <w:t xml:space="preserve"> To assess menstrual hygiene knowledge and practice and compare scores across maternal education groups among schoolgirls in Lahore, Pakistan.</w:t>
+      </w:r>
+    </w:p>
+    <w:p>
+      <w:pPr>
+        <w:jc w:val="left"/>
+      </w:pPr>
+      <w:r>
+        <w:rPr>
+          <w:rFonts w:ascii="Times New Roman" w:hAnsi="Times New Roman"/>
+          <w:b/>
+          <w:color w:val="000000"/>
+        </w:rPr>
+        <w:t>Methods:</w:t>
+      </w:r>
+      <w:r>
+        <w:rPr>
+          <w:rFonts w:ascii="Times New Roman" w:hAnsi="Times New Roman"/>
+          <w:color w:val="000000"/>
+        </w:rPr>
+        <w:t xml:space="preserve"> This school-based cross-sectional study analysed questionnaire data from 120 adolescent girls. Knowledge and practice scores ranged from 0 to 9 and 0 to 7, respectively. Maternal education groups were compared using Kruskal-Wallis tests. Effect sizes, correlations and sensitivity analyses were also examined.</w:t>
+      </w:r>
+    </w:p>
+    <w:p>
+      <w:pPr>
+        <w:jc w:val="left"/>
+      </w:pPr>
+      <w:r>
+        <w:rPr>
+          <w:rFonts w:ascii="Times New Roman" w:hAnsi="Times New Roman"/>
+          <w:b/>
+          <w:color w:val="000000"/>
+        </w:rPr>
+        <w:t>Results:</w:t>
+      </w:r>
+      <w:r>
+        <w:rPr>
+          <w:rFonts w:ascii="Times New Roman" w:hAnsi="Times New Roman"/>
+          <w:color w:val="000000"/>
+        </w:rPr>
+        <w:t xml:space="preserve"> Mean age was 14.47 years (standard deviation 1.40), mean knowledge score was 6.65 (1.22), and mean practice score was 5.68 (0.58). Practice differed across maternal education groups in the primary unadjusted analysis (H = 10.1562, P = 0.0379; epsilon-squared = 0.0853), whereas knowledge did not (H = 8.0427, P = 0.0900; epsilon-squared = 0.0676). The exploratory Holm-adjusted practice P-value was 0.0758. Complete-response practice analysis gave H = 8.6488 and P = 0.0705.</w:t>
+      </w:r>
+    </w:p>
+    <w:p>
+      <w:pPr>
+        <w:jc w:val="left"/>
+      </w:pPr>
+      <w:r>
+        <w:rPr>
+          <w:rFonts w:ascii="Times New Roman" w:hAnsi="Times New Roman"/>
+          <w:b/>
+          <w:color w:val="000000"/>
+        </w:rPr>
+        <w:t>Conclusion:</w:t>
+      </w:r>
+      <w:r>
+        <w:rPr>
+          <w:rFonts w:ascii="Times New Roman" w:hAnsi="Times New Roman"/>
+          <w:color w:val="000000"/>
+        </w:rPr>
+        <w:t xml:space="preserve"> Maternal education was associated with reported menstrual hygiene practice in the primary unadjusted analysis, but the result was sensitive to missing-response handling and potential age confounding. Larger adjusted studies using validated measures are needed.</w:t>
       </w:r>
     </w:p>
     <w:p>
@@ -88,7 +216,7 @@
           <w:rFonts w:ascii="Times New Roman" w:hAnsi="Times New Roman"/>
           <w:color w:val="000000"/>
         </w:rPr>
-        <w:t xml:space="preserve"> menstrual hygiene; adolescent girls; maternal education; Pakistan; school health; cross-sectional study</w:t>
+        <w:t xml:space="preserve"> adolescent health; maternal education; menstrual hygiene; Pakistan; school health</w:t>
       </w:r>
     </w:p>
     <w:p>
@@ -96,7 +224,7 @@
         <w:pStyle w:val="Heading2"/>
       </w:pPr>
       <w:r>
-        <w:t>1. Introduction</w:t>
+        <w:t>Background</w:t>
       </w:r>
     </w:p>
     <w:p>
@@ -108,7 +236,22 @@
           <w:rFonts w:ascii="Times New Roman" w:hAnsi="Times New Roman"/>
           <w:color w:val="000000"/>
         </w:rPr>
-        <w:t>Adolescence is a formative period for health attitudes and behaviors. Menstrual health is integral to adolescent well-being because girls must manage menarche, menstrual cycles, hygiene, and stigma, often without adequate information or material support. World Health Organization and UNESCO guidance frames menstrual health as a health, education, rights, and gender-equity issue requiring suitable materials, knowledge, supportive norms, and safe sanitation [1-3].</w:t>
+        <w:t xml:space="preserve">Menstrual health is integral to adolescent health, education and gender equality. Girls require accurate information, suitable menstrual materials, privacy, water and sanitation, safe disposal options, and supportive social norms. World Health Organization and UNESCO guidance identifies menstrual health as both a health issue and a rights-based public health priority </w:t>
+      </w:r>
+      <w:r>
+        <w:rPr>
+          <w:rFonts w:ascii="Times New Roman" w:hAnsi="Times New Roman"/>
+          <w:i/>
+          <w:color w:val="000000"/>
+        </w:rPr>
+        <w:t>(1–3)</w:t>
+      </w:r>
+      <w:r>
+        <w:rPr>
+          <w:rFonts w:ascii="Times New Roman" w:hAnsi="Times New Roman"/>
+          <w:color w:val="000000"/>
+        </w:rPr>
+        <w:t>.</w:t>
       </w:r>
     </w:p>
     <w:p>
@@ -120,7 +263,22 @@
           <w:rFonts w:ascii="Times New Roman" w:hAnsi="Times New Roman"/>
           <w:color w:val="000000"/>
         </w:rPr>
-        <w:t>In low- and middle-income settings, menstrual hygiene management may be constrained by silence, cultural taboos, limited privacy, and inadequate absorbents or disposal facilities. Girls may reach menarche unprepared and depend on informal or incomplete information, potentially impairing hygiene, causing discomfort and embarrassment, and limiting school and social participation. Studies from Ghana, Ethiopia, Nepal, India, and related settings associate menstrual knowledge and practice with parental education, information access, and socioeconomic conditions [4-10].</w:t>
+        <w:t xml:space="preserve">In low- and middle-income settings, menstrual hygiene may be constrained by stigma, limited communication, unaffordable or unavailable products, and inadequate school facilities. Girls may consequently reach menarche without preparation or depend on incomplete information. Studies in African and South Asian settings have associated menstrual knowledge and practice with parental education, access to information and household conditions </w:t>
+      </w:r>
+      <w:r>
+        <w:rPr>
+          <w:rFonts w:ascii="Times New Roman" w:hAnsi="Times New Roman"/>
+          <w:i/>
+          <w:color w:val="000000"/>
+        </w:rPr>
+        <w:t>(4–10)</w:t>
+      </w:r>
+      <w:r>
+        <w:rPr>
+          <w:rFonts w:ascii="Times New Roman" w:hAnsi="Times New Roman"/>
+          <w:color w:val="000000"/>
+        </w:rPr>
+        <w:t>.</w:t>
       </w:r>
     </w:p>
     <w:p>
@@ -132,7 +290,7 @@
           <w:rFonts w:ascii="Times New Roman" w:hAnsi="Times New Roman"/>
           <w:color w:val="000000"/>
         </w:rPr>
-        <w:t>These relationships are particularly relevant in sub-urban Pakistan, where educational attainment, household resources, and social norms vary. Maternal education may influence daughters through communication, supervision, modeled routines, and access to menstrual products. However, it may produce limited differences in formal knowledge when peers, media, or schools also provide information. This study assessed menstrual hygiene knowledge and practices among adolescent girls in a sub-urban area of Lahore and compared outcomes across maternal education categories.</w:t>
+        <w:t>Maternal education may affect daughters' menstrual hygiene through communication, supervision, household resources and health-related decision-making. However, school, peer and media exposure may reduce educational differences in factual knowledge, while practical constraints may continue to affect behaviour. Evidence from sub-urban Pakistan remains limited.</w:t>
       </w:r>
     </w:p>
     <w:p>
@@ -140,7 +298,7 @@
         <w:pStyle w:val="Heading2"/>
       </w:pPr>
       <w:r>
-        <w:t>2. Rationale and Objectives</w:t>
+        <w:t>Objectives</w:t>
       </w:r>
     </w:p>
     <w:p>
@@ -152,7 +310,7 @@
           <w:rFonts w:ascii="Times New Roman" w:hAnsi="Times New Roman"/>
           <w:color w:val="000000"/>
         </w:rPr>
-        <w:t>The study examined whether maternal education was associated more strongly with menstrual knowledge or behavior, recognizing that awareness may not improve practice when household circumstances, product access, or sanitation impose constraints. The primary objectives were to assess knowledge and practice scores and compare them by maternal education. Secondary objectives were to describe demographic and household economic characteristics and explore correlations among age, income, family size, and menstrual hygiene scores.</w:t>
+        <w:t>The primary objectives were to assess menstrual hygiene knowledge and practice scores among adolescent schoolgirls and compare these outcomes across maternal education categories. Secondary objectives were to describe demographic and household characteristics and explore relationships among age, household resources, knowledge and practice.</w:t>
       </w:r>
     </w:p>
     <w:p>
@@ -160,7 +318,7 @@
         <w:pStyle w:val="Heading2"/>
       </w:pPr>
       <w:r>
-        <w:t>3. Methods</w:t>
+        <w:t>Methods</w:t>
       </w:r>
     </w:p>
     <w:p>
@@ -168,7 +326,7 @@
         <w:pStyle w:val="Heading3"/>
       </w:pPr>
       <w:r>
-        <w:t>3.1 Study design, setting, and study synopsis</w:t>
+        <w:t>Study design and setting</w:t>
       </w:r>
     </w:p>
     <w:p>
@@ -180,7 +338,7 @@
           <w:rFonts w:ascii="Times New Roman" w:hAnsi="Times New Roman"/>
           <w:color w:val="000000"/>
         </w:rPr>
-        <w:t>This cross-sectional school-based questionnaire study used the finalized survey dataset from Reach School on Sau Asal Road, Lahore. The original study synopsis specified a nine-month study period from March to December 2024, school-based recruitment, a structured questionnaire administered by the primary investigators, and interviews lasting approximately 15-20 minutes.</w:t>
+        <w:t>This school-based cross-sectional questionnaire study was conducted at Reach School on Sau Asal Road, Lahore, Pakistan. The planned study period was March-December 2024. The questionnaire was administered by the investigators in interviews lasting approximately 15-20 minutes.</w:t>
       </w:r>
     </w:p>
     <w:p>
@@ -188,7 +346,7 @@
         <w:pStyle w:val="Heading3"/>
       </w:pPr>
       <w:r>
-        <w:t>3.2 Participant selection and analytic sample</w:t>
+        <w:t>Participants</w:t>
       </w:r>
     </w:p>
     <w:p>
@@ -200,7 +358,7 @@
           <w:rFonts w:ascii="Times New Roman" w:hAnsi="Times New Roman"/>
           <w:color w:val="000000"/>
         </w:rPr>
-        <w:t>The study synopsis included adolescent girls with parental consent and excluded students without parental consent or willingness to participate. It described simple random sampling by lottery from a list of eligible female students. The SPSS file contained 120 nonblank participant records and 40 fully blank trailing rows. The blank rows were file artifacts rather than excluded participants. No recruitment denominator, response rate, or prospective sample-size calculation was documented; all 120 nonblank records were analyzed.</w:t>
+        <w:t>Eligible participants were adolescent girls willing to participate and for whom parental consent was available. The study plan described simple random sampling by lottery from a list of eligible students. The data file contained 120 nonblank participant records and 40 fully blank trailing rows. The blank rows were file artifacts and did not represent recruited or excluded participants. The recruitment denominator, response rate and prospective sample-size calculation were not documented; all 120 nonblank records were analysed.</w:t>
       </w:r>
     </w:p>
     <w:p>
@@ -208,7 +366,7 @@
         <w:pStyle w:val="Heading3"/>
       </w:pPr>
       <w:r>
-        <w:t>3.3 Study variables</w:t>
+        <w:t>Measures and scoring</w:t>
       </w:r>
     </w:p>
     <w:p>
@@ -220,15 +378,7 @@
           <w:rFonts w:ascii="Times New Roman" w:hAnsi="Times New Roman"/>
           <w:color w:val="000000"/>
         </w:rPr>
-        <w:t>The outcomes were bounded discrete menstrual hygiene knowledge (0-9) and practice (0-7) scores. Maternal education was coded from SPSS metadata as 1 = Illiterate, 2 = Primary, 3 = Middle, 4 = Secondary, and 5 = Intermediate and above. Other descriptive and exploratory variables were age, paternal education, maternal and paternal occupation, monthly household income, family size, and per-capita income.</w:t>
-      </w:r>
-    </w:p>
-    <w:p>
-      <w:pPr>
-        <w:pStyle w:val="Heading3"/>
-      </w:pPr>
-      <w:r>
-        <w:t>3.4 Scoring rules and derived variables</w:t>
+        <w:t>The primary outcomes were menstrual hygiene knowledge (0-9) and practice (0-7) scores. Maternal education was categorized as illiterate, primary, middle, secondary, or intermediate and above. Other variables included age, parental occupation, paternal education, monthly household income and family size.</w:t>
       </w:r>
     </w:p>
     <w:p>
@@ -240,7 +390,15 @@
           <w:rFonts w:ascii="Times New Roman" w:hAnsi="Times New Roman"/>
           <w:color w:val="000000"/>
         </w:rPr>
-        <w:t>Knowledge was calculated from Section III questionnaire items using the prespecified scoring key, with one correction based on the variable labels and biological validity. The key awarded the menstruation-process point to code 2, although SPSS metadata labeled code 1 as physiological/natural and code 2 as pathological/disease. The primary analysis awarded the point to code 1 because menstruation is physiological; the original coding was examined in a sensitivity analysis. Practice was calculated from Section IV using the prespecified scoring key. Missing or out-of-label questionnaire responses received zero. Four scored items awarded one point to every listed response: the absorbent and change-frequency items in both knowledge and practice. They contributed to totals but did not discriminate among participants. Per-capita income equaled monthly household income divided by total family members and was treated as missing when income or family size was unavailable or family size was zero.</w:t>
+        <w:t>Knowledge and practice were calculated from the prespecified questionnaire scoring keys. For one knowledge item, the data labels identified menstruation as physiological or natural under code 1 and pathological or disease under code 2, whereas the original scoring key awarded the point to code 2. The primary analysis awarded the point to code 1 because menstruation is physiological; original-key scoring was examined in sensitivity analysis. Missing or out-of-label scored responses received zero. Four items awarded one point to every listed response and therefore contributed to totals without discriminating among participants. The study-specific questionnaire had no available documentation of validation, reliability testing, language adaptation or pilot testing.</w:t>
+      </w:r>
+    </w:p>
+    <w:p>
+      <w:pPr>
+        <w:pStyle w:val="Heading3"/>
+      </w:pPr>
+      <w:r>
+        <w:t>Data quality and statistical analysis</w:t>
       </w:r>
     </w:p>
     <w:p>
@@ -252,15 +410,7 @@
           <w:rFonts w:ascii="Times New Roman" w:hAnsi="Times New Roman"/>
           <w:color w:val="000000"/>
         </w:rPr>
-        <w:t>Higher scores represented greater knowledge or more favorable reported practice. The questionnaire was study-specific; documentation of prior validation, reliability testing, language adaptation, or pilot testing was not available.</w:t>
-      </w:r>
-    </w:p>
-    <w:p>
-      <w:pPr>
-        <w:pStyle w:val="Heading3"/>
-      </w:pPr>
-      <w:r>
-        <w:t>3.5 Data quality procedures</w:t>
+        <w:t>Categorical variables were summarized using frequencies and percentages. Continuous variables were summarized using means, standard deviations, medians, interquartile ranges and ranges. Data checks examined missing values, responses outside SPSS value-label domains and consistency between total family size and the sum of male and female family members.</w:t>
       </w:r>
     </w:p>
     <w:p>
@@ -272,7 +422,7 @@
           <w:rFonts w:ascii="Times New Roman" w:hAnsi="Times New Roman"/>
           <w:color w:val="000000"/>
         </w:rPr>
-        <w:t>Before analysis, missing values and categorical responses outside the SPSS value domains were identified. Conditional follow-up questions were distinguished from core variables so that expected skip-pattern missingness was not classified as poor data capture. Reported total family size was compared with the sum of male and female family members.</w:t>
+        <w:t>The knowledge and practice scores were bounded and discrete, and maternal education groups were markedly imbalanced. Primary comparisons therefore used two-sided Kruskal-Wallis tests at a 0.05 significance threshold, with epsilon-squared calculated as H/(n-1). Principal comparisons used unadjusted P-values; because the study plan did not identify one inferential outcome as primary, a conservative exploratory Holm correction was also examined. Pearson complete-case correlations assessed linear associations. Spearman correlations and analyses excluding the smallest education group, restricting practice scores to complete responses, treating education as ordinal and applying the original disputed scoring key were used as sensitivity analyses. Analyses were conducted using Python 3.12.7, pandas 2.2.2, NumPy 1.26.4 and SciPy 1.13.1.</w:t>
       </w:r>
     </w:p>
     <w:p>
@@ -280,7 +430,7 @@
         <w:pStyle w:val="Heading3"/>
       </w:pPr>
       <w:r>
-        <w:t>3.6 Statistical analysis</w:t>
+        <w:t>Ethical considerations</w:t>
       </w:r>
     </w:p>
     <w:p>
@@ -292,7 +442,23 @@
           <w:rFonts w:ascii="Times New Roman" w:hAnsi="Times New Roman"/>
           <w:color w:val="000000"/>
         </w:rPr>
-        <w:t>All tests were two-sided with a 0.05 significance threshold. Categorical variables were summarized as counts and percentages; continuous variables were summarized using means, medians, standard deviations, minima, maxima, and quartiles. Within-group normality was assessed by Shapiro-Wilk tests when group size permitted, variance homogeneity by Levene's test when feasible, and small groups were identified. Because knowledge and practice were bounded, discrete, and distributed across markedly imbalanced education groups, primary comparisons used Kruskal-Wallis tests with epsilon-squared effect sizes. Unadjusted p-values were reported for the principal comparisons. Because the protocol did not identify one inferential outcome as primary, a conservative exploratory Holm correction was also examined as a sensitivity analysis.</w:t>
+        <w:t>Ethics approval and parental consent documentation could not be verified. In accordance with Eastern Mediterranean Health Journal requirements, the approving institution, ethics approval number and study-specific consent process for minors must be confirmed and inserted before submission. The manuscript is not ready for submission until these details are supplied.</w:t>
+      </w:r>
+    </w:p>
+    <w:p>
+      <w:pPr>
+        <w:pStyle w:val="Heading2"/>
+      </w:pPr>
+      <w:r>
+        <w:t>Results</w:t>
+      </w:r>
+    </w:p>
+    <w:p>
+      <w:pPr>
+        <w:pStyle w:val="Heading3"/>
+      </w:pPr>
+      <w:r>
+        <w:t>Participant characteristics</w:t>
       </w:r>
     </w:p>
     <w:p>
@@ -304,7 +470,7 @@
           <w:rFonts w:ascii="Times New Roman" w:hAnsi="Times New Roman"/>
           <w:color w:val="000000"/>
         </w:rPr>
-        <w:t>Analyses were conducted in Python 3.12.7 using pandas 2.2.2, NumPy 1.26.4, and SciPy 1.13.1. Kruskal-Wallis p-values were asymptotic, and epsilon-squared was calculated as H/(n-1).</w:t>
+        <w:t>The 120 participants had a mean age of 14.47 years (standard deviation 1.40; range 12-18 years). Maternal education was predominantly illiterate (71.7%) or primary (14.2%), and only one participant was in the intermediate-and-above category. Monthly household income was strongly right-skewed. Participant characteristics and score summaries are presented in Table 1.</w:t>
       </w:r>
     </w:p>
     <w:p>
@@ -314,1401 +480,10 @@
       <w:r>
         <w:rPr>
           <w:rFonts w:ascii="Times New Roman" w:hAnsi="Times New Roman"/>
+          <w:b/>
           <w:color w:val="000000"/>
         </w:rPr>
-        <w:t>Pearson complete-case correlations assessed linear relationships among age, income, family size, per-capita income, knowledge, practice, and total score. These secondary analyses were exploratory and unadjusted for multiplicity. Spearman correlations examined sensitivity to strongly right-skewed, outlier-prone income. Further sensitivity analyses excluded the highest maternal education category, treated maternal education as ordinal, tested age differences across education groups, restricted practice analysis to complete responses, and applied the original scoring for the disputed knowledge item.</w:t>
-      </w:r>
-    </w:p>
-    <w:p>
-      <w:pPr>
-        <w:pStyle w:val="Heading3"/>
-      </w:pPr>
-      <w:r>
-        <w:t>3.7 Ethical considerations</w:t>
-      </w:r>
-    </w:p>
-    <w:p>
-      <w:pPr>
-        <w:jc w:val="left"/>
-      </w:pPr>
-      <w:r>
-        <w:rPr>
-          <w:rFonts w:ascii="Times New Roman" w:hAnsi="Times New Roman"/>
-          <w:color w:val="000000"/>
-        </w:rPr>
-        <w:t>Ethics approval and parental consent documentation could not be verified. The manuscript must not be submitted until the approving institution, approval identifier, and menstrual-hygiene-specific consent process are confirmed.</w:t>
-      </w:r>
-    </w:p>
-    <w:p>
-      <w:pPr>
-        <w:pStyle w:val="Heading2"/>
-      </w:pPr>
-      <w:r>
-        <w:t>4. Results</w:t>
-      </w:r>
-    </w:p>
-    <w:p>
-      <w:pPr>
-        <w:pStyle w:val="Heading3"/>
-      </w:pPr>
-      <w:r>
-        <w:t>4.1 Analytic sample</w:t>
-      </w:r>
-    </w:p>
-    <w:p>
-      <w:pPr>
-        <w:jc w:val="left"/>
-      </w:pPr>
-      <w:r>
-        <w:rPr>
-          <w:rFonts w:ascii="Times New Roman" w:hAnsi="Times New Roman"/>
-          <w:color w:val="000000"/>
-        </w:rPr>
-        <w:t>The analysis included 120 nonblank participant records. The 40 fully blank trailing rows contained no participant data and were not counted as recruited or excluded participants. Recruitment and response-rate denominators were unavailable.</w:t>
-      </w:r>
-    </w:p>
-    <w:p>
-      <w:pPr>
-        <w:pStyle w:val="Heading3"/>
-      </w:pPr>
-      <w:r>
-        <w:t>4.2 Demographic and household characteristics</w:t>
-      </w:r>
-    </w:p>
-    <w:p>
-      <w:pPr>
-        <w:jc w:val="left"/>
-      </w:pPr>
-      <w:r>
-        <w:rPr>
-          <w:rFonts w:ascii="Times New Roman" w:hAnsi="Times New Roman"/>
-          <w:color w:val="000000"/>
-        </w:rPr>
-        <w:t>Mean age was 14.47 years (SD 1.40; range 12-18). Monthly household income was widely dispersed (mean 48,833.33; maximum 600,000), indicating substantial right-skewness. Mean family size was 6.66 and mean per-capita income was 8,648.83. Maternal education was predominantly illiterate (71.7%) or primary (14.2%); only one participant was in the Intermediate-and-above category (Table 1).</w:t>
-      </w:r>
-    </w:p>
-    <w:tbl>
-      <w:tblPr>
-        <w:tblStyle w:val="TableGrid"/>
-        <w:tblW w:type="auto" w:w="0"/>
-        <w:tblLook w:firstColumn="1" w:firstRow="1" w:lastColumn="0" w:lastRow="0" w:noHBand="0" w:noVBand="1" w:val="04A0"/>
-      </w:tblPr>
-      <w:tblGrid>
-        <w:gridCol w:w="3120"/>
-        <w:gridCol w:w="3120"/>
-        <w:gridCol w:w="3120"/>
-      </w:tblGrid>
-      <w:tr>
-        <w:tc>
-          <w:tcPr>
-            <w:tcW w:type="dxa" w:w="3120"/>
-          </w:tcPr>
-          <w:p>
-            <w:pPr>
-              <w:spacing w:after="60"/>
-            </w:pPr>
-            <w:r>
-              <w:rPr>
-                <w:rFonts w:ascii="Times New Roman" w:hAnsi="Times New Roman"/>
-                <w:b/>
-                <w:color w:val="000000"/>
-                <w:sz w:val="20"/>
-              </w:rPr>
-              <w:t>Variable</w:t>
-            </w:r>
-          </w:p>
-        </w:tc>
-        <w:tc>
-          <w:tcPr>
-            <w:tcW w:type="dxa" w:w="3120"/>
-          </w:tcPr>
-          <w:p>
-            <w:pPr>
-              <w:spacing w:after="60"/>
-            </w:pPr>
-            <w:r>
-              <w:rPr>
-                <w:rFonts w:ascii="Times New Roman" w:hAnsi="Times New Roman"/>
-                <w:b/>
-                <w:color w:val="000000"/>
-                <w:sz w:val="20"/>
-              </w:rPr>
-              <w:t>Category/Statistic</w:t>
-            </w:r>
-          </w:p>
-        </w:tc>
-        <w:tc>
-          <w:tcPr>
-            <w:tcW w:type="dxa" w:w="3120"/>
-          </w:tcPr>
-          <w:p>
-            <w:pPr>
-              <w:spacing w:after="60"/>
-            </w:pPr>
-            <w:r>
-              <w:rPr>
-                <w:rFonts w:ascii="Times New Roman" w:hAnsi="Times New Roman"/>
-                <w:b/>
-                <w:color w:val="000000"/>
-                <w:sz w:val="20"/>
-              </w:rPr>
-              <w:t>Value</w:t>
-            </w:r>
-          </w:p>
-        </w:tc>
-      </w:tr>
-      <w:tr>
-        <w:tc>
-          <w:tcPr>
-            <w:tcW w:type="dxa" w:w="3120"/>
-          </w:tcPr>
-          <w:p>
-            <w:pPr>
-              <w:spacing w:after="60"/>
-            </w:pPr>
-            <w:r>
-              <w:rPr>
-                <w:rFonts w:ascii="Times New Roman" w:hAnsi="Times New Roman"/>
-                <w:color w:val="000000"/>
-                <w:sz w:val="20"/>
-              </w:rPr>
-              <w:t>Age (years)</w:t>
-            </w:r>
-          </w:p>
-        </w:tc>
-        <w:tc>
-          <w:tcPr>
-            <w:tcW w:type="dxa" w:w="3120"/>
-          </w:tcPr>
-          <w:p>
-            <w:pPr>
-              <w:spacing w:after="60"/>
-            </w:pPr>
-            <w:r>
-              <w:rPr>
-                <w:rFonts w:ascii="Times New Roman" w:hAnsi="Times New Roman"/>
-                <w:color w:val="000000"/>
-                <w:sz w:val="20"/>
-              </w:rPr>
-              <w:t>Mean +/- SD</w:t>
-            </w:r>
-          </w:p>
-        </w:tc>
-        <w:tc>
-          <w:tcPr>
-            <w:tcW w:type="dxa" w:w="3120"/>
-          </w:tcPr>
-          <w:p>
-            <w:pPr>
-              <w:spacing w:after="60"/>
-            </w:pPr>
-            <w:r>
-              <w:rPr>
-                <w:rFonts w:ascii="Times New Roman" w:hAnsi="Times New Roman"/>
-                <w:color w:val="000000"/>
-                <w:sz w:val="20"/>
-              </w:rPr>
-              <w:t>14.47 +/- 1.40</w:t>
-            </w:r>
-          </w:p>
-        </w:tc>
-      </w:tr>
-      <w:tr>
-        <w:tc>
-          <w:tcPr>
-            <w:tcW w:type="dxa" w:w="3120"/>
-          </w:tcPr>
-          <w:p>
-            <w:pPr>
-              <w:spacing w:after="60"/>
-            </w:pPr>
-            <w:r>
-              <w:rPr>
-                <w:rFonts w:ascii="Times New Roman" w:hAnsi="Times New Roman"/>
-                <w:color w:val="000000"/>
-                <w:sz w:val="20"/>
-              </w:rPr>
-              <w:t>Age (years)</w:t>
-            </w:r>
-          </w:p>
-        </w:tc>
-        <w:tc>
-          <w:tcPr>
-            <w:tcW w:type="dxa" w:w="3120"/>
-          </w:tcPr>
-          <w:p>
-            <w:pPr>
-              <w:spacing w:after="60"/>
-            </w:pPr>
-            <w:r>
-              <w:rPr>
-                <w:rFonts w:ascii="Times New Roman" w:hAnsi="Times New Roman"/>
-                <w:color w:val="000000"/>
-                <w:sz w:val="20"/>
-              </w:rPr>
-              <w:t>Median (IQR)</w:t>
-            </w:r>
-          </w:p>
-        </w:tc>
-        <w:tc>
-          <w:tcPr>
-            <w:tcW w:type="dxa" w:w="3120"/>
-          </w:tcPr>
-          <w:p>
-            <w:pPr>
-              <w:spacing w:after="60"/>
-            </w:pPr>
-            <w:r>
-              <w:rPr>
-                <w:rFonts w:ascii="Times New Roman" w:hAnsi="Times New Roman"/>
-                <w:color w:val="000000"/>
-                <w:sz w:val="20"/>
-              </w:rPr>
-              <w:t>14.0 (13.0-15.0)</w:t>
-            </w:r>
-          </w:p>
-        </w:tc>
-      </w:tr>
-      <w:tr>
-        <w:tc>
-          <w:tcPr>
-            <w:tcW w:type="dxa" w:w="3120"/>
-          </w:tcPr>
-          <w:p>
-            <w:pPr>
-              <w:spacing w:after="60"/>
-            </w:pPr>
-            <w:r>
-              <w:rPr>
-                <w:rFonts w:ascii="Times New Roman" w:hAnsi="Times New Roman"/>
-                <w:color w:val="000000"/>
-                <w:sz w:val="20"/>
-              </w:rPr>
-              <w:t>Age (years)</w:t>
-            </w:r>
-          </w:p>
-        </w:tc>
-        <w:tc>
-          <w:tcPr>
-            <w:tcW w:type="dxa" w:w="3120"/>
-          </w:tcPr>
-          <w:p>
-            <w:pPr>
-              <w:spacing w:after="60"/>
-            </w:pPr>
-            <w:r>
-              <w:rPr>
-                <w:rFonts w:ascii="Times New Roman" w:hAnsi="Times New Roman"/>
-                <w:color w:val="000000"/>
-                <w:sz w:val="20"/>
-              </w:rPr>
-              <w:t>Range</w:t>
-            </w:r>
-          </w:p>
-        </w:tc>
-        <w:tc>
-          <w:tcPr>
-            <w:tcW w:type="dxa" w:w="3120"/>
-          </w:tcPr>
-          <w:p>
-            <w:pPr>
-              <w:spacing w:after="60"/>
-            </w:pPr>
-            <w:r>
-              <w:rPr>
-                <w:rFonts w:ascii="Times New Roman" w:hAnsi="Times New Roman"/>
-                <w:color w:val="000000"/>
-                <w:sz w:val="20"/>
-              </w:rPr>
-              <w:t>12-18</w:t>
-            </w:r>
-          </w:p>
-        </w:tc>
-      </w:tr>
-      <w:tr>
-        <w:tc>
-          <w:tcPr>
-            <w:tcW w:type="dxa" w:w="3120"/>
-          </w:tcPr>
-          <w:p>
-            <w:pPr>
-              <w:spacing w:after="60"/>
-            </w:pPr>
-            <w:r>
-              <w:rPr>
-                <w:rFonts w:ascii="Times New Roman" w:hAnsi="Times New Roman"/>
-                <w:color w:val="000000"/>
-                <w:sz w:val="20"/>
-              </w:rPr>
-              <w:t>Monthly income</w:t>
-            </w:r>
-          </w:p>
-        </w:tc>
-        <w:tc>
-          <w:tcPr>
-            <w:tcW w:type="dxa" w:w="3120"/>
-          </w:tcPr>
-          <w:p>
-            <w:pPr>
-              <w:spacing w:after="60"/>
-            </w:pPr>
-            <w:r>
-              <w:rPr>
-                <w:rFonts w:ascii="Times New Roman" w:hAnsi="Times New Roman"/>
-                <w:color w:val="000000"/>
-                <w:sz w:val="20"/>
-              </w:rPr>
-              <w:t>Mean +/- SD</w:t>
-            </w:r>
-          </w:p>
-        </w:tc>
-        <w:tc>
-          <w:tcPr>
-            <w:tcW w:type="dxa" w:w="3120"/>
-          </w:tcPr>
-          <w:p>
-            <w:pPr>
-              <w:spacing w:after="60"/>
-            </w:pPr>
-            <w:r>
-              <w:rPr>
-                <w:rFonts w:ascii="Times New Roman" w:hAnsi="Times New Roman"/>
-                <w:color w:val="000000"/>
-                <w:sz w:val="20"/>
-              </w:rPr>
-              <w:t>48,833.33 +/- 57,440.99</w:t>
-            </w:r>
-          </w:p>
-        </w:tc>
-      </w:tr>
-      <w:tr>
-        <w:tc>
-          <w:tcPr>
-            <w:tcW w:type="dxa" w:w="3120"/>
-          </w:tcPr>
-          <w:p>
-            <w:pPr>
-              <w:spacing w:after="60"/>
-            </w:pPr>
-            <w:r>
-              <w:rPr>
-                <w:rFonts w:ascii="Times New Roman" w:hAnsi="Times New Roman"/>
-                <w:color w:val="000000"/>
-                <w:sz w:val="20"/>
-              </w:rPr>
-              <w:t>Monthly income</w:t>
-            </w:r>
-          </w:p>
-        </w:tc>
-        <w:tc>
-          <w:tcPr>
-            <w:tcW w:type="dxa" w:w="3120"/>
-          </w:tcPr>
-          <w:p>
-            <w:pPr>
-              <w:spacing w:after="60"/>
-            </w:pPr>
-            <w:r>
-              <w:rPr>
-                <w:rFonts w:ascii="Times New Roman" w:hAnsi="Times New Roman"/>
-                <w:color w:val="000000"/>
-                <w:sz w:val="20"/>
-              </w:rPr>
-              <w:t>Median (IQR)</w:t>
-            </w:r>
-          </w:p>
-        </w:tc>
-        <w:tc>
-          <w:tcPr>
-            <w:tcW w:type="dxa" w:w="3120"/>
-          </w:tcPr>
-          <w:p>
-            <w:pPr>
-              <w:spacing w:after="60"/>
-            </w:pPr>
-            <w:r>
-              <w:rPr>
-                <w:rFonts w:ascii="Times New Roman" w:hAnsi="Times New Roman"/>
-                <w:color w:val="000000"/>
-                <w:sz w:val="20"/>
-              </w:rPr>
-              <w:t>45,000 (30,000-50,000)</w:t>
-            </w:r>
-          </w:p>
-        </w:tc>
-      </w:tr>
-      <w:tr>
-        <w:tc>
-          <w:tcPr>
-            <w:tcW w:type="dxa" w:w="3120"/>
-          </w:tcPr>
-          <w:p>
-            <w:pPr>
-              <w:spacing w:after="60"/>
-            </w:pPr>
-            <w:r>
-              <w:rPr>
-                <w:rFonts w:ascii="Times New Roman" w:hAnsi="Times New Roman"/>
-                <w:color w:val="000000"/>
-                <w:sz w:val="20"/>
-              </w:rPr>
-              <w:t>Family size</w:t>
-            </w:r>
-          </w:p>
-        </w:tc>
-        <w:tc>
-          <w:tcPr>
-            <w:tcW w:type="dxa" w:w="3120"/>
-          </w:tcPr>
-          <w:p>
-            <w:pPr>
-              <w:spacing w:after="60"/>
-            </w:pPr>
-            <w:r>
-              <w:rPr>
-                <w:rFonts w:ascii="Times New Roman" w:hAnsi="Times New Roman"/>
-                <w:color w:val="000000"/>
-                <w:sz w:val="20"/>
-              </w:rPr>
-              <w:t>Mean +/- SD</w:t>
-            </w:r>
-          </w:p>
-        </w:tc>
-        <w:tc>
-          <w:tcPr>
-            <w:tcW w:type="dxa" w:w="3120"/>
-          </w:tcPr>
-          <w:p>
-            <w:pPr>
-              <w:spacing w:after="60"/>
-            </w:pPr>
-            <w:r>
-              <w:rPr>
-                <w:rFonts w:ascii="Times New Roman" w:hAnsi="Times New Roman"/>
-                <w:color w:val="000000"/>
-                <w:sz w:val="20"/>
-              </w:rPr>
-              <w:t>6.66 +/- 2.38</w:t>
-            </w:r>
-          </w:p>
-        </w:tc>
-      </w:tr>
-      <w:tr>
-        <w:tc>
-          <w:tcPr>
-            <w:tcW w:type="dxa" w:w="3120"/>
-          </w:tcPr>
-          <w:p>
-            <w:pPr>
-              <w:spacing w:after="60"/>
-            </w:pPr>
-            <w:r>
-              <w:rPr>
-                <w:rFonts w:ascii="Times New Roman" w:hAnsi="Times New Roman"/>
-                <w:color w:val="000000"/>
-                <w:sz w:val="20"/>
-              </w:rPr>
-              <w:t>Family size</w:t>
-            </w:r>
-          </w:p>
-        </w:tc>
-        <w:tc>
-          <w:tcPr>
-            <w:tcW w:type="dxa" w:w="3120"/>
-          </w:tcPr>
-          <w:p>
-            <w:pPr>
-              <w:spacing w:after="60"/>
-            </w:pPr>
-            <w:r>
-              <w:rPr>
-                <w:rFonts w:ascii="Times New Roman" w:hAnsi="Times New Roman"/>
-                <w:color w:val="000000"/>
-                <w:sz w:val="20"/>
-              </w:rPr>
-              <w:t>Median (IQR)</w:t>
-            </w:r>
-          </w:p>
-        </w:tc>
-        <w:tc>
-          <w:tcPr>
-            <w:tcW w:type="dxa" w:w="3120"/>
-          </w:tcPr>
-          <w:p>
-            <w:pPr>
-              <w:spacing w:after="60"/>
-            </w:pPr>
-            <w:r>
-              <w:rPr>
-                <w:rFonts w:ascii="Times New Roman" w:hAnsi="Times New Roman"/>
-                <w:color w:val="000000"/>
-                <w:sz w:val="20"/>
-              </w:rPr>
-              <w:t>6 (5-8)</w:t>
-            </w:r>
-          </w:p>
-        </w:tc>
-      </w:tr>
-      <w:tr>
-        <w:tc>
-          <w:tcPr>
-            <w:tcW w:type="dxa" w:w="3120"/>
-          </w:tcPr>
-          <w:p>
-            <w:pPr>
-              <w:spacing w:after="60"/>
-            </w:pPr>
-            <w:r>
-              <w:rPr>
-                <w:rFonts w:ascii="Times New Roman" w:hAnsi="Times New Roman"/>
-                <w:color w:val="000000"/>
-                <w:sz w:val="20"/>
-              </w:rPr>
-              <w:t>Per-capita income</w:t>
-            </w:r>
-          </w:p>
-        </w:tc>
-        <w:tc>
-          <w:tcPr>
-            <w:tcW w:type="dxa" w:w="3120"/>
-          </w:tcPr>
-          <w:p>
-            <w:pPr>
-              <w:spacing w:after="60"/>
-            </w:pPr>
-            <w:r>
-              <w:rPr>
-                <w:rFonts w:ascii="Times New Roman" w:hAnsi="Times New Roman"/>
-                <w:color w:val="000000"/>
-                <w:sz w:val="20"/>
-              </w:rPr>
-              <w:t>Mean +/- SD</w:t>
-            </w:r>
-          </w:p>
-        </w:tc>
-        <w:tc>
-          <w:tcPr>
-            <w:tcW w:type="dxa" w:w="3120"/>
-          </w:tcPr>
-          <w:p>
-            <w:pPr>
-              <w:spacing w:after="60"/>
-            </w:pPr>
-            <w:r>
-              <w:rPr>
-                <w:rFonts w:ascii="Times New Roman" w:hAnsi="Times New Roman"/>
-                <w:color w:val="000000"/>
-                <w:sz w:val="20"/>
-              </w:rPr>
-              <w:t>8,648.83 +/- 10,763.62</w:t>
-            </w:r>
-          </w:p>
-        </w:tc>
-      </w:tr>
-      <w:tr>
-        <w:tc>
-          <w:tcPr>
-            <w:tcW w:type="dxa" w:w="3120"/>
-          </w:tcPr>
-          <w:p>
-            <w:pPr>
-              <w:spacing w:after="60"/>
-            </w:pPr>
-            <w:r>
-              <w:rPr>
-                <w:rFonts w:ascii="Times New Roman" w:hAnsi="Times New Roman"/>
-                <w:color w:val="000000"/>
-                <w:sz w:val="20"/>
-              </w:rPr>
-              <w:t>Per-capita income</w:t>
-            </w:r>
-          </w:p>
-        </w:tc>
-        <w:tc>
-          <w:tcPr>
-            <w:tcW w:type="dxa" w:w="3120"/>
-          </w:tcPr>
-          <w:p>
-            <w:pPr>
-              <w:spacing w:after="60"/>
-            </w:pPr>
-            <w:r>
-              <w:rPr>
-                <w:rFonts w:ascii="Times New Roman" w:hAnsi="Times New Roman"/>
-                <w:color w:val="000000"/>
-                <w:sz w:val="20"/>
-              </w:rPr>
-              <w:t>Median (IQR)</w:t>
-            </w:r>
-          </w:p>
-        </w:tc>
-        <w:tc>
-          <w:tcPr>
-            <w:tcW w:type="dxa" w:w="3120"/>
-          </w:tcPr>
-          <w:p>
-            <w:pPr>
-              <w:spacing w:after="60"/>
-            </w:pPr>
-            <w:r>
-              <w:rPr>
-                <w:rFonts w:ascii="Times New Roman" w:hAnsi="Times New Roman"/>
-                <w:color w:val="000000"/>
-                <w:sz w:val="20"/>
-              </w:rPr>
-              <w:t>6,428.57 (4,285.71-10,000)</w:t>
-            </w:r>
-          </w:p>
-        </w:tc>
-      </w:tr>
-      <w:tr>
-        <w:tc>
-          <w:tcPr>
-            <w:tcW w:type="dxa" w:w="3120"/>
-          </w:tcPr>
-          <w:p>
-            <w:pPr>
-              <w:spacing w:after="60"/>
-            </w:pPr>
-            <w:r>
-              <w:rPr>
-                <w:rFonts w:ascii="Times New Roman" w:hAnsi="Times New Roman"/>
-                <w:color w:val="000000"/>
-                <w:sz w:val="20"/>
-              </w:rPr>
-              <w:t>Maternal education</w:t>
-            </w:r>
-          </w:p>
-        </w:tc>
-        <w:tc>
-          <w:tcPr>
-            <w:tcW w:type="dxa" w:w="3120"/>
-          </w:tcPr>
-          <w:p>
-            <w:pPr>
-              <w:spacing w:after="60"/>
-            </w:pPr>
-            <w:r>
-              <w:rPr>
-                <w:rFonts w:ascii="Times New Roman" w:hAnsi="Times New Roman"/>
-                <w:color w:val="000000"/>
-                <w:sz w:val="20"/>
-              </w:rPr>
-              <w:t>Illiterate</w:t>
-            </w:r>
-          </w:p>
-        </w:tc>
-        <w:tc>
-          <w:tcPr>
-            <w:tcW w:type="dxa" w:w="3120"/>
-          </w:tcPr>
-          <w:p>
-            <w:pPr>
-              <w:spacing w:after="60"/>
-            </w:pPr>
-            <w:r>
-              <w:rPr>
-                <w:rFonts w:ascii="Times New Roman" w:hAnsi="Times New Roman"/>
-                <w:color w:val="000000"/>
-                <w:sz w:val="20"/>
-              </w:rPr>
-              <w:t>86 (71.7%)</w:t>
-            </w:r>
-          </w:p>
-        </w:tc>
-      </w:tr>
-      <w:tr>
-        <w:tc>
-          <w:tcPr>
-            <w:tcW w:type="dxa" w:w="3120"/>
-          </w:tcPr>
-          <w:p>
-            <w:pPr>
-              <w:spacing w:after="60"/>
-            </w:pPr>
-            <w:r>
-              <w:rPr>
-                <w:rFonts w:ascii="Times New Roman" w:hAnsi="Times New Roman"/>
-                <w:color w:val="000000"/>
-                <w:sz w:val="20"/>
-              </w:rPr>
-              <w:t>Maternal education</w:t>
-            </w:r>
-          </w:p>
-        </w:tc>
-        <w:tc>
-          <w:tcPr>
-            <w:tcW w:type="dxa" w:w="3120"/>
-          </w:tcPr>
-          <w:p>
-            <w:pPr>
-              <w:spacing w:after="60"/>
-            </w:pPr>
-            <w:r>
-              <w:rPr>
-                <w:rFonts w:ascii="Times New Roman" w:hAnsi="Times New Roman"/>
-                <w:color w:val="000000"/>
-                <w:sz w:val="20"/>
-              </w:rPr>
-              <w:t>Primary</w:t>
-            </w:r>
-          </w:p>
-        </w:tc>
-        <w:tc>
-          <w:tcPr>
-            <w:tcW w:type="dxa" w:w="3120"/>
-          </w:tcPr>
-          <w:p>
-            <w:pPr>
-              <w:spacing w:after="60"/>
-            </w:pPr>
-            <w:r>
-              <w:rPr>
-                <w:rFonts w:ascii="Times New Roman" w:hAnsi="Times New Roman"/>
-                <w:color w:val="000000"/>
-                <w:sz w:val="20"/>
-              </w:rPr>
-              <w:t>17 (14.2%)</w:t>
-            </w:r>
-          </w:p>
-        </w:tc>
-      </w:tr>
-      <w:tr>
-        <w:tc>
-          <w:tcPr>
-            <w:tcW w:type="dxa" w:w="3120"/>
-          </w:tcPr>
-          <w:p>
-            <w:pPr>
-              <w:spacing w:after="60"/>
-            </w:pPr>
-            <w:r>
-              <w:rPr>
-                <w:rFonts w:ascii="Times New Roman" w:hAnsi="Times New Roman"/>
-                <w:color w:val="000000"/>
-                <w:sz w:val="20"/>
-              </w:rPr>
-              <w:t>Maternal education</w:t>
-            </w:r>
-          </w:p>
-        </w:tc>
-        <w:tc>
-          <w:tcPr>
-            <w:tcW w:type="dxa" w:w="3120"/>
-          </w:tcPr>
-          <w:p>
-            <w:pPr>
-              <w:spacing w:after="60"/>
-            </w:pPr>
-            <w:r>
-              <w:rPr>
-                <w:rFonts w:ascii="Times New Roman" w:hAnsi="Times New Roman"/>
-                <w:color w:val="000000"/>
-                <w:sz w:val="20"/>
-              </w:rPr>
-              <w:t>Middle</w:t>
-            </w:r>
-          </w:p>
-        </w:tc>
-        <w:tc>
-          <w:tcPr>
-            <w:tcW w:type="dxa" w:w="3120"/>
-          </w:tcPr>
-          <w:p>
-            <w:pPr>
-              <w:spacing w:after="60"/>
-            </w:pPr>
-            <w:r>
-              <w:rPr>
-                <w:rFonts w:ascii="Times New Roman" w:hAnsi="Times New Roman"/>
-                <w:color w:val="000000"/>
-                <w:sz w:val="20"/>
-              </w:rPr>
-              <w:t>8 (6.7%)</w:t>
-            </w:r>
-          </w:p>
-        </w:tc>
-      </w:tr>
-      <w:tr>
-        <w:tc>
-          <w:tcPr>
-            <w:tcW w:type="dxa" w:w="3120"/>
-          </w:tcPr>
-          <w:p>
-            <w:pPr>
-              <w:spacing w:after="60"/>
-            </w:pPr>
-            <w:r>
-              <w:rPr>
-                <w:rFonts w:ascii="Times New Roman" w:hAnsi="Times New Roman"/>
-                <w:color w:val="000000"/>
-                <w:sz w:val="20"/>
-              </w:rPr>
-              <w:t>Maternal education</w:t>
-            </w:r>
-          </w:p>
-        </w:tc>
-        <w:tc>
-          <w:tcPr>
-            <w:tcW w:type="dxa" w:w="3120"/>
-          </w:tcPr>
-          <w:p>
-            <w:pPr>
-              <w:spacing w:after="60"/>
-            </w:pPr>
-            <w:r>
-              <w:rPr>
-                <w:rFonts w:ascii="Times New Roman" w:hAnsi="Times New Roman"/>
-                <w:color w:val="000000"/>
-                <w:sz w:val="20"/>
-              </w:rPr>
-              <w:t>Secondary</w:t>
-            </w:r>
-          </w:p>
-        </w:tc>
-        <w:tc>
-          <w:tcPr>
-            <w:tcW w:type="dxa" w:w="3120"/>
-          </w:tcPr>
-          <w:p>
-            <w:pPr>
-              <w:spacing w:after="60"/>
-            </w:pPr>
-            <w:r>
-              <w:rPr>
-                <w:rFonts w:ascii="Times New Roman" w:hAnsi="Times New Roman"/>
-                <w:color w:val="000000"/>
-                <w:sz w:val="20"/>
-              </w:rPr>
-              <w:t>8 (6.7%)</w:t>
-            </w:r>
-          </w:p>
-        </w:tc>
-      </w:tr>
-      <w:tr>
-        <w:tc>
-          <w:tcPr>
-            <w:tcW w:type="dxa" w:w="3120"/>
-          </w:tcPr>
-          <w:p>
-            <w:pPr>
-              <w:spacing w:after="60"/>
-            </w:pPr>
-            <w:r>
-              <w:rPr>
-                <w:rFonts w:ascii="Times New Roman" w:hAnsi="Times New Roman"/>
-                <w:color w:val="000000"/>
-                <w:sz w:val="20"/>
-              </w:rPr>
-              <w:t>Maternal education</w:t>
-            </w:r>
-          </w:p>
-        </w:tc>
-        <w:tc>
-          <w:tcPr>
-            <w:tcW w:type="dxa" w:w="3120"/>
-          </w:tcPr>
-          <w:p>
-            <w:pPr>
-              <w:spacing w:after="60"/>
-            </w:pPr>
-            <w:r>
-              <w:rPr>
-                <w:rFonts w:ascii="Times New Roman" w:hAnsi="Times New Roman"/>
-                <w:color w:val="000000"/>
-                <w:sz w:val="20"/>
-              </w:rPr>
-              <w:t>Intermediate and above</w:t>
-            </w:r>
-          </w:p>
-        </w:tc>
-        <w:tc>
-          <w:tcPr>
-            <w:tcW w:type="dxa" w:w="3120"/>
-          </w:tcPr>
-          <w:p>
-            <w:pPr>
-              <w:spacing w:after="60"/>
-            </w:pPr>
-            <w:r>
-              <w:rPr>
-                <w:rFonts w:ascii="Times New Roman" w:hAnsi="Times New Roman"/>
-                <w:color w:val="000000"/>
-                <w:sz w:val="20"/>
-              </w:rPr>
-              <w:t>1 (0.8%)</w:t>
-            </w:r>
-          </w:p>
-        </w:tc>
-      </w:tr>
-      <w:tr>
-        <w:tc>
-          <w:tcPr>
-            <w:tcW w:type="dxa" w:w="3120"/>
-          </w:tcPr>
-          <w:p>
-            <w:pPr>
-              <w:spacing w:after="60"/>
-            </w:pPr>
-            <w:r>
-              <w:rPr>
-                <w:rFonts w:ascii="Times New Roman" w:hAnsi="Times New Roman"/>
-                <w:color w:val="000000"/>
-                <w:sz w:val="20"/>
-              </w:rPr>
-              <w:t>Maternal occupation</w:t>
-            </w:r>
-          </w:p>
-        </w:tc>
-        <w:tc>
-          <w:tcPr>
-            <w:tcW w:type="dxa" w:w="3120"/>
-          </w:tcPr>
-          <w:p>
-            <w:pPr>
-              <w:spacing w:after="60"/>
-            </w:pPr>
-            <w:r>
-              <w:rPr>
-                <w:rFonts w:ascii="Times New Roman" w:hAnsi="Times New Roman"/>
-                <w:color w:val="000000"/>
-                <w:sz w:val="20"/>
-              </w:rPr>
-              <w:t>Non-working</w:t>
-            </w:r>
-          </w:p>
-        </w:tc>
-        <w:tc>
-          <w:tcPr>
-            <w:tcW w:type="dxa" w:w="3120"/>
-          </w:tcPr>
-          <w:p>
-            <w:pPr>
-              <w:spacing w:after="60"/>
-            </w:pPr>
-            <w:r>
-              <w:rPr>
-                <w:rFonts w:ascii="Times New Roman" w:hAnsi="Times New Roman"/>
-                <w:color w:val="000000"/>
-                <w:sz w:val="20"/>
-              </w:rPr>
-              <w:t>103 (85.8%)</w:t>
-            </w:r>
-          </w:p>
-        </w:tc>
-      </w:tr>
-      <w:tr>
-        <w:tc>
-          <w:tcPr>
-            <w:tcW w:type="dxa" w:w="3120"/>
-          </w:tcPr>
-          <w:p>
-            <w:pPr>
-              <w:spacing w:after="60"/>
-            </w:pPr>
-            <w:r>
-              <w:rPr>
-                <w:rFonts w:ascii="Times New Roman" w:hAnsi="Times New Roman"/>
-                <w:color w:val="000000"/>
-                <w:sz w:val="20"/>
-              </w:rPr>
-              <w:t>Maternal occupation</w:t>
-            </w:r>
-          </w:p>
-        </w:tc>
-        <w:tc>
-          <w:tcPr>
-            <w:tcW w:type="dxa" w:w="3120"/>
-          </w:tcPr>
-          <w:p>
-            <w:pPr>
-              <w:spacing w:after="60"/>
-            </w:pPr>
-            <w:r>
-              <w:rPr>
-                <w:rFonts w:ascii="Times New Roman" w:hAnsi="Times New Roman"/>
-                <w:color w:val="000000"/>
-                <w:sz w:val="20"/>
-              </w:rPr>
-              <w:t>Working</w:t>
-            </w:r>
-          </w:p>
-        </w:tc>
-        <w:tc>
-          <w:tcPr>
-            <w:tcW w:type="dxa" w:w="3120"/>
-          </w:tcPr>
-          <w:p>
-            <w:pPr>
-              <w:spacing w:after="60"/>
-            </w:pPr>
-            <w:r>
-              <w:rPr>
-                <w:rFonts w:ascii="Times New Roman" w:hAnsi="Times New Roman"/>
-                <w:color w:val="000000"/>
-                <w:sz w:val="20"/>
-              </w:rPr>
-              <w:t>14 (11.7%)</w:t>
-            </w:r>
-          </w:p>
-        </w:tc>
-      </w:tr>
-      <w:tr>
-        <w:tc>
-          <w:tcPr>
-            <w:tcW w:type="dxa" w:w="3120"/>
-          </w:tcPr>
-          <w:p>
-            <w:pPr>
-              <w:spacing w:after="60"/>
-            </w:pPr>
-            <w:r>
-              <w:rPr>
-                <w:rFonts w:ascii="Times New Roman" w:hAnsi="Times New Roman"/>
-                <w:color w:val="000000"/>
-                <w:sz w:val="20"/>
-              </w:rPr>
-              <w:t>Maternal occupation</w:t>
-            </w:r>
-          </w:p>
-        </w:tc>
-        <w:tc>
-          <w:tcPr>
-            <w:tcW w:type="dxa" w:w="3120"/>
-          </w:tcPr>
-          <w:p>
-            <w:pPr>
-              <w:spacing w:after="60"/>
-            </w:pPr>
-            <w:r>
-              <w:rPr>
-                <w:rFonts w:ascii="Times New Roman" w:hAnsi="Times New Roman"/>
-                <w:color w:val="000000"/>
-                <w:sz w:val="20"/>
-              </w:rPr>
-              <w:t>Other/unlabeled code</w:t>
-            </w:r>
-          </w:p>
-        </w:tc>
-        <w:tc>
-          <w:tcPr>
-            <w:tcW w:type="dxa" w:w="3120"/>
-          </w:tcPr>
-          <w:p>
-            <w:pPr>
-              <w:spacing w:after="60"/>
-            </w:pPr>
-            <w:r>
-              <w:rPr>
-                <w:rFonts w:ascii="Times New Roman" w:hAnsi="Times New Roman"/>
-                <w:color w:val="000000"/>
-                <w:sz w:val="20"/>
-              </w:rPr>
-              <w:t>3 (2.5%)</w:t>
-            </w:r>
-          </w:p>
-        </w:tc>
-      </w:tr>
-      <w:tr>
-        <w:tc>
-          <w:tcPr>
-            <w:tcW w:type="dxa" w:w="3120"/>
-          </w:tcPr>
-          <w:p>
-            <w:pPr>
-              <w:spacing w:after="60"/>
-            </w:pPr>
-            <w:r>
-              <w:rPr>
-                <w:rFonts w:ascii="Times New Roman" w:hAnsi="Times New Roman"/>
-                <w:color w:val="000000"/>
-                <w:sz w:val="20"/>
-              </w:rPr>
-              <w:t>Paternal education</w:t>
-            </w:r>
-          </w:p>
-        </w:tc>
-        <w:tc>
-          <w:tcPr>
-            <w:tcW w:type="dxa" w:w="3120"/>
-          </w:tcPr>
-          <w:p>
-            <w:pPr>
-              <w:spacing w:after="60"/>
-            </w:pPr>
-            <w:r>
-              <w:rPr>
-                <w:rFonts w:ascii="Times New Roman" w:hAnsi="Times New Roman"/>
-                <w:color w:val="000000"/>
-                <w:sz w:val="20"/>
-              </w:rPr>
-              <w:t>Primary</w:t>
-            </w:r>
-          </w:p>
-        </w:tc>
-        <w:tc>
-          <w:tcPr>
-            <w:tcW w:type="dxa" w:w="3120"/>
-          </w:tcPr>
-          <w:p>
-            <w:pPr>
-              <w:spacing w:after="60"/>
-            </w:pPr>
-            <w:r>
-              <w:rPr>
-                <w:rFonts w:ascii="Times New Roman" w:hAnsi="Times New Roman"/>
-                <w:color w:val="000000"/>
-                <w:sz w:val="20"/>
-              </w:rPr>
-              <w:t>35 (29.2%)</w:t>
-            </w:r>
-          </w:p>
-        </w:tc>
-      </w:tr>
-      <w:tr>
-        <w:tc>
-          <w:tcPr>
-            <w:tcW w:type="dxa" w:w="3120"/>
-          </w:tcPr>
-          <w:p>
-            <w:pPr>
-              <w:spacing w:after="60"/>
-            </w:pPr>
-            <w:r>
-              <w:rPr>
-                <w:rFonts w:ascii="Times New Roman" w:hAnsi="Times New Roman"/>
-                <w:color w:val="000000"/>
-                <w:sz w:val="20"/>
-              </w:rPr>
-              <w:t>Paternal education</w:t>
-            </w:r>
-          </w:p>
-        </w:tc>
-        <w:tc>
-          <w:tcPr>
-            <w:tcW w:type="dxa" w:w="3120"/>
-          </w:tcPr>
-          <w:p>
-            <w:pPr>
-              <w:spacing w:after="60"/>
-            </w:pPr>
-            <w:r>
-              <w:rPr>
-                <w:rFonts w:ascii="Times New Roman" w:hAnsi="Times New Roman"/>
-                <w:color w:val="000000"/>
-                <w:sz w:val="20"/>
-              </w:rPr>
-              <w:t>Middle</w:t>
-            </w:r>
-          </w:p>
-        </w:tc>
-        <w:tc>
-          <w:tcPr>
-            <w:tcW w:type="dxa" w:w="3120"/>
-          </w:tcPr>
-          <w:p>
-            <w:pPr>
-              <w:spacing w:after="60"/>
-            </w:pPr>
-            <w:r>
-              <w:rPr>
-                <w:rFonts w:ascii="Times New Roman" w:hAnsi="Times New Roman"/>
-                <w:color w:val="000000"/>
-                <w:sz w:val="20"/>
-              </w:rPr>
-              <w:t>28 (23.3%)</w:t>
-            </w:r>
-          </w:p>
-        </w:tc>
-      </w:tr>
-      <w:tr>
-        <w:tc>
-          <w:tcPr>
-            <w:tcW w:type="dxa" w:w="3120"/>
-          </w:tcPr>
-          <w:p>
-            <w:pPr>
-              <w:spacing w:after="60"/>
-            </w:pPr>
-            <w:r>
-              <w:rPr>
-                <w:rFonts w:ascii="Times New Roman" w:hAnsi="Times New Roman"/>
-                <w:color w:val="000000"/>
-                <w:sz w:val="20"/>
-              </w:rPr>
-              <w:t>Paternal education</w:t>
-            </w:r>
-          </w:p>
-        </w:tc>
-        <w:tc>
-          <w:tcPr>
-            <w:tcW w:type="dxa" w:w="3120"/>
-          </w:tcPr>
-          <w:p>
-            <w:pPr>
-              <w:spacing w:after="60"/>
-            </w:pPr>
-            <w:r>
-              <w:rPr>
-                <w:rFonts w:ascii="Times New Roman" w:hAnsi="Times New Roman"/>
-                <w:color w:val="000000"/>
-                <w:sz w:val="20"/>
-              </w:rPr>
-              <w:t>Secondary</w:t>
-            </w:r>
-          </w:p>
-        </w:tc>
-        <w:tc>
-          <w:tcPr>
-            <w:tcW w:type="dxa" w:w="3120"/>
-          </w:tcPr>
-          <w:p>
-            <w:pPr>
-              <w:spacing w:after="60"/>
-            </w:pPr>
-            <w:r>
-              <w:rPr>
-                <w:rFonts w:ascii="Times New Roman" w:hAnsi="Times New Roman"/>
-                <w:color w:val="000000"/>
-                <w:sz w:val="20"/>
-              </w:rPr>
-              <w:t>24 (20.0%)</w:t>
-            </w:r>
-          </w:p>
-        </w:tc>
-      </w:tr>
-      <w:tr>
-        <w:tc>
-          <w:tcPr>
-            <w:tcW w:type="dxa" w:w="3120"/>
-          </w:tcPr>
-          <w:p>
-            <w:pPr>
-              <w:spacing w:after="60"/>
-            </w:pPr>
-            <w:r>
-              <w:rPr>
-                <w:rFonts w:ascii="Times New Roman" w:hAnsi="Times New Roman"/>
-                <w:color w:val="000000"/>
-                <w:sz w:val="20"/>
-              </w:rPr>
-              <w:t>Paternal education</w:t>
-            </w:r>
-          </w:p>
-        </w:tc>
-        <w:tc>
-          <w:tcPr>
-            <w:tcW w:type="dxa" w:w="3120"/>
-          </w:tcPr>
-          <w:p>
-            <w:pPr>
-              <w:spacing w:after="60"/>
-            </w:pPr>
-            <w:r>
-              <w:rPr>
-                <w:rFonts w:ascii="Times New Roman" w:hAnsi="Times New Roman"/>
-                <w:color w:val="000000"/>
-                <w:sz w:val="20"/>
-              </w:rPr>
-              <w:t>Illiterate</w:t>
-            </w:r>
-          </w:p>
-        </w:tc>
-        <w:tc>
-          <w:tcPr>
-            <w:tcW w:type="dxa" w:w="3120"/>
-          </w:tcPr>
-          <w:p>
-            <w:pPr>
-              <w:spacing w:after="60"/>
-            </w:pPr>
-            <w:r>
-              <w:rPr>
-                <w:rFonts w:ascii="Times New Roman" w:hAnsi="Times New Roman"/>
-                <w:color w:val="000000"/>
-                <w:sz w:val="20"/>
-              </w:rPr>
-              <w:t>24 (20.0%)</w:t>
-            </w:r>
-          </w:p>
-        </w:tc>
-      </w:tr>
-      <w:tr>
-        <w:tc>
-          <w:tcPr>
-            <w:tcW w:type="dxa" w:w="3120"/>
-          </w:tcPr>
-          <w:p>
-            <w:pPr>
-              <w:spacing w:after="60"/>
-            </w:pPr>
-            <w:r>
-              <w:rPr>
-                <w:rFonts w:ascii="Times New Roman" w:hAnsi="Times New Roman"/>
-                <w:color w:val="000000"/>
-                <w:sz w:val="20"/>
-              </w:rPr>
-              <w:t>Paternal education</w:t>
-            </w:r>
-          </w:p>
-        </w:tc>
-        <w:tc>
-          <w:tcPr>
-            <w:tcW w:type="dxa" w:w="3120"/>
-          </w:tcPr>
-          <w:p>
-            <w:pPr>
-              <w:spacing w:after="60"/>
-            </w:pPr>
-            <w:r>
-              <w:rPr>
-                <w:rFonts w:ascii="Times New Roman" w:hAnsi="Times New Roman"/>
-                <w:color w:val="000000"/>
-                <w:sz w:val="20"/>
-              </w:rPr>
-              <w:t>Intermediate and above</w:t>
-            </w:r>
-          </w:p>
-        </w:tc>
-        <w:tc>
-          <w:tcPr>
-            <w:tcW w:type="dxa" w:w="3120"/>
-          </w:tcPr>
-          <w:p>
-            <w:pPr>
-              <w:spacing w:after="60"/>
-            </w:pPr>
-            <w:r>
-              <w:rPr>
-                <w:rFonts w:ascii="Times New Roman" w:hAnsi="Times New Roman"/>
-                <w:color w:val="000000"/>
-                <w:sz w:val="20"/>
-              </w:rPr>
-              <w:t>9 (7.5%)</w:t>
-            </w:r>
-          </w:p>
-        </w:tc>
-      </w:tr>
-    </w:tbl>
-    <w:p/>
-    <w:p>
-      <w:pPr>
-        <w:pStyle w:val="Heading3"/>
-      </w:pPr>
-      <w:r>
-        <w:t>4.3 Knowledge and practice score distributions</w:t>
-      </w:r>
-    </w:p>
-    <w:p>
-      <w:pPr>
-        <w:jc w:val="left"/>
-      </w:pPr>
-      <w:r>
-        <w:rPr>
-          <w:rFonts w:ascii="Times New Roman" w:hAnsi="Times New Roman"/>
-          <w:color w:val="000000"/>
-        </w:rPr>
-        <w:t>Knowledge scores ranged from 3 to 9 (mean 6.65; median 7.00), and practice scores from 4 to 7 (mean 5.68; median 6.00). Practice was more tightly clustered. The modal knowledge score was 7 (37.5%), and the modal practice score was 6 (71.7%) (Table 2; Figure 1).</w:t>
+        <w:t>Table 1. Participant characteristics and menstrual hygiene scores (N = 120)</w:t>
       </w:r>
     </w:p>
     <w:tbl>
@@ -1728,16 +503,16 @@
           </w:tcPr>
           <w:p>
             <w:pPr>
-              <w:spacing w:after="60"/>
+              <w:spacing w:line="480" w:lineRule="auto" w:after="0"/>
             </w:pPr>
             <w:r>
               <w:rPr>
                 <w:rFonts w:ascii="Times New Roman" w:hAnsi="Times New Roman"/>
                 <w:b/>
                 <w:color w:val="000000"/>
-                <w:sz w:val="20"/>
+                <w:sz w:val="24"/>
               </w:rPr>
-              <w:t>Score domain</w:t>
+              <w:t>Characteristic</w:t>
             </w:r>
           </w:p>
         </w:tc>
@@ -1747,14 +522,14 @@
           </w:tcPr>
           <w:p>
             <w:pPr>
-              <w:spacing w:after="60"/>
+              <w:spacing w:line="480" w:lineRule="auto" w:after="0"/>
             </w:pPr>
             <w:r>
               <w:rPr>
                 <w:rFonts w:ascii="Times New Roman" w:hAnsi="Times New Roman"/>
                 <w:b/>
                 <w:color w:val="000000"/>
-                <w:sz w:val="20"/>
+                <w:sz w:val="24"/>
               </w:rPr>
               <w:t>Summary</w:t>
             </w:r>
@@ -1768,15 +543,15 @@
           </w:tcPr>
           <w:p>
             <w:pPr>
-              <w:spacing w:after="60"/>
+              <w:spacing w:line="480" w:lineRule="auto" w:after="0"/>
             </w:pPr>
             <w:r>
               <w:rPr>
                 <w:rFonts w:ascii="Times New Roman" w:hAnsi="Times New Roman"/>
                 <w:color w:val="000000"/>
-                <w:sz w:val="20"/>
+                <w:sz w:val="24"/>
               </w:rPr>
-              <w:t>Knowledge score (0-9)</w:t>
+              <w:t>Age, years</w:t>
             </w:r>
           </w:p>
         </w:tc>
@@ -1786,15 +561,15 @@
           </w:tcPr>
           <w:p>
             <w:pPr>
-              <w:spacing w:after="60"/>
+              <w:spacing w:line="480" w:lineRule="auto" w:after="0"/>
             </w:pPr>
             <w:r>
               <w:rPr>
                 <w:rFonts w:ascii="Times New Roman" w:hAnsi="Times New Roman"/>
                 <w:color w:val="000000"/>
-                <w:sz w:val="20"/>
+                <w:sz w:val="24"/>
               </w:rPr>
-              <w:t>Mean 6.65, Median 7.00, SD 1.22, Min 3, Max 9</w:t>
+              <w:t>Mean 14.47 (SD 1.40); median 14.0 (IQR 13.0-15.0)</w:t>
             </w:r>
           </w:p>
         </w:tc>
@@ -1806,15 +581,15 @@
           </w:tcPr>
           <w:p>
             <w:pPr>
-              <w:spacing w:after="60"/>
+              <w:spacing w:line="480" w:lineRule="auto" w:after="0"/>
             </w:pPr>
             <w:r>
               <w:rPr>
                 <w:rFonts w:ascii="Times New Roman" w:hAnsi="Times New Roman"/>
                 <w:color w:val="000000"/>
-                <w:sz w:val="20"/>
+                <w:sz w:val="24"/>
               </w:rPr>
-              <w:t>Practice score (0-7)</w:t>
+              <w:t>Monthly household income</w:t>
             </w:r>
           </w:p>
         </w:tc>
@@ -1824,15 +599,319 @@
           </w:tcPr>
           <w:p>
             <w:pPr>
-              <w:spacing w:after="60"/>
+              <w:spacing w:line="480" w:lineRule="auto" w:after="0"/>
             </w:pPr>
             <w:r>
               <w:rPr>
                 <w:rFonts w:ascii="Times New Roman" w:hAnsi="Times New Roman"/>
                 <w:color w:val="000000"/>
-                <w:sz w:val="20"/>
+                <w:sz w:val="24"/>
               </w:rPr>
-              <w:t>Mean 5.68, Median 6.00, SD 0.58, Min 4, Max 7</w:t>
+              <w:t>Mean 48,833.33 (SD 57,440.99); median 45,000 (IQR 30,000-50,000)</w:t>
+            </w:r>
+          </w:p>
+        </w:tc>
+      </w:tr>
+      <w:tr>
+        <w:tc>
+          <w:tcPr>
+            <w:tcW w:type="dxa" w:w="4680"/>
+          </w:tcPr>
+          <w:p>
+            <w:pPr>
+              <w:spacing w:line="480" w:lineRule="auto" w:after="0"/>
+            </w:pPr>
+            <w:r>
+              <w:rPr>
+                <w:rFonts w:ascii="Times New Roman" w:hAnsi="Times New Roman"/>
+                <w:color w:val="000000"/>
+                <w:sz w:val="24"/>
+              </w:rPr>
+              <w:t>Family size</w:t>
+            </w:r>
+          </w:p>
+        </w:tc>
+        <w:tc>
+          <w:tcPr>
+            <w:tcW w:type="dxa" w:w="4680"/>
+          </w:tcPr>
+          <w:p>
+            <w:pPr>
+              <w:spacing w:line="480" w:lineRule="auto" w:after="0"/>
+            </w:pPr>
+            <w:r>
+              <w:rPr>
+                <w:rFonts w:ascii="Times New Roman" w:hAnsi="Times New Roman"/>
+                <w:color w:val="000000"/>
+                <w:sz w:val="24"/>
+              </w:rPr>
+              <w:t>Mean 6.66 (SD 2.38); median 6 (IQR 5-8)</w:t>
+            </w:r>
+          </w:p>
+        </w:tc>
+      </w:tr>
+      <w:tr>
+        <w:tc>
+          <w:tcPr>
+            <w:tcW w:type="dxa" w:w="4680"/>
+          </w:tcPr>
+          <w:p>
+            <w:pPr>
+              <w:spacing w:line="480" w:lineRule="auto" w:after="0"/>
+            </w:pPr>
+            <w:r>
+              <w:rPr>
+                <w:rFonts w:ascii="Times New Roman" w:hAnsi="Times New Roman"/>
+                <w:color w:val="000000"/>
+                <w:sz w:val="24"/>
+              </w:rPr>
+              <w:t>Maternal education: illiterate</w:t>
+            </w:r>
+          </w:p>
+        </w:tc>
+        <w:tc>
+          <w:tcPr>
+            <w:tcW w:type="dxa" w:w="4680"/>
+          </w:tcPr>
+          <w:p>
+            <w:pPr>
+              <w:spacing w:line="480" w:lineRule="auto" w:after="0"/>
+            </w:pPr>
+            <w:r>
+              <w:rPr>
+                <w:rFonts w:ascii="Times New Roman" w:hAnsi="Times New Roman"/>
+                <w:color w:val="000000"/>
+                <w:sz w:val="24"/>
+              </w:rPr>
+              <w:t>86 (71.7%)</w:t>
+            </w:r>
+          </w:p>
+        </w:tc>
+      </w:tr>
+      <w:tr>
+        <w:tc>
+          <w:tcPr>
+            <w:tcW w:type="dxa" w:w="4680"/>
+          </w:tcPr>
+          <w:p>
+            <w:pPr>
+              <w:spacing w:line="480" w:lineRule="auto" w:after="0"/>
+            </w:pPr>
+            <w:r>
+              <w:rPr>
+                <w:rFonts w:ascii="Times New Roman" w:hAnsi="Times New Roman"/>
+                <w:color w:val="000000"/>
+                <w:sz w:val="24"/>
+              </w:rPr>
+              <w:t>Maternal education: primary</w:t>
+            </w:r>
+          </w:p>
+        </w:tc>
+        <w:tc>
+          <w:tcPr>
+            <w:tcW w:type="dxa" w:w="4680"/>
+          </w:tcPr>
+          <w:p>
+            <w:pPr>
+              <w:spacing w:line="480" w:lineRule="auto" w:after="0"/>
+            </w:pPr>
+            <w:r>
+              <w:rPr>
+                <w:rFonts w:ascii="Times New Roman" w:hAnsi="Times New Roman"/>
+                <w:color w:val="000000"/>
+                <w:sz w:val="24"/>
+              </w:rPr>
+              <w:t>17 (14.2%)</w:t>
+            </w:r>
+          </w:p>
+        </w:tc>
+      </w:tr>
+      <w:tr>
+        <w:tc>
+          <w:tcPr>
+            <w:tcW w:type="dxa" w:w="4680"/>
+          </w:tcPr>
+          <w:p>
+            <w:pPr>
+              <w:spacing w:line="480" w:lineRule="auto" w:after="0"/>
+            </w:pPr>
+            <w:r>
+              <w:rPr>
+                <w:rFonts w:ascii="Times New Roman" w:hAnsi="Times New Roman"/>
+                <w:color w:val="000000"/>
+                <w:sz w:val="24"/>
+              </w:rPr>
+              <w:t>Maternal education: middle</w:t>
+            </w:r>
+          </w:p>
+        </w:tc>
+        <w:tc>
+          <w:tcPr>
+            <w:tcW w:type="dxa" w:w="4680"/>
+          </w:tcPr>
+          <w:p>
+            <w:pPr>
+              <w:spacing w:line="480" w:lineRule="auto" w:after="0"/>
+            </w:pPr>
+            <w:r>
+              <w:rPr>
+                <w:rFonts w:ascii="Times New Roman" w:hAnsi="Times New Roman"/>
+                <w:color w:val="000000"/>
+                <w:sz w:val="24"/>
+              </w:rPr>
+              <w:t>8 (6.7%)</w:t>
+            </w:r>
+          </w:p>
+        </w:tc>
+      </w:tr>
+      <w:tr>
+        <w:tc>
+          <w:tcPr>
+            <w:tcW w:type="dxa" w:w="4680"/>
+          </w:tcPr>
+          <w:p>
+            <w:pPr>
+              <w:spacing w:line="480" w:lineRule="auto" w:after="0"/>
+            </w:pPr>
+            <w:r>
+              <w:rPr>
+                <w:rFonts w:ascii="Times New Roman" w:hAnsi="Times New Roman"/>
+                <w:color w:val="000000"/>
+                <w:sz w:val="24"/>
+              </w:rPr>
+              <w:t>Maternal education: secondary</w:t>
+            </w:r>
+          </w:p>
+        </w:tc>
+        <w:tc>
+          <w:tcPr>
+            <w:tcW w:type="dxa" w:w="4680"/>
+          </w:tcPr>
+          <w:p>
+            <w:pPr>
+              <w:spacing w:line="480" w:lineRule="auto" w:after="0"/>
+            </w:pPr>
+            <w:r>
+              <w:rPr>
+                <w:rFonts w:ascii="Times New Roman" w:hAnsi="Times New Roman"/>
+                <w:color w:val="000000"/>
+                <w:sz w:val="24"/>
+              </w:rPr>
+              <w:t>8 (6.7%)</w:t>
+            </w:r>
+          </w:p>
+        </w:tc>
+      </w:tr>
+      <w:tr>
+        <w:tc>
+          <w:tcPr>
+            <w:tcW w:type="dxa" w:w="4680"/>
+          </w:tcPr>
+          <w:p>
+            <w:pPr>
+              <w:spacing w:line="480" w:lineRule="auto" w:after="0"/>
+            </w:pPr>
+            <w:r>
+              <w:rPr>
+                <w:rFonts w:ascii="Times New Roman" w:hAnsi="Times New Roman"/>
+                <w:color w:val="000000"/>
+                <w:sz w:val="24"/>
+              </w:rPr>
+              <w:t>Maternal education: intermediate and above</w:t>
+            </w:r>
+          </w:p>
+        </w:tc>
+        <w:tc>
+          <w:tcPr>
+            <w:tcW w:type="dxa" w:w="4680"/>
+          </w:tcPr>
+          <w:p>
+            <w:pPr>
+              <w:spacing w:line="480" w:lineRule="auto" w:after="0"/>
+            </w:pPr>
+            <w:r>
+              <w:rPr>
+                <w:rFonts w:ascii="Times New Roman" w:hAnsi="Times New Roman"/>
+                <w:color w:val="000000"/>
+                <w:sz w:val="24"/>
+              </w:rPr>
+              <w:t>1 (0.8%)</w:t>
+            </w:r>
+          </w:p>
+        </w:tc>
+      </w:tr>
+      <w:tr>
+        <w:tc>
+          <w:tcPr>
+            <w:tcW w:type="dxa" w:w="4680"/>
+          </w:tcPr>
+          <w:p>
+            <w:pPr>
+              <w:spacing w:line="480" w:lineRule="auto" w:after="0"/>
+            </w:pPr>
+            <w:r>
+              <w:rPr>
+                <w:rFonts w:ascii="Times New Roman" w:hAnsi="Times New Roman"/>
+                <w:color w:val="000000"/>
+                <w:sz w:val="24"/>
+              </w:rPr>
+              <w:t>Knowledge score, 0-9</w:t>
+            </w:r>
+          </w:p>
+        </w:tc>
+        <w:tc>
+          <w:tcPr>
+            <w:tcW w:type="dxa" w:w="4680"/>
+          </w:tcPr>
+          <w:p>
+            <w:pPr>
+              <w:spacing w:line="480" w:lineRule="auto" w:after="0"/>
+            </w:pPr>
+            <w:r>
+              <w:rPr>
+                <w:rFonts w:ascii="Times New Roman" w:hAnsi="Times New Roman"/>
+                <w:color w:val="000000"/>
+                <w:sz w:val="24"/>
+              </w:rPr>
+              <w:t>Mean 6.65 (SD 1.22); median 7.00; range 3-9</w:t>
+            </w:r>
+          </w:p>
+        </w:tc>
+      </w:tr>
+      <w:tr>
+        <w:tc>
+          <w:tcPr>
+            <w:tcW w:type="dxa" w:w="4680"/>
+          </w:tcPr>
+          <w:p>
+            <w:pPr>
+              <w:spacing w:line="480" w:lineRule="auto" w:after="0"/>
+            </w:pPr>
+            <w:r>
+              <w:rPr>
+                <w:rFonts w:ascii="Times New Roman" w:hAnsi="Times New Roman"/>
+                <w:color w:val="000000"/>
+                <w:sz w:val="24"/>
+              </w:rPr>
+              <w:t>Practice score, 0-7</w:t>
+            </w:r>
+          </w:p>
+        </w:tc>
+        <w:tc>
+          <w:tcPr>
+            <w:tcW w:type="dxa" w:w="4680"/>
+          </w:tcPr>
+          <w:p>
+            <w:pPr>
+              <w:spacing w:line="480" w:lineRule="auto" w:after="0"/>
+            </w:pPr>
+            <w:r>
+              <w:rPr>
+                <w:rFonts w:ascii="Times New Roman" w:hAnsi="Times New Roman"/>
+                <w:color w:val="000000"/>
+                <w:sz w:val="24"/>
+              </w:rPr>
+              <w:t>Mean 5.68 (SD 0.58); median 6.00; range 4-7</w:t>
             </w:r>
           </w:p>
         </w:tc>
@@ -1841,10 +920,15 @@
     <w:p/>
     <w:p>
       <w:pPr>
-        <w:pStyle w:val="Heading3"/>
+        <w:jc w:val="left"/>
       </w:pPr>
       <w:r>
-        <w:t>4.4 Scores by maternal education</w:t>
+        <w:rPr>
+          <w:rFonts w:ascii="Times New Roman" w:hAnsi="Times New Roman"/>
+          <w:i/>
+          <w:color w:val="000000"/>
+        </w:rPr>
+        <w:t>SD: standard deviation; IQR: interquartile range.</w:t>
       </w:r>
     </w:p>
     <w:p>
@@ -1856,2722 +940,7 @@
           <w:rFonts w:ascii="Times New Roman" w:hAnsi="Times New Roman"/>
           <w:color w:val="000000"/>
         </w:rPr>
-        <w:t>Mean scores increased modestly across some education categories, but the severe group imbalance, including one participant in the highest category, limited interpretation. Mean knowledge ranged from 6.53 in the illiterate and primary groups to 8.00 in the Intermediate-and-above group; mean practice ranged from 5.59 in the illiterate group to 6.12 in the secondary group (Table 3; Figures 2 and 3).</w:t>
-      </w:r>
-    </w:p>
-    <w:tbl>
-      <w:tblPr>
-        <w:tblStyle w:val="TableGrid"/>
-        <w:tblW w:type="auto" w:w="0"/>
-        <w:tblLook w:firstColumn="1" w:firstRow="1" w:lastColumn="0" w:lastRow="0" w:noHBand="0" w:noVBand="1" w:val="04A0"/>
-      </w:tblPr>
-      <w:tblGrid>
-        <w:gridCol w:w="1560"/>
-        <w:gridCol w:w="1560"/>
-        <w:gridCol w:w="1560"/>
-        <w:gridCol w:w="1560"/>
-        <w:gridCol w:w="1560"/>
-        <w:gridCol w:w="1560"/>
-      </w:tblGrid>
-      <w:tr>
-        <w:tc>
-          <w:tcPr>
-            <w:tcW w:type="dxa" w:w="1560"/>
-          </w:tcPr>
-          <w:p>
-            <w:pPr>
-              <w:spacing w:after="60"/>
-            </w:pPr>
-            <w:r>
-              <w:rPr>
-                <w:rFonts w:ascii="Times New Roman" w:hAnsi="Times New Roman"/>
-                <w:b/>
-                <w:color w:val="000000"/>
-                <w:sz w:val="20"/>
-              </w:rPr>
-              <w:t>Maternal education level</w:t>
-            </w:r>
-          </w:p>
-        </w:tc>
-        <w:tc>
-          <w:tcPr>
-            <w:tcW w:type="dxa" w:w="1560"/>
-          </w:tcPr>
-          <w:p>
-            <w:pPr>
-              <w:spacing w:after="60"/>
-            </w:pPr>
-            <w:r>
-              <w:rPr>
-                <w:rFonts w:ascii="Times New Roman" w:hAnsi="Times New Roman"/>
-                <w:b/>
-                <w:color w:val="000000"/>
-                <w:sz w:val="20"/>
-              </w:rPr>
-              <w:t>n</w:t>
-            </w:r>
-          </w:p>
-        </w:tc>
-        <w:tc>
-          <w:tcPr>
-            <w:tcW w:type="dxa" w:w="1560"/>
-          </w:tcPr>
-          <w:p>
-            <w:pPr>
-              <w:spacing w:after="60"/>
-            </w:pPr>
-            <w:r>
-              <w:rPr>
-                <w:rFonts w:ascii="Times New Roman" w:hAnsi="Times New Roman"/>
-                <w:b/>
-                <w:color w:val="000000"/>
-                <w:sz w:val="20"/>
-              </w:rPr>
-              <w:t>Knowledge mean +/- SD</w:t>
-            </w:r>
-          </w:p>
-        </w:tc>
-        <w:tc>
-          <w:tcPr>
-            <w:tcW w:type="dxa" w:w="1560"/>
-          </w:tcPr>
-          <w:p>
-            <w:pPr>
-              <w:spacing w:after="60"/>
-            </w:pPr>
-            <w:r>
-              <w:rPr>
-                <w:rFonts w:ascii="Times New Roman" w:hAnsi="Times New Roman"/>
-                <w:b/>
-                <w:color w:val="000000"/>
-                <w:sz w:val="20"/>
-              </w:rPr>
-              <w:t>Knowledge median (IQR)</w:t>
-            </w:r>
-          </w:p>
-        </w:tc>
-        <w:tc>
-          <w:tcPr>
-            <w:tcW w:type="dxa" w:w="1560"/>
-          </w:tcPr>
-          <w:p>
-            <w:pPr>
-              <w:spacing w:after="60"/>
-            </w:pPr>
-            <w:r>
-              <w:rPr>
-                <w:rFonts w:ascii="Times New Roman" w:hAnsi="Times New Roman"/>
-                <w:b/>
-                <w:color w:val="000000"/>
-                <w:sz w:val="20"/>
-              </w:rPr>
-              <w:t>Practice mean +/- SD</w:t>
-            </w:r>
-          </w:p>
-        </w:tc>
-        <w:tc>
-          <w:tcPr>
-            <w:tcW w:type="dxa" w:w="1560"/>
-          </w:tcPr>
-          <w:p>
-            <w:pPr>
-              <w:spacing w:after="60"/>
-            </w:pPr>
-            <w:r>
-              <w:rPr>
-                <w:rFonts w:ascii="Times New Roman" w:hAnsi="Times New Roman"/>
-                <w:b/>
-                <w:color w:val="000000"/>
-                <w:sz w:val="20"/>
-              </w:rPr>
-              <w:t>Practice median (IQR)</w:t>
-            </w:r>
-          </w:p>
-        </w:tc>
-      </w:tr>
-      <w:tr>
-        <w:tc>
-          <w:tcPr>
-            <w:tcW w:type="dxa" w:w="1560"/>
-          </w:tcPr>
-          <w:p>
-            <w:pPr>
-              <w:spacing w:after="60"/>
-            </w:pPr>
-            <w:r>
-              <w:rPr>
-                <w:rFonts w:ascii="Times New Roman" w:hAnsi="Times New Roman"/>
-                <w:color w:val="000000"/>
-                <w:sz w:val="20"/>
-              </w:rPr>
-              <w:t>------------------------</w:t>
-            </w:r>
-          </w:p>
-        </w:tc>
-        <w:tc>
-          <w:tcPr>
-            <w:tcW w:type="dxa" w:w="1560"/>
-          </w:tcPr>
-          <w:p>
-            <w:pPr>
-              <w:spacing w:after="60"/>
-            </w:pPr>
-            <w:r>
-              <w:rPr>
-                <w:rFonts w:ascii="Times New Roman" w:hAnsi="Times New Roman"/>
-                <w:color w:val="000000"/>
-                <w:sz w:val="20"/>
-              </w:rPr>
-              <w:t>--:</w:t>
-            </w:r>
-          </w:p>
-        </w:tc>
-        <w:tc>
-          <w:tcPr>
-            <w:tcW w:type="dxa" w:w="1560"/>
-          </w:tcPr>
-          <w:p>
-            <w:pPr>
-              <w:spacing w:after="60"/>
-            </w:pPr>
-            <w:r>
-              <w:rPr>
-                <w:rFonts w:ascii="Times New Roman" w:hAnsi="Times New Roman"/>
-                <w:color w:val="000000"/>
-                <w:sz w:val="20"/>
-              </w:rPr>
-              <w:t>--------------------:</w:t>
-            </w:r>
-          </w:p>
-        </w:tc>
-        <w:tc>
-          <w:tcPr>
-            <w:tcW w:type="dxa" w:w="1560"/>
-          </w:tcPr>
-          <w:p>
-            <w:pPr>
-              <w:spacing w:after="60"/>
-            </w:pPr>
-            <w:r>
-              <w:rPr>
-                <w:rFonts w:ascii="Times New Roman" w:hAnsi="Times New Roman"/>
-                <w:color w:val="000000"/>
-                <w:sz w:val="20"/>
-              </w:rPr>
-              <w:t>---------------------:</w:t>
-            </w:r>
-          </w:p>
-        </w:tc>
-        <w:tc>
-          <w:tcPr>
-            <w:tcW w:type="dxa" w:w="1560"/>
-          </w:tcPr>
-          <w:p>
-            <w:pPr>
-              <w:spacing w:after="60"/>
-            </w:pPr>
-            <w:r>
-              <w:rPr>
-                <w:rFonts w:ascii="Times New Roman" w:hAnsi="Times New Roman"/>
-                <w:color w:val="000000"/>
-                <w:sz w:val="20"/>
-              </w:rPr>
-              <w:t>-------------------:</w:t>
-            </w:r>
-          </w:p>
-        </w:tc>
-        <w:tc>
-          <w:tcPr>
-            <w:tcW w:type="dxa" w:w="1560"/>
-          </w:tcPr>
-          <w:p>
-            <w:pPr>
-              <w:spacing w:after="60"/>
-            </w:pPr>
-            <w:r>
-              <w:rPr>
-                <w:rFonts w:ascii="Times New Roman" w:hAnsi="Times New Roman"/>
-                <w:color w:val="000000"/>
-                <w:sz w:val="20"/>
-              </w:rPr>
-              <w:t>--------------------:</w:t>
-            </w:r>
-          </w:p>
-        </w:tc>
-      </w:tr>
-      <w:tr>
-        <w:tc>
-          <w:tcPr>
-            <w:tcW w:type="dxa" w:w="1560"/>
-          </w:tcPr>
-          <w:p>
-            <w:pPr>
-              <w:spacing w:after="60"/>
-            </w:pPr>
-            <w:r>
-              <w:rPr>
-                <w:rFonts w:ascii="Times New Roman" w:hAnsi="Times New Roman"/>
-                <w:color w:val="000000"/>
-                <w:sz w:val="20"/>
-              </w:rPr>
-              <w:t>Illiterate</w:t>
-            </w:r>
-          </w:p>
-        </w:tc>
-        <w:tc>
-          <w:tcPr>
-            <w:tcW w:type="dxa" w:w="1560"/>
-          </w:tcPr>
-          <w:p>
-            <w:pPr>
-              <w:spacing w:after="60"/>
-              <w:jc w:val="right"/>
-            </w:pPr>
-            <w:r>
-              <w:rPr>
-                <w:rFonts w:ascii="Times New Roman" w:hAnsi="Times New Roman"/>
-                <w:color w:val="000000"/>
-                <w:sz w:val="20"/>
-              </w:rPr>
-              <w:t>86</w:t>
-            </w:r>
-          </w:p>
-        </w:tc>
-        <w:tc>
-          <w:tcPr>
-            <w:tcW w:type="dxa" w:w="1560"/>
-          </w:tcPr>
-          <w:p>
-            <w:pPr>
-              <w:spacing w:after="60"/>
-            </w:pPr>
-            <w:r>
-              <w:rPr>
-                <w:rFonts w:ascii="Times New Roman" w:hAnsi="Times New Roman"/>
-                <w:color w:val="000000"/>
-                <w:sz w:val="20"/>
-              </w:rPr>
-              <w:t>6.53 +/- 1.27</w:t>
-            </w:r>
-          </w:p>
-        </w:tc>
-        <w:tc>
-          <w:tcPr>
-            <w:tcW w:type="dxa" w:w="1560"/>
-          </w:tcPr>
-          <w:p>
-            <w:pPr>
-              <w:spacing w:after="60"/>
-            </w:pPr>
-            <w:r>
-              <w:rPr>
-                <w:rFonts w:ascii="Times New Roman" w:hAnsi="Times New Roman"/>
-                <w:color w:val="000000"/>
-                <w:sz w:val="20"/>
-              </w:rPr>
-              <w:t>7.0 (6.0-7.0)</w:t>
-            </w:r>
-          </w:p>
-        </w:tc>
-        <w:tc>
-          <w:tcPr>
-            <w:tcW w:type="dxa" w:w="1560"/>
-          </w:tcPr>
-          <w:p>
-            <w:pPr>
-              <w:spacing w:after="60"/>
-            </w:pPr>
-            <w:r>
-              <w:rPr>
-                <w:rFonts w:ascii="Times New Roman" w:hAnsi="Times New Roman"/>
-                <w:color w:val="000000"/>
-                <w:sz w:val="20"/>
-              </w:rPr>
-              <w:t>5.59 +/- 0.62</w:t>
-            </w:r>
-          </w:p>
-        </w:tc>
-        <w:tc>
-          <w:tcPr>
-            <w:tcW w:type="dxa" w:w="1560"/>
-          </w:tcPr>
-          <w:p>
-            <w:pPr>
-              <w:spacing w:after="60"/>
-            </w:pPr>
-            <w:r>
-              <w:rPr>
-                <w:rFonts w:ascii="Times New Roman" w:hAnsi="Times New Roman"/>
-                <w:color w:val="000000"/>
-                <w:sz w:val="20"/>
-              </w:rPr>
-              <w:t>6.0 (5.0-6.0)</w:t>
-            </w:r>
-          </w:p>
-        </w:tc>
-      </w:tr>
-      <w:tr>
-        <w:tc>
-          <w:tcPr>
-            <w:tcW w:type="dxa" w:w="1560"/>
-          </w:tcPr>
-          <w:p>
-            <w:pPr>
-              <w:spacing w:after="60"/>
-            </w:pPr>
-            <w:r>
-              <w:rPr>
-                <w:rFonts w:ascii="Times New Roman" w:hAnsi="Times New Roman"/>
-                <w:color w:val="000000"/>
-                <w:sz w:val="20"/>
-              </w:rPr>
-              <w:t>Primary</w:t>
-            </w:r>
-          </w:p>
-        </w:tc>
-        <w:tc>
-          <w:tcPr>
-            <w:tcW w:type="dxa" w:w="1560"/>
-          </w:tcPr>
-          <w:p>
-            <w:pPr>
-              <w:spacing w:after="60"/>
-              <w:jc w:val="right"/>
-            </w:pPr>
-            <w:r>
-              <w:rPr>
-                <w:rFonts w:ascii="Times New Roman" w:hAnsi="Times New Roman"/>
-                <w:color w:val="000000"/>
-                <w:sz w:val="20"/>
-              </w:rPr>
-              <w:t>17</w:t>
-            </w:r>
-          </w:p>
-        </w:tc>
-        <w:tc>
-          <w:tcPr>
-            <w:tcW w:type="dxa" w:w="1560"/>
-          </w:tcPr>
-          <w:p>
-            <w:pPr>
-              <w:spacing w:after="60"/>
-            </w:pPr>
-            <w:r>
-              <w:rPr>
-                <w:rFonts w:ascii="Times New Roman" w:hAnsi="Times New Roman"/>
-                <w:color w:val="000000"/>
-                <w:sz w:val="20"/>
-              </w:rPr>
-              <w:t>6.53 +/- 1.23</w:t>
-            </w:r>
-          </w:p>
-        </w:tc>
-        <w:tc>
-          <w:tcPr>
-            <w:tcW w:type="dxa" w:w="1560"/>
-          </w:tcPr>
-          <w:p>
-            <w:pPr>
-              <w:spacing w:after="60"/>
-            </w:pPr>
-            <w:r>
-              <w:rPr>
-                <w:rFonts w:ascii="Times New Roman" w:hAnsi="Times New Roman"/>
-                <w:color w:val="000000"/>
-                <w:sz w:val="20"/>
-              </w:rPr>
-              <w:t>7.0 (7.0-7.0)</w:t>
-            </w:r>
-          </w:p>
-        </w:tc>
-        <w:tc>
-          <w:tcPr>
-            <w:tcW w:type="dxa" w:w="1560"/>
-          </w:tcPr>
-          <w:p>
-            <w:pPr>
-              <w:spacing w:after="60"/>
-            </w:pPr>
-            <w:r>
-              <w:rPr>
-                <w:rFonts w:ascii="Times New Roman" w:hAnsi="Times New Roman"/>
-                <w:color w:val="000000"/>
-                <w:sz w:val="20"/>
-              </w:rPr>
-              <w:t>5.76 +/- 0.44</w:t>
-            </w:r>
-          </w:p>
-        </w:tc>
-        <w:tc>
-          <w:tcPr>
-            <w:tcW w:type="dxa" w:w="1560"/>
-          </w:tcPr>
-          <w:p>
-            <w:pPr>
-              <w:spacing w:after="60"/>
-            </w:pPr>
-            <w:r>
-              <w:rPr>
-                <w:rFonts w:ascii="Times New Roman" w:hAnsi="Times New Roman"/>
-                <w:color w:val="000000"/>
-                <w:sz w:val="20"/>
-              </w:rPr>
-              <w:t>6.0 (6.0-6.0)</w:t>
-            </w:r>
-          </w:p>
-        </w:tc>
-      </w:tr>
-      <w:tr>
-        <w:tc>
-          <w:tcPr>
-            <w:tcW w:type="dxa" w:w="1560"/>
-          </w:tcPr>
-          <w:p>
-            <w:pPr>
-              <w:spacing w:after="60"/>
-            </w:pPr>
-            <w:r>
-              <w:rPr>
-                <w:rFonts w:ascii="Times New Roman" w:hAnsi="Times New Roman"/>
-                <w:color w:val="000000"/>
-                <w:sz w:val="20"/>
-              </w:rPr>
-              <w:t>Middle</w:t>
-            </w:r>
-          </w:p>
-        </w:tc>
-        <w:tc>
-          <w:tcPr>
-            <w:tcW w:type="dxa" w:w="1560"/>
-          </w:tcPr>
-          <w:p>
-            <w:pPr>
-              <w:spacing w:after="60"/>
-              <w:jc w:val="right"/>
-            </w:pPr>
-            <w:r>
-              <w:rPr>
-                <w:rFonts w:ascii="Times New Roman" w:hAnsi="Times New Roman"/>
-                <w:color w:val="000000"/>
-                <w:sz w:val="20"/>
-              </w:rPr>
-              <w:t>8</w:t>
-            </w:r>
-          </w:p>
-        </w:tc>
-        <w:tc>
-          <w:tcPr>
-            <w:tcW w:type="dxa" w:w="1560"/>
-          </w:tcPr>
-          <w:p>
-            <w:pPr>
-              <w:spacing w:after="60"/>
-            </w:pPr>
-            <w:r>
-              <w:rPr>
-                <w:rFonts w:ascii="Times New Roman" w:hAnsi="Times New Roman"/>
-                <w:color w:val="000000"/>
-                <w:sz w:val="20"/>
-              </w:rPr>
-              <w:t>7.38 +/- 0.52</w:t>
-            </w:r>
-          </w:p>
-        </w:tc>
-        <w:tc>
-          <w:tcPr>
-            <w:tcW w:type="dxa" w:w="1560"/>
-          </w:tcPr>
-          <w:p>
-            <w:pPr>
-              <w:spacing w:after="60"/>
-            </w:pPr>
-            <w:r>
-              <w:rPr>
-                <w:rFonts w:ascii="Times New Roman" w:hAnsi="Times New Roman"/>
-                <w:color w:val="000000"/>
-                <w:sz w:val="20"/>
-              </w:rPr>
-              <w:t>7.0 (7.0-8.0)</w:t>
-            </w:r>
-          </w:p>
-        </w:tc>
-        <w:tc>
-          <w:tcPr>
-            <w:tcW w:type="dxa" w:w="1560"/>
-          </w:tcPr>
-          <w:p>
-            <w:pPr>
-              <w:spacing w:after="60"/>
-            </w:pPr>
-            <w:r>
-              <w:rPr>
-                <w:rFonts w:ascii="Times New Roman" w:hAnsi="Times New Roman"/>
-                <w:color w:val="000000"/>
-                <w:sz w:val="20"/>
-              </w:rPr>
-              <w:t>6.00 +/- 0.00</w:t>
-            </w:r>
-          </w:p>
-        </w:tc>
-        <w:tc>
-          <w:tcPr>
-            <w:tcW w:type="dxa" w:w="1560"/>
-          </w:tcPr>
-          <w:p>
-            <w:pPr>
-              <w:spacing w:after="60"/>
-            </w:pPr>
-            <w:r>
-              <w:rPr>
-                <w:rFonts w:ascii="Times New Roman" w:hAnsi="Times New Roman"/>
-                <w:color w:val="000000"/>
-                <w:sz w:val="20"/>
-              </w:rPr>
-              <w:t>6.0 (6.0-6.0)</w:t>
-            </w:r>
-          </w:p>
-        </w:tc>
-      </w:tr>
-      <w:tr>
-        <w:tc>
-          <w:tcPr>
-            <w:tcW w:type="dxa" w:w="1560"/>
-          </w:tcPr>
-          <w:p>
-            <w:pPr>
-              <w:spacing w:after="60"/>
-            </w:pPr>
-            <w:r>
-              <w:rPr>
-                <w:rFonts w:ascii="Times New Roman" w:hAnsi="Times New Roman"/>
-                <w:color w:val="000000"/>
-                <w:sz w:val="20"/>
-              </w:rPr>
-              <w:t>Secondary</w:t>
-            </w:r>
-          </w:p>
-        </w:tc>
-        <w:tc>
-          <w:tcPr>
-            <w:tcW w:type="dxa" w:w="1560"/>
-          </w:tcPr>
-          <w:p>
-            <w:pPr>
-              <w:spacing w:after="60"/>
-              <w:jc w:val="right"/>
-            </w:pPr>
-            <w:r>
-              <w:rPr>
-                <w:rFonts w:ascii="Times New Roman" w:hAnsi="Times New Roman"/>
-                <w:color w:val="000000"/>
-                <w:sz w:val="20"/>
-              </w:rPr>
-              <w:t>8</w:t>
-            </w:r>
-          </w:p>
-        </w:tc>
-        <w:tc>
-          <w:tcPr>
-            <w:tcW w:type="dxa" w:w="1560"/>
-          </w:tcPr>
-          <w:p>
-            <w:pPr>
-              <w:spacing w:after="60"/>
-            </w:pPr>
-            <w:r>
-              <w:rPr>
-                <w:rFonts w:ascii="Times New Roman" w:hAnsi="Times New Roman"/>
-                <w:color w:val="000000"/>
-                <w:sz w:val="20"/>
-              </w:rPr>
-              <w:t>7.25 +/- 0.71</w:t>
-            </w:r>
-          </w:p>
-        </w:tc>
-        <w:tc>
-          <w:tcPr>
-            <w:tcW w:type="dxa" w:w="1560"/>
-          </w:tcPr>
-          <w:p>
-            <w:pPr>
-              <w:spacing w:after="60"/>
-            </w:pPr>
-            <w:r>
-              <w:rPr>
-                <w:rFonts w:ascii="Times New Roman" w:hAnsi="Times New Roman"/>
-                <w:color w:val="000000"/>
-                <w:sz w:val="20"/>
-              </w:rPr>
-              <w:t>7.0 (7.0-8.0)</w:t>
-            </w:r>
-          </w:p>
-        </w:tc>
-        <w:tc>
-          <w:tcPr>
-            <w:tcW w:type="dxa" w:w="1560"/>
-          </w:tcPr>
-          <w:p>
-            <w:pPr>
-              <w:spacing w:after="60"/>
-            </w:pPr>
-            <w:r>
-              <w:rPr>
-                <w:rFonts w:ascii="Times New Roman" w:hAnsi="Times New Roman"/>
-                <w:color w:val="000000"/>
-                <w:sz w:val="20"/>
-              </w:rPr>
-              <w:t>6.12 +/- 0.35</w:t>
-            </w:r>
-          </w:p>
-        </w:tc>
-        <w:tc>
-          <w:tcPr>
-            <w:tcW w:type="dxa" w:w="1560"/>
-          </w:tcPr>
-          <w:p>
-            <w:pPr>
-              <w:spacing w:after="60"/>
-            </w:pPr>
-            <w:r>
-              <w:rPr>
-                <w:rFonts w:ascii="Times New Roman" w:hAnsi="Times New Roman"/>
-                <w:color w:val="000000"/>
-                <w:sz w:val="20"/>
-              </w:rPr>
-              <w:t>6.0 (6.0-6.0)</w:t>
-            </w:r>
-          </w:p>
-        </w:tc>
-      </w:tr>
-      <w:tr>
-        <w:tc>
-          <w:tcPr>
-            <w:tcW w:type="dxa" w:w="1560"/>
-          </w:tcPr>
-          <w:p>
-            <w:pPr>
-              <w:spacing w:after="60"/>
-            </w:pPr>
-            <w:r>
-              <w:rPr>
-                <w:rFonts w:ascii="Times New Roman" w:hAnsi="Times New Roman"/>
-                <w:color w:val="000000"/>
-                <w:sz w:val="20"/>
-              </w:rPr>
-              <w:t>Intermediate and above</w:t>
-            </w:r>
-          </w:p>
-        </w:tc>
-        <w:tc>
-          <w:tcPr>
-            <w:tcW w:type="dxa" w:w="1560"/>
-          </w:tcPr>
-          <w:p>
-            <w:pPr>
-              <w:spacing w:after="60"/>
-              <w:jc w:val="right"/>
-            </w:pPr>
-            <w:r>
-              <w:rPr>
-                <w:rFonts w:ascii="Times New Roman" w:hAnsi="Times New Roman"/>
-                <w:color w:val="000000"/>
-                <w:sz w:val="20"/>
-              </w:rPr>
-              <w:t>1</w:t>
-            </w:r>
-          </w:p>
-        </w:tc>
-        <w:tc>
-          <w:tcPr>
-            <w:tcW w:type="dxa" w:w="1560"/>
-          </w:tcPr>
-          <w:p>
-            <w:pPr>
-              <w:spacing w:after="60"/>
-              <w:jc w:val="right"/>
-            </w:pPr>
-            <w:r>
-              <w:rPr>
-                <w:rFonts w:ascii="Times New Roman" w:hAnsi="Times New Roman"/>
-                <w:color w:val="000000"/>
-                <w:sz w:val="20"/>
-              </w:rPr>
-              <w:t>8.00</w:t>
-            </w:r>
-          </w:p>
-        </w:tc>
-        <w:tc>
-          <w:tcPr>
-            <w:tcW w:type="dxa" w:w="1560"/>
-          </w:tcPr>
-          <w:p>
-            <w:pPr>
-              <w:spacing w:after="60"/>
-            </w:pPr>
-            <w:r>
-              <w:rPr>
-                <w:rFonts w:ascii="Times New Roman" w:hAnsi="Times New Roman"/>
-                <w:color w:val="000000"/>
-                <w:sz w:val="20"/>
-              </w:rPr>
-              <w:t>8.0 (single value)</w:t>
-            </w:r>
-          </w:p>
-        </w:tc>
-        <w:tc>
-          <w:tcPr>
-            <w:tcW w:type="dxa" w:w="1560"/>
-          </w:tcPr>
-          <w:p>
-            <w:pPr>
-              <w:spacing w:after="60"/>
-              <w:jc w:val="right"/>
-            </w:pPr>
-            <w:r>
-              <w:rPr>
-                <w:rFonts w:ascii="Times New Roman" w:hAnsi="Times New Roman"/>
-                <w:color w:val="000000"/>
-                <w:sz w:val="20"/>
-              </w:rPr>
-              <w:t>6.00</w:t>
-            </w:r>
-          </w:p>
-        </w:tc>
-        <w:tc>
-          <w:tcPr>
-            <w:tcW w:type="dxa" w:w="1560"/>
-          </w:tcPr>
-          <w:p>
-            <w:pPr>
-              <w:spacing w:after="60"/>
-            </w:pPr>
-            <w:r>
-              <w:rPr>
-                <w:rFonts w:ascii="Times New Roman" w:hAnsi="Times New Roman"/>
-                <w:color w:val="000000"/>
-                <w:sz w:val="20"/>
-              </w:rPr>
-              <w:t>6.0 (single value)</w:t>
-            </w:r>
-          </w:p>
-        </w:tc>
-      </w:tr>
-    </w:tbl>
-    <w:p/>
-    <w:p>
-      <w:pPr>
-        <w:pStyle w:val="Heading3"/>
-      </w:pPr>
-      <w:r>
-        <w:t>4.5 Inferential analysis for maternal education</w:t>
-      </w:r>
-    </w:p>
-    <w:p>
-      <w:pPr>
-        <w:jc w:val="left"/>
-      </w:pPr>
-      <w:r>
-        <w:rPr>
-          <w:rFonts w:ascii="Times New Roman" w:hAnsi="Times New Roman"/>
-          <w:color w:val="000000"/>
-        </w:rPr>
-        <w:t>Assumption checks did not support parametric comparisons. Practice scores differed significantly across maternal education groups in the primary unadjusted comparison (H = 10.1562, p = 0.0379, epsilon-squared = 0.0853). The omnibus knowledge comparison was not significant (H = 8.0427, p = 0.0900, epsilon-squared = 0.0676). A conservative exploratory Holm sensitivity correction gave an adjusted practice p-value of 0.0758. A significant result for one outcome and a non-significant result for another does not establish that their associations differ (Table 4).</w:t>
-      </w:r>
-    </w:p>
-    <w:tbl>
-      <w:tblPr>
-        <w:tblStyle w:val="TableGrid"/>
-        <w:tblW w:type="auto" w:w="0"/>
-        <w:tblLook w:firstColumn="1" w:firstRow="1" w:lastColumn="0" w:lastRow="0" w:noHBand="0" w:noVBand="1" w:val="04A0"/>
-      </w:tblPr>
-      <w:tblGrid>
-        <w:gridCol w:w="1560"/>
-        <w:gridCol w:w="1560"/>
-        <w:gridCol w:w="1560"/>
-        <w:gridCol w:w="1560"/>
-        <w:gridCol w:w="1560"/>
-        <w:gridCol w:w="1560"/>
-      </w:tblGrid>
-      <w:tr>
-        <w:tc>
-          <w:tcPr>
-            <w:tcW w:type="dxa" w:w="1560"/>
-          </w:tcPr>
-          <w:p>
-            <w:pPr>
-              <w:spacing w:after="60"/>
-            </w:pPr>
-            <w:r>
-              <w:rPr>
-                <w:rFonts w:ascii="Times New Roman" w:hAnsi="Times New Roman"/>
-                <w:b/>
-                <w:color w:val="000000"/>
-                <w:sz w:val="20"/>
-              </w:rPr>
-              <w:t>Outcome</w:t>
-            </w:r>
-          </w:p>
-        </w:tc>
-        <w:tc>
-          <w:tcPr>
-            <w:tcW w:type="dxa" w:w="1560"/>
-          </w:tcPr>
-          <w:p>
-            <w:pPr>
-              <w:spacing w:after="60"/>
-            </w:pPr>
-            <w:r>
-              <w:rPr>
-                <w:rFonts w:ascii="Times New Roman" w:hAnsi="Times New Roman"/>
-                <w:b/>
-                <w:color w:val="000000"/>
-                <w:sz w:val="20"/>
-              </w:rPr>
-              <w:t>Test</w:t>
-            </w:r>
-          </w:p>
-        </w:tc>
-        <w:tc>
-          <w:tcPr>
-            <w:tcW w:type="dxa" w:w="1560"/>
-          </w:tcPr>
-          <w:p>
-            <w:pPr>
-              <w:spacing w:after="60"/>
-            </w:pPr>
-            <w:r>
-              <w:rPr>
-                <w:rFonts w:ascii="Times New Roman" w:hAnsi="Times New Roman"/>
-                <w:b/>
-                <w:color w:val="000000"/>
-                <w:sz w:val="20"/>
-              </w:rPr>
-              <w:t>Statistic</w:t>
-            </w:r>
-          </w:p>
-        </w:tc>
-        <w:tc>
-          <w:tcPr>
-            <w:tcW w:type="dxa" w:w="1560"/>
-          </w:tcPr>
-          <w:p>
-            <w:pPr>
-              <w:spacing w:after="60"/>
-            </w:pPr>
-            <w:r>
-              <w:rPr>
-                <w:rFonts w:ascii="Times New Roman" w:hAnsi="Times New Roman"/>
-                <w:b/>
-                <w:color w:val="000000"/>
-                <w:sz w:val="20"/>
-              </w:rPr>
-              <w:t>p-value</w:t>
-            </w:r>
-          </w:p>
-        </w:tc>
-        <w:tc>
-          <w:tcPr>
-            <w:tcW w:type="dxa" w:w="1560"/>
-          </w:tcPr>
-          <w:p>
-            <w:pPr>
-              <w:spacing w:after="60"/>
-            </w:pPr>
-            <w:r>
-              <w:rPr>
-                <w:rFonts w:ascii="Times New Roman" w:hAnsi="Times New Roman"/>
-                <w:b/>
-                <w:color w:val="000000"/>
-                <w:sz w:val="20"/>
-              </w:rPr>
-              <w:t>Effect size (epsilon-squared)</w:t>
-            </w:r>
-          </w:p>
-        </w:tc>
-        <w:tc>
-          <w:tcPr>
-            <w:tcW w:type="dxa" w:w="1560"/>
-          </w:tcPr>
-          <w:p>
-            <w:pPr>
-              <w:spacing w:after="60"/>
-            </w:pPr>
-            <w:r>
-              <w:rPr>
-                <w:rFonts w:ascii="Times New Roman" w:hAnsi="Times New Roman"/>
-                <w:b/>
-                <w:color w:val="000000"/>
-                <w:sz w:val="20"/>
-              </w:rPr>
-              <w:t>Interpretation</w:t>
-            </w:r>
-          </w:p>
-        </w:tc>
-      </w:tr>
-      <w:tr>
-        <w:tc>
-          <w:tcPr>
-            <w:tcW w:type="dxa" w:w="1560"/>
-          </w:tcPr>
-          <w:p>
-            <w:pPr>
-              <w:spacing w:after="60"/>
-            </w:pPr>
-            <w:r>
-              <w:rPr>
-                <w:rFonts w:ascii="Times New Roman" w:hAnsi="Times New Roman"/>
-                <w:color w:val="000000"/>
-                <w:sz w:val="20"/>
-              </w:rPr>
-              <w:t>Knowledge score</w:t>
-            </w:r>
-          </w:p>
-        </w:tc>
-        <w:tc>
-          <w:tcPr>
-            <w:tcW w:type="dxa" w:w="1560"/>
-          </w:tcPr>
-          <w:p>
-            <w:pPr>
-              <w:spacing w:after="60"/>
-            </w:pPr>
-            <w:r>
-              <w:rPr>
-                <w:rFonts w:ascii="Times New Roman" w:hAnsi="Times New Roman"/>
-                <w:color w:val="000000"/>
-                <w:sz w:val="20"/>
-              </w:rPr>
-              <w:t>Kruskal-Wallis</w:t>
-            </w:r>
-          </w:p>
-        </w:tc>
-        <w:tc>
-          <w:tcPr>
-            <w:tcW w:type="dxa" w:w="1560"/>
-          </w:tcPr>
-          <w:p>
-            <w:pPr>
-              <w:spacing w:after="60"/>
-            </w:pPr>
-            <w:r>
-              <w:rPr>
-                <w:rFonts w:ascii="Times New Roman" w:hAnsi="Times New Roman"/>
-                <w:color w:val="000000"/>
-                <w:sz w:val="20"/>
-              </w:rPr>
-              <w:t>H = 8.0427</w:t>
-            </w:r>
-          </w:p>
-        </w:tc>
-        <w:tc>
-          <w:tcPr>
-            <w:tcW w:type="dxa" w:w="1560"/>
-          </w:tcPr>
-          <w:p>
-            <w:pPr>
-              <w:spacing w:after="60"/>
-              <w:jc w:val="right"/>
-            </w:pPr>
-            <w:r>
-              <w:rPr>
-                <w:rFonts w:ascii="Times New Roman" w:hAnsi="Times New Roman"/>
-                <w:color w:val="000000"/>
-                <w:sz w:val="20"/>
-              </w:rPr>
-              <w:t>0.0900</w:t>
-            </w:r>
-          </w:p>
-        </w:tc>
-        <w:tc>
-          <w:tcPr>
-            <w:tcW w:type="dxa" w:w="1560"/>
-          </w:tcPr>
-          <w:p>
-            <w:pPr>
-              <w:spacing w:after="60"/>
-              <w:jc w:val="right"/>
-            </w:pPr>
-            <w:r>
-              <w:rPr>
-                <w:rFonts w:ascii="Times New Roman" w:hAnsi="Times New Roman"/>
-                <w:color w:val="000000"/>
-                <w:sz w:val="20"/>
-              </w:rPr>
-              <w:t>0.0676</w:t>
-            </w:r>
-          </w:p>
-        </w:tc>
-        <w:tc>
-          <w:tcPr>
-            <w:tcW w:type="dxa" w:w="1560"/>
-          </w:tcPr>
-          <w:p>
-            <w:pPr>
-              <w:spacing w:after="60"/>
-            </w:pPr>
-            <w:r>
-              <w:rPr>
-                <w:rFonts w:ascii="Times New Roman" w:hAnsi="Times New Roman"/>
-                <w:color w:val="000000"/>
-                <w:sz w:val="20"/>
-              </w:rPr>
-              <w:t>Omnibus comparison not statistically significant</w:t>
-            </w:r>
-          </w:p>
-        </w:tc>
-      </w:tr>
-      <w:tr>
-        <w:tc>
-          <w:tcPr>
-            <w:tcW w:type="dxa" w:w="1560"/>
-          </w:tcPr>
-          <w:p>
-            <w:pPr>
-              <w:spacing w:after="60"/>
-            </w:pPr>
-            <w:r>
-              <w:rPr>
-                <w:rFonts w:ascii="Times New Roman" w:hAnsi="Times New Roman"/>
-                <w:color w:val="000000"/>
-                <w:sz w:val="20"/>
-              </w:rPr>
-              <w:t>Practice score</w:t>
-            </w:r>
-          </w:p>
-        </w:tc>
-        <w:tc>
-          <w:tcPr>
-            <w:tcW w:type="dxa" w:w="1560"/>
-          </w:tcPr>
-          <w:p>
-            <w:pPr>
-              <w:spacing w:after="60"/>
-            </w:pPr>
-            <w:r>
-              <w:rPr>
-                <w:rFonts w:ascii="Times New Roman" w:hAnsi="Times New Roman"/>
-                <w:color w:val="000000"/>
-                <w:sz w:val="20"/>
-              </w:rPr>
-              <w:t>Kruskal-Wallis</w:t>
-            </w:r>
-          </w:p>
-        </w:tc>
-        <w:tc>
-          <w:tcPr>
-            <w:tcW w:type="dxa" w:w="1560"/>
-          </w:tcPr>
-          <w:p>
-            <w:pPr>
-              <w:spacing w:after="60"/>
-            </w:pPr>
-            <w:r>
-              <w:rPr>
-                <w:rFonts w:ascii="Times New Roman" w:hAnsi="Times New Roman"/>
-                <w:color w:val="000000"/>
-                <w:sz w:val="20"/>
-              </w:rPr>
-              <w:t>H = 10.1562</w:t>
-            </w:r>
-          </w:p>
-        </w:tc>
-        <w:tc>
-          <w:tcPr>
-            <w:tcW w:type="dxa" w:w="1560"/>
-          </w:tcPr>
-          <w:p>
-            <w:pPr>
-              <w:spacing w:after="60"/>
-              <w:jc w:val="right"/>
-            </w:pPr>
-            <w:r>
-              <w:rPr>
-                <w:rFonts w:ascii="Times New Roman" w:hAnsi="Times New Roman"/>
-                <w:color w:val="000000"/>
-                <w:sz w:val="20"/>
-              </w:rPr>
-              <w:t>0.0379</w:t>
-            </w:r>
-          </w:p>
-        </w:tc>
-        <w:tc>
-          <w:tcPr>
-            <w:tcW w:type="dxa" w:w="1560"/>
-          </w:tcPr>
-          <w:p>
-            <w:pPr>
-              <w:spacing w:after="60"/>
-              <w:jc w:val="right"/>
-            </w:pPr>
-            <w:r>
-              <w:rPr>
-                <w:rFonts w:ascii="Times New Roman" w:hAnsi="Times New Roman"/>
-                <w:color w:val="000000"/>
-                <w:sz w:val="20"/>
-              </w:rPr>
-              <w:t>0.0853</w:t>
-            </w:r>
-          </w:p>
-        </w:tc>
-        <w:tc>
-          <w:tcPr>
-            <w:tcW w:type="dxa" w:w="1560"/>
-          </w:tcPr>
-          <w:p>
-            <w:pPr>
-              <w:spacing w:after="60"/>
-            </w:pPr>
-            <w:r>
-              <w:rPr>
-                <w:rFonts w:ascii="Times New Roman" w:hAnsi="Times New Roman"/>
-                <w:color w:val="000000"/>
-                <w:sz w:val="20"/>
-              </w:rPr>
-              <w:t>Statistically significant unadjusted; exploratory Holm-adjusted p = 0.0758</w:t>
-            </w:r>
-          </w:p>
-        </w:tc>
-      </w:tr>
-    </w:tbl>
-    <w:p/>
-    <w:p>
-      <w:pPr>
-        <w:pStyle w:val="Heading3"/>
-      </w:pPr>
-      <w:r>
-        <w:t>4.6 Correlation analysis</w:t>
-      </w:r>
-    </w:p>
-    <w:p>
-      <w:pPr>
-        <w:jc w:val="left"/>
-      </w:pPr>
-      <w:r>
-        <w:rPr>
-          <w:rFonts w:ascii="Times New Roman" w:hAnsi="Times New Roman"/>
-          <w:color w:val="000000"/>
-        </w:rPr>
-        <w:t>Pearson complete-case correlations were positive for age with knowledge (r = 0.314, p = 0.0005), age with practice (r = 0.267, p = 0.0032), and knowledge with practice (r = 0.317, p = 0.0004). Family size correlated negatively with knowledge (r = -0.201, p = 0.0279). Household and per-capita income were not significantly correlated with either score. These secondary analyses were exploratory because multiple correlations were tested without adjustment. Total-score correlations were not interpreted because total score is mathematically derived from knowledge and practice (Table 5; Figure 4).</w:t>
-      </w:r>
-    </w:p>
-    <w:tbl>
-      <w:tblPr>
-        <w:tblStyle w:val="TableGrid"/>
-        <w:tblW w:type="auto" w:w="0"/>
-        <w:tblLook w:firstColumn="1" w:firstRow="1" w:lastColumn="0" w:lastRow="0" w:noHBand="0" w:noVBand="1" w:val="04A0"/>
-      </w:tblPr>
-      <w:tblGrid>
-        <w:gridCol w:w="2340"/>
-        <w:gridCol w:w="2340"/>
-        <w:gridCol w:w="2340"/>
-        <w:gridCol w:w="2340"/>
-      </w:tblGrid>
-      <w:tr>
-        <w:tc>
-          <w:tcPr>
-            <w:tcW w:type="dxa" w:w="2340"/>
-          </w:tcPr>
-          <w:p>
-            <w:pPr>
-              <w:spacing w:after="60"/>
-            </w:pPr>
-            <w:r>
-              <w:rPr>
-                <w:rFonts w:ascii="Times New Roman" w:hAnsi="Times New Roman"/>
-                <w:b/>
-                <w:color w:val="000000"/>
-                <w:sz w:val="20"/>
-              </w:rPr>
-              <w:t>Variable pair</w:t>
-            </w:r>
-          </w:p>
-        </w:tc>
-        <w:tc>
-          <w:tcPr>
-            <w:tcW w:type="dxa" w:w="2340"/>
-          </w:tcPr>
-          <w:p>
-            <w:pPr>
-              <w:spacing w:after="60"/>
-            </w:pPr>
-            <w:r>
-              <w:rPr>
-                <w:rFonts w:ascii="Times New Roman" w:hAnsi="Times New Roman"/>
-                <w:b/>
-                <w:color w:val="000000"/>
-                <w:sz w:val="20"/>
-              </w:rPr>
-              <w:t>r</w:t>
-            </w:r>
-          </w:p>
-        </w:tc>
-        <w:tc>
-          <w:tcPr>
-            <w:tcW w:type="dxa" w:w="2340"/>
-          </w:tcPr>
-          <w:p>
-            <w:pPr>
-              <w:spacing w:after="60"/>
-            </w:pPr>
-            <w:r>
-              <w:rPr>
-                <w:rFonts w:ascii="Times New Roman" w:hAnsi="Times New Roman"/>
-                <w:b/>
-                <w:color w:val="000000"/>
-                <w:sz w:val="20"/>
-              </w:rPr>
-              <w:t>p-value</w:t>
-            </w:r>
-          </w:p>
-        </w:tc>
-        <w:tc>
-          <w:tcPr>
-            <w:tcW w:type="dxa" w:w="2340"/>
-          </w:tcPr>
-          <w:p>
-            <w:pPr>
-              <w:spacing w:after="60"/>
-            </w:pPr>
-            <w:r>
-              <w:rPr>
-                <w:rFonts w:ascii="Times New Roman" w:hAnsi="Times New Roman"/>
-                <w:b/>
-                <w:color w:val="000000"/>
-                <w:sz w:val="20"/>
-              </w:rPr>
-              <w:t>Interpretation</w:t>
-            </w:r>
-          </w:p>
-        </w:tc>
-      </w:tr>
-      <w:tr>
-        <w:tc>
-          <w:tcPr>
-            <w:tcW w:type="dxa" w:w="2340"/>
-          </w:tcPr>
-          <w:p>
-            <w:pPr>
-              <w:spacing w:after="60"/>
-            </w:pPr>
-            <w:r>
-              <w:rPr>
-                <w:rFonts w:ascii="Times New Roman" w:hAnsi="Times New Roman"/>
-                <w:color w:val="000000"/>
-                <w:sz w:val="20"/>
-              </w:rPr>
-              <w:t>Age vs Knowledge score</w:t>
-            </w:r>
-          </w:p>
-        </w:tc>
-        <w:tc>
-          <w:tcPr>
-            <w:tcW w:type="dxa" w:w="2340"/>
-          </w:tcPr>
-          <w:p>
-            <w:pPr>
-              <w:spacing w:after="60"/>
-              <w:jc w:val="right"/>
-            </w:pPr>
-            <w:r>
-              <w:rPr>
-                <w:rFonts w:ascii="Times New Roman" w:hAnsi="Times New Roman"/>
-                <w:color w:val="000000"/>
-                <w:sz w:val="20"/>
-              </w:rPr>
-              <w:t>0.314</w:t>
-            </w:r>
-          </w:p>
-        </w:tc>
-        <w:tc>
-          <w:tcPr>
-            <w:tcW w:type="dxa" w:w="2340"/>
-          </w:tcPr>
-          <w:p>
-            <w:pPr>
-              <w:spacing w:after="60"/>
-              <w:jc w:val="right"/>
-            </w:pPr>
-            <w:r>
-              <w:rPr>
-                <w:rFonts w:ascii="Times New Roman" w:hAnsi="Times New Roman"/>
-                <w:color w:val="000000"/>
-                <w:sz w:val="20"/>
-              </w:rPr>
-              <w:t>0.0005</w:t>
-            </w:r>
-          </w:p>
-        </w:tc>
-        <w:tc>
-          <w:tcPr>
-            <w:tcW w:type="dxa" w:w="2340"/>
-          </w:tcPr>
-          <w:p>
-            <w:pPr>
-              <w:spacing w:after="60"/>
-            </w:pPr>
-            <w:r>
-              <w:rPr>
-                <w:rFonts w:ascii="Times New Roman" w:hAnsi="Times New Roman"/>
-                <w:color w:val="000000"/>
-                <w:sz w:val="20"/>
-              </w:rPr>
-              <w:t>Moderate positive association</w:t>
-            </w:r>
-          </w:p>
-        </w:tc>
-      </w:tr>
-      <w:tr>
-        <w:tc>
-          <w:tcPr>
-            <w:tcW w:type="dxa" w:w="2340"/>
-          </w:tcPr>
-          <w:p>
-            <w:pPr>
-              <w:spacing w:after="60"/>
-            </w:pPr>
-            <w:r>
-              <w:rPr>
-                <w:rFonts w:ascii="Times New Roman" w:hAnsi="Times New Roman"/>
-                <w:color w:val="000000"/>
-                <w:sz w:val="20"/>
-              </w:rPr>
-              <w:t>Knowledge score vs Practice score</w:t>
-            </w:r>
-          </w:p>
-        </w:tc>
-        <w:tc>
-          <w:tcPr>
-            <w:tcW w:type="dxa" w:w="2340"/>
-          </w:tcPr>
-          <w:p>
-            <w:pPr>
-              <w:spacing w:after="60"/>
-              <w:jc w:val="right"/>
-            </w:pPr>
-            <w:r>
-              <w:rPr>
-                <w:rFonts w:ascii="Times New Roman" w:hAnsi="Times New Roman"/>
-                <w:color w:val="000000"/>
-                <w:sz w:val="20"/>
-              </w:rPr>
-              <w:t>0.317</w:t>
-            </w:r>
-          </w:p>
-        </w:tc>
-        <w:tc>
-          <w:tcPr>
-            <w:tcW w:type="dxa" w:w="2340"/>
-          </w:tcPr>
-          <w:p>
-            <w:pPr>
-              <w:spacing w:after="60"/>
-              <w:jc w:val="right"/>
-            </w:pPr>
-            <w:r>
-              <w:rPr>
-                <w:rFonts w:ascii="Times New Roman" w:hAnsi="Times New Roman"/>
-                <w:color w:val="000000"/>
-                <w:sz w:val="20"/>
-              </w:rPr>
-              <w:t>0.0004</w:t>
-            </w:r>
-          </w:p>
-        </w:tc>
-        <w:tc>
-          <w:tcPr>
-            <w:tcW w:type="dxa" w:w="2340"/>
-          </w:tcPr>
-          <w:p>
-            <w:pPr>
-              <w:spacing w:after="60"/>
-            </w:pPr>
-            <w:r>
-              <w:rPr>
-                <w:rFonts w:ascii="Times New Roman" w:hAnsi="Times New Roman"/>
-                <w:color w:val="000000"/>
-                <w:sz w:val="20"/>
-              </w:rPr>
-              <w:t>Weak-to-moderate positive association</w:t>
-            </w:r>
-          </w:p>
-        </w:tc>
-      </w:tr>
-      <w:tr>
-        <w:tc>
-          <w:tcPr>
-            <w:tcW w:type="dxa" w:w="2340"/>
-          </w:tcPr>
-          <w:p>
-            <w:pPr>
-              <w:spacing w:after="60"/>
-            </w:pPr>
-            <w:r>
-              <w:rPr>
-                <w:rFonts w:ascii="Times New Roman" w:hAnsi="Times New Roman"/>
-                <w:color w:val="000000"/>
-                <w:sz w:val="20"/>
-              </w:rPr>
-              <w:t>Age vs Practice score</w:t>
-            </w:r>
-          </w:p>
-        </w:tc>
-        <w:tc>
-          <w:tcPr>
-            <w:tcW w:type="dxa" w:w="2340"/>
-          </w:tcPr>
-          <w:p>
-            <w:pPr>
-              <w:spacing w:after="60"/>
-              <w:jc w:val="right"/>
-            </w:pPr>
-            <w:r>
-              <w:rPr>
-                <w:rFonts w:ascii="Times New Roman" w:hAnsi="Times New Roman"/>
-                <w:color w:val="000000"/>
-                <w:sz w:val="20"/>
-              </w:rPr>
-              <w:t>0.267</w:t>
-            </w:r>
-          </w:p>
-        </w:tc>
-        <w:tc>
-          <w:tcPr>
-            <w:tcW w:type="dxa" w:w="2340"/>
-          </w:tcPr>
-          <w:p>
-            <w:pPr>
-              <w:spacing w:after="60"/>
-              <w:jc w:val="right"/>
-            </w:pPr>
-            <w:r>
-              <w:rPr>
-                <w:rFonts w:ascii="Times New Roman" w:hAnsi="Times New Roman"/>
-                <w:color w:val="000000"/>
-                <w:sz w:val="20"/>
-              </w:rPr>
-              <w:t>0.0032</w:t>
-            </w:r>
-          </w:p>
-        </w:tc>
-        <w:tc>
-          <w:tcPr>
-            <w:tcW w:type="dxa" w:w="2340"/>
-          </w:tcPr>
-          <w:p>
-            <w:pPr>
-              <w:spacing w:after="60"/>
-            </w:pPr>
-            <w:r>
-              <w:rPr>
-                <w:rFonts w:ascii="Times New Roman" w:hAnsi="Times New Roman"/>
-                <w:color w:val="000000"/>
-                <w:sz w:val="20"/>
-              </w:rPr>
-              <w:t>Weak positive association</w:t>
-            </w:r>
-          </w:p>
-        </w:tc>
-      </w:tr>
-      <w:tr>
-        <w:tc>
-          <w:tcPr>
-            <w:tcW w:type="dxa" w:w="2340"/>
-          </w:tcPr>
-          <w:p>
-            <w:pPr>
-              <w:spacing w:after="60"/>
-            </w:pPr>
-            <w:r>
-              <w:rPr>
-                <w:rFonts w:ascii="Times New Roman" w:hAnsi="Times New Roman"/>
-                <w:color w:val="000000"/>
-                <w:sz w:val="20"/>
-              </w:rPr>
-              <w:t>Family size vs Knowledge score</w:t>
-            </w:r>
-          </w:p>
-        </w:tc>
-        <w:tc>
-          <w:tcPr>
-            <w:tcW w:type="dxa" w:w="2340"/>
-          </w:tcPr>
-          <w:p>
-            <w:pPr>
-              <w:spacing w:after="60"/>
-              <w:jc w:val="right"/>
-            </w:pPr>
-            <w:r>
-              <w:rPr>
-                <w:rFonts w:ascii="Times New Roman" w:hAnsi="Times New Roman"/>
-                <w:color w:val="000000"/>
-                <w:sz w:val="20"/>
-              </w:rPr>
-              <w:t>-0.201</w:t>
-            </w:r>
-          </w:p>
-        </w:tc>
-        <w:tc>
-          <w:tcPr>
-            <w:tcW w:type="dxa" w:w="2340"/>
-          </w:tcPr>
-          <w:p>
-            <w:pPr>
-              <w:spacing w:after="60"/>
-              <w:jc w:val="right"/>
-            </w:pPr>
-            <w:r>
-              <w:rPr>
-                <w:rFonts w:ascii="Times New Roman" w:hAnsi="Times New Roman"/>
-                <w:color w:val="000000"/>
-                <w:sz w:val="20"/>
-              </w:rPr>
-              <w:t>0.0279</w:t>
-            </w:r>
-          </w:p>
-        </w:tc>
-        <w:tc>
-          <w:tcPr>
-            <w:tcW w:type="dxa" w:w="2340"/>
-          </w:tcPr>
-          <w:p>
-            <w:pPr>
-              <w:spacing w:after="60"/>
-            </w:pPr>
-            <w:r>
-              <w:rPr>
-                <w:rFonts w:ascii="Times New Roman" w:hAnsi="Times New Roman"/>
-                <w:color w:val="000000"/>
-                <w:sz w:val="20"/>
-              </w:rPr>
-              <w:t>Weak negative association</w:t>
-            </w:r>
-          </w:p>
-        </w:tc>
-      </w:tr>
-      <w:tr>
-        <w:tc>
-          <w:tcPr>
-            <w:tcW w:type="dxa" w:w="2340"/>
-          </w:tcPr>
-          <w:p>
-            <w:pPr>
-              <w:spacing w:after="60"/>
-            </w:pPr>
-            <w:r>
-              <w:rPr>
-                <w:rFonts w:ascii="Times New Roman" w:hAnsi="Times New Roman"/>
-                <w:color w:val="000000"/>
-                <w:sz w:val="20"/>
-              </w:rPr>
-              <w:t>Family size vs Practice score</w:t>
-            </w:r>
-          </w:p>
-        </w:tc>
-        <w:tc>
-          <w:tcPr>
-            <w:tcW w:type="dxa" w:w="2340"/>
-          </w:tcPr>
-          <w:p>
-            <w:pPr>
-              <w:spacing w:after="60"/>
-              <w:jc w:val="right"/>
-            </w:pPr>
-            <w:r>
-              <w:rPr>
-                <w:rFonts w:ascii="Times New Roman" w:hAnsi="Times New Roman"/>
-                <w:color w:val="000000"/>
-                <w:sz w:val="20"/>
-              </w:rPr>
-              <w:t>-0.165</w:t>
-            </w:r>
-          </w:p>
-        </w:tc>
-        <w:tc>
-          <w:tcPr>
-            <w:tcW w:type="dxa" w:w="2340"/>
-          </w:tcPr>
-          <w:p>
-            <w:pPr>
-              <w:spacing w:after="60"/>
-              <w:jc w:val="right"/>
-            </w:pPr>
-            <w:r>
-              <w:rPr>
-                <w:rFonts w:ascii="Times New Roman" w:hAnsi="Times New Roman"/>
-                <w:color w:val="000000"/>
-                <w:sz w:val="20"/>
-              </w:rPr>
-              <w:t>0.0725</w:t>
-            </w:r>
-          </w:p>
-        </w:tc>
-        <w:tc>
-          <w:tcPr>
-            <w:tcW w:type="dxa" w:w="2340"/>
-          </w:tcPr>
-          <w:p>
-            <w:pPr>
-              <w:spacing w:after="60"/>
-            </w:pPr>
-            <w:r>
-              <w:rPr>
-                <w:rFonts w:ascii="Times New Roman" w:hAnsi="Times New Roman"/>
-                <w:color w:val="000000"/>
-                <w:sz w:val="20"/>
-              </w:rPr>
-              <w:t>Not significant</w:t>
-            </w:r>
-          </w:p>
-        </w:tc>
-      </w:tr>
-      <w:tr>
-        <w:tc>
-          <w:tcPr>
-            <w:tcW w:type="dxa" w:w="2340"/>
-          </w:tcPr>
-          <w:p>
-            <w:pPr>
-              <w:spacing w:after="60"/>
-            </w:pPr>
-            <w:r>
-              <w:rPr>
-                <w:rFonts w:ascii="Times New Roman" w:hAnsi="Times New Roman"/>
-                <w:color w:val="000000"/>
-                <w:sz w:val="20"/>
-              </w:rPr>
-              <w:t>Income vs Knowledge score</w:t>
-            </w:r>
-          </w:p>
-        </w:tc>
-        <w:tc>
-          <w:tcPr>
-            <w:tcW w:type="dxa" w:w="2340"/>
-          </w:tcPr>
-          <w:p>
-            <w:pPr>
-              <w:spacing w:after="60"/>
-              <w:jc w:val="right"/>
-            </w:pPr>
-            <w:r>
-              <w:rPr>
-                <w:rFonts w:ascii="Times New Roman" w:hAnsi="Times New Roman"/>
-                <w:color w:val="000000"/>
-                <w:sz w:val="20"/>
-              </w:rPr>
-              <w:t>-0.042</w:t>
-            </w:r>
-          </w:p>
-        </w:tc>
-        <w:tc>
-          <w:tcPr>
-            <w:tcW w:type="dxa" w:w="2340"/>
-          </w:tcPr>
-          <w:p>
-            <w:pPr>
-              <w:spacing w:after="60"/>
-              <w:jc w:val="right"/>
-            </w:pPr>
-            <w:r>
-              <w:rPr>
-                <w:rFonts w:ascii="Times New Roman" w:hAnsi="Times New Roman"/>
-                <w:color w:val="000000"/>
-                <w:sz w:val="20"/>
-              </w:rPr>
-              <w:t>0.6501</w:t>
-            </w:r>
-          </w:p>
-        </w:tc>
-        <w:tc>
-          <w:tcPr>
-            <w:tcW w:type="dxa" w:w="2340"/>
-          </w:tcPr>
-          <w:p>
-            <w:pPr>
-              <w:spacing w:after="60"/>
-            </w:pPr>
-            <w:r>
-              <w:rPr>
-                <w:rFonts w:ascii="Times New Roman" w:hAnsi="Times New Roman"/>
-                <w:color w:val="000000"/>
-                <w:sz w:val="20"/>
-              </w:rPr>
-              <w:t>Not significant</w:t>
-            </w:r>
-          </w:p>
-        </w:tc>
-      </w:tr>
-      <w:tr>
-        <w:tc>
-          <w:tcPr>
-            <w:tcW w:type="dxa" w:w="2340"/>
-          </w:tcPr>
-          <w:p>
-            <w:pPr>
-              <w:spacing w:after="60"/>
-            </w:pPr>
-            <w:r>
-              <w:rPr>
-                <w:rFonts w:ascii="Times New Roman" w:hAnsi="Times New Roman"/>
-                <w:color w:val="000000"/>
-                <w:sz w:val="20"/>
-              </w:rPr>
-              <w:t>Income vs Practice score</w:t>
-            </w:r>
-          </w:p>
-        </w:tc>
-        <w:tc>
-          <w:tcPr>
-            <w:tcW w:type="dxa" w:w="2340"/>
-          </w:tcPr>
-          <w:p>
-            <w:pPr>
-              <w:spacing w:after="60"/>
-              <w:jc w:val="right"/>
-            </w:pPr>
-            <w:r>
-              <w:rPr>
-                <w:rFonts w:ascii="Times New Roman" w:hAnsi="Times New Roman"/>
-                <w:color w:val="000000"/>
-                <w:sz w:val="20"/>
-              </w:rPr>
-              <w:t>-0.122</w:t>
-            </w:r>
-          </w:p>
-        </w:tc>
-        <w:tc>
-          <w:tcPr>
-            <w:tcW w:type="dxa" w:w="2340"/>
-          </w:tcPr>
-          <w:p>
-            <w:pPr>
-              <w:spacing w:after="60"/>
-              <w:jc w:val="right"/>
-            </w:pPr>
-            <w:r>
-              <w:rPr>
-                <w:rFonts w:ascii="Times New Roman" w:hAnsi="Times New Roman"/>
-                <w:color w:val="000000"/>
-                <w:sz w:val="20"/>
-              </w:rPr>
-              <w:t>0.1834</w:t>
-            </w:r>
-          </w:p>
-        </w:tc>
-        <w:tc>
-          <w:tcPr>
-            <w:tcW w:type="dxa" w:w="2340"/>
-          </w:tcPr>
-          <w:p>
-            <w:pPr>
-              <w:spacing w:after="60"/>
-            </w:pPr>
-            <w:r>
-              <w:rPr>
-                <w:rFonts w:ascii="Times New Roman" w:hAnsi="Times New Roman"/>
-                <w:color w:val="000000"/>
-                <w:sz w:val="20"/>
-              </w:rPr>
-              <w:t>Not significant</w:t>
-            </w:r>
-          </w:p>
-        </w:tc>
-      </w:tr>
-      <w:tr>
-        <w:tc>
-          <w:tcPr>
-            <w:tcW w:type="dxa" w:w="2340"/>
-          </w:tcPr>
-          <w:p>
-            <w:pPr>
-              <w:spacing w:after="60"/>
-            </w:pPr>
-            <w:r>
-              <w:rPr>
-                <w:rFonts w:ascii="Times New Roman" w:hAnsi="Times New Roman"/>
-                <w:color w:val="000000"/>
-                <w:sz w:val="20"/>
-              </w:rPr>
-              <w:t>Per-capita income vs Knowledge score</w:t>
-            </w:r>
-          </w:p>
-        </w:tc>
-        <w:tc>
-          <w:tcPr>
-            <w:tcW w:type="dxa" w:w="2340"/>
-          </w:tcPr>
-          <w:p>
-            <w:pPr>
-              <w:spacing w:after="60"/>
-              <w:jc w:val="right"/>
-            </w:pPr>
-            <w:r>
-              <w:rPr>
-                <w:rFonts w:ascii="Times New Roman" w:hAnsi="Times New Roman"/>
-                <w:color w:val="000000"/>
-                <w:sz w:val="20"/>
-              </w:rPr>
-              <w:t>0.040</w:t>
-            </w:r>
-          </w:p>
-        </w:tc>
-        <w:tc>
-          <w:tcPr>
-            <w:tcW w:type="dxa" w:w="2340"/>
-          </w:tcPr>
-          <w:p>
-            <w:pPr>
-              <w:spacing w:after="60"/>
-              <w:jc w:val="right"/>
-            </w:pPr>
-            <w:r>
-              <w:rPr>
-                <w:rFonts w:ascii="Times New Roman" w:hAnsi="Times New Roman"/>
-                <w:color w:val="000000"/>
-                <w:sz w:val="20"/>
-              </w:rPr>
-              <w:t>0.6637</w:t>
-            </w:r>
-          </w:p>
-        </w:tc>
-        <w:tc>
-          <w:tcPr>
-            <w:tcW w:type="dxa" w:w="2340"/>
-          </w:tcPr>
-          <w:p>
-            <w:pPr>
-              <w:spacing w:after="60"/>
-            </w:pPr>
-            <w:r>
-              <w:rPr>
-                <w:rFonts w:ascii="Times New Roman" w:hAnsi="Times New Roman"/>
-                <w:color w:val="000000"/>
-                <w:sz w:val="20"/>
-              </w:rPr>
-              <w:t>Not significant</w:t>
-            </w:r>
-          </w:p>
-        </w:tc>
-      </w:tr>
-      <w:tr>
-        <w:tc>
-          <w:tcPr>
-            <w:tcW w:type="dxa" w:w="2340"/>
-          </w:tcPr>
-          <w:p>
-            <w:pPr>
-              <w:spacing w:after="60"/>
-            </w:pPr>
-            <w:r>
-              <w:rPr>
-                <w:rFonts w:ascii="Times New Roman" w:hAnsi="Times New Roman"/>
-                <w:color w:val="000000"/>
-                <w:sz w:val="20"/>
-              </w:rPr>
-              <w:t>Per-capita income vs Practice score</w:t>
-            </w:r>
-          </w:p>
-        </w:tc>
-        <w:tc>
-          <w:tcPr>
-            <w:tcW w:type="dxa" w:w="2340"/>
-          </w:tcPr>
-          <w:p>
-            <w:pPr>
-              <w:spacing w:after="60"/>
-              <w:jc w:val="right"/>
-            </w:pPr>
-            <w:r>
-              <w:rPr>
-                <w:rFonts w:ascii="Times New Roman" w:hAnsi="Times New Roman"/>
-                <w:color w:val="000000"/>
-                <w:sz w:val="20"/>
-              </w:rPr>
-              <w:t>-0.077</w:t>
-            </w:r>
-          </w:p>
-        </w:tc>
-        <w:tc>
-          <w:tcPr>
-            <w:tcW w:type="dxa" w:w="2340"/>
-          </w:tcPr>
-          <w:p>
-            <w:pPr>
-              <w:spacing w:after="60"/>
-              <w:jc w:val="right"/>
-            </w:pPr>
-            <w:r>
-              <w:rPr>
-                <w:rFonts w:ascii="Times New Roman" w:hAnsi="Times New Roman"/>
-                <w:color w:val="000000"/>
-                <w:sz w:val="20"/>
-              </w:rPr>
-              <w:t>0.4040</w:t>
-            </w:r>
-          </w:p>
-        </w:tc>
-        <w:tc>
-          <w:tcPr>
-            <w:tcW w:type="dxa" w:w="2340"/>
-          </w:tcPr>
-          <w:p>
-            <w:pPr>
-              <w:spacing w:after="60"/>
-            </w:pPr>
-            <w:r>
-              <w:rPr>
-                <w:rFonts w:ascii="Times New Roman" w:hAnsi="Times New Roman"/>
-                <w:color w:val="000000"/>
-                <w:sz w:val="20"/>
-              </w:rPr>
-              <w:t>Not significant</w:t>
-            </w:r>
-          </w:p>
-        </w:tc>
-      </w:tr>
-    </w:tbl>
-    <w:p/>
-    <w:p>
-      <w:pPr>
-        <w:pStyle w:val="Heading3"/>
-      </w:pPr>
-      <w:r>
-        <w:t>4.7 Data quality and sensitivity analyses</w:t>
-      </w:r>
-    </w:p>
-    <w:p>
-      <w:pPr>
-        <w:jc w:val="left"/>
-      </w:pPr>
-      <w:r>
-        <w:rPr>
-          <w:rFonts w:ascii="Times New Roman" w:hAnsi="Times New Roman"/>
-          <w:color w:val="000000"/>
-        </w:rPr>
-        <w:t>The transformed 41-column dataset contained 550 missing cells and six out-of-label categorical responses among 4,920 cells, yielding 88.70% overall issue-free cell rate. This denominator included optional free-text and five derived fields. Invalid values were three maternal-occupation codes of 3, two menstruation-process codes of 5, and one handwashing code of 3. Core issue-free cell rate was 99.70% after conditional and skip-logic variables were excluded. No inconsistency was found between total family size and summed male and female family members.</w:t>
-      </w:r>
-    </w:p>
-    <w:p>
-      <w:pPr>
-        <w:jc w:val="left"/>
-      </w:pPr>
-      <w:r>
-        <w:rPr>
-          <w:rFonts w:ascii="Times New Roman" w:hAnsi="Times New Roman"/>
-          <w:color w:val="000000"/>
-        </w:rPr>
-        <w:t>Excluding the sole participant in maternal education category 5 left knowledge non-significant (H = 6.3719, p = 0.0949, epsilon-squared = 0.0540), while unadjusted practice remained below 0.05 (H = 9.7515, p = 0.0208, epsilon-squared = 0.0826). Restriction to 115 participants with complete responses on all seven practice items produced H = 8.6488, p = 0.0705, and epsilon-squared = 0.0759, indicating that the statistically significant primary practice result was sensitive to the prespecified missing-as-zero rule. Ordinal education correlated positively with knowledge (rho = 0.2023, p = 0.0267) and practice (rho = 0.2684, p = 0.0030), but these exploratory trends were not multiplicity-adjusted. Age differed among education groups (H = 10.6913, p = 0.0303), leaving plausible confounding.</w:t>
-      </w:r>
-    </w:p>
-    <w:p>
-      <w:pPr>
-        <w:jc w:val="left"/>
-      </w:pPr>
-      <w:r>
-        <w:rPr>
-          <w:rFonts w:ascii="Times New Roman" w:hAnsi="Times New Roman"/>
-          <w:color w:val="000000"/>
-        </w:rPr>
-        <w:t>Spearman analyses retained positive associations between age and knowledge (rho = 0.3710, p &lt; 0.001) and between knowledge and practice (rho = 0.3650, p &lt; 0.001). Unlike Pearson analysis, Spearman analysis showed a weak positive income-knowledge association (rho = 0.2160, p = 0.0178); income-practice remained non-significant (rho = 0.0544, p = 0.5550). Using the original pathological-response key yielded a mean knowledge score of 5.82 and a non-significant omnibus comparison (H = 5.8669, p = 0.2093, epsilon-squared = 0.0493) (Table 6).</w:t>
-      </w:r>
-    </w:p>
-    <w:tbl>
-      <w:tblPr>
-        <w:tblStyle w:val="TableGrid"/>
-        <w:tblW w:type="auto" w:w="0"/>
-        <w:tblLook w:firstColumn="1" w:firstRow="1" w:lastColumn="0" w:lastRow="0" w:noHBand="0" w:noVBand="1" w:val="04A0"/>
-      </w:tblPr>
-      <w:tblGrid>
-        <w:gridCol w:w="2340"/>
-        <w:gridCol w:w="2340"/>
-        <w:gridCol w:w="2340"/>
-        <w:gridCol w:w="2340"/>
-      </w:tblGrid>
-      <w:tr>
-        <w:tc>
-          <w:tcPr>
-            <w:tcW w:type="dxa" w:w="2340"/>
-          </w:tcPr>
-          <w:p>
-            <w:pPr>
-              <w:spacing w:after="60"/>
-            </w:pPr>
-            <w:r>
-              <w:rPr>
-                <w:rFonts w:ascii="Times New Roman" w:hAnsi="Times New Roman"/>
-                <w:b/>
-                <w:color w:val="000000"/>
-                <w:sz w:val="20"/>
-              </w:rPr>
-              <w:t>Sensitivity analysis</w:t>
-            </w:r>
-          </w:p>
-        </w:tc>
-        <w:tc>
-          <w:tcPr>
-            <w:tcW w:type="dxa" w:w="2340"/>
-          </w:tcPr>
-          <w:p>
-            <w:pPr>
-              <w:spacing w:after="60"/>
-            </w:pPr>
-            <w:r>
-              <w:rPr>
-                <w:rFonts w:ascii="Times New Roman" w:hAnsi="Times New Roman"/>
-                <w:b/>
-                <w:color w:val="000000"/>
-                <w:sz w:val="20"/>
-              </w:rPr>
-              <w:t>Knowledge result</w:t>
-            </w:r>
-          </w:p>
-        </w:tc>
-        <w:tc>
-          <w:tcPr>
-            <w:tcW w:type="dxa" w:w="2340"/>
-          </w:tcPr>
-          <w:p>
-            <w:pPr>
-              <w:spacing w:after="60"/>
-            </w:pPr>
-            <w:r>
-              <w:rPr>
-                <w:rFonts w:ascii="Times New Roman" w:hAnsi="Times New Roman"/>
-                <w:b/>
-                <w:color w:val="000000"/>
-                <w:sz w:val="20"/>
-              </w:rPr>
-              <w:t>Practice result</w:t>
-            </w:r>
-          </w:p>
-        </w:tc>
-        <w:tc>
-          <w:tcPr>
-            <w:tcW w:type="dxa" w:w="2340"/>
-          </w:tcPr>
-          <w:p>
-            <w:pPr>
-              <w:spacing w:after="60"/>
-            </w:pPr>
-            <w:r>
-              <w:rPr>
-                <w:rFonts w:ascii="Times New Roman" w:hAnsi="Times New Roman"/>
-                <w:b/>
-                <w:color w:val="000000"/>
-                <w:sz w:val="20"/>
-              </w:rPr>
-              <w:t>Interpretation</w:t>
-            </w:r>
-          </w:p>
-        </w:tc>
-      </w:tr>
-      <w:tr>
-        <w:tc>
-          <w:tcPr>
-            <w:tcW w:type="dxa" w:w="2340"/>
-          </w:tcPr>
-          <w:p>
-            <w:pPr>
-              <w:spacing w:after="60"/>
-            </w:pPr>
-            <w:r>
-              <w:rPr>
-                <w:rFonts w:ascii="Times New Roman" w:hAnsi="Times New Roman"/>
-                <w:color w:val="000000"/>
-                <w:sz w:val="20"/>
-              </w:rPr>
-              <w:t>Excluding maternal education level 5 (n = 1)</w:t>
-            </w:r>
-          </w:p>
-        </w:tc>
-        <w:tc>
-          <w:tcPr>
-            <w:tcW w:type="dxa" w:w="2340"/>
-          </w:tcPr>
-          <w:p>
-            <w:pPr>
-              <w:spacing w:after="60"/>
-            </w:pPr>
-            <w:r>
-              <w:rPr>
-                <w:rFonts w:ascii="Times New Roman" w:hAnsi="Times New Roman"/>
-                <w:color w:val="000000"/>
-                <w:sz w:val="20"/>
-              </w:rPr>
-              <w:t>H = 6.3719, p = 0.0949, epsilon-squared = 0.0540</w:t>
-            </w:r>
-          </w:p>
-        </w:tc>
-        <w:tc>
-          <w:tcPr>
-            <w:tcW w:type="dxa" w:w="2340"/>
-          </w:tcPr>
-          <w:p>
-            <w:pPr>
-              <w:spacing w:after="60"/>
-            </w:pPr>
-            <w:r>
-              <w:rPr>
-                <w:rFonts w:ascii="Times New Roman" w:hAnsi="Times New Roman"/>
-                <w:color w:val="000000"/>
-                <w:sz w:val="20"/>
-              </w:rPr>
-              <w:t>H = 9.7515, p = 0.0208, epsilon-squared = 0.0826</w:t>
-            </w:r>
-          </w:p>
-        </w:tc>
-        <w:tc>
-          <w:tcPr>
-            <w:tcW w:type="dxa" w:w="2340"/>
-          </w:tcPr>
-          <w:p>
-            <w:pPr>
-              <w:spacing w:after="60"/>
-            </w:pPr>
-            <w:r>
-              <w:rPr>
-                <w:rFonts w:ascii="Times New Roman" w:hAnsi="Times New Roman"/>
-                <w:color w:val="000000"/>
-                <w:sz w:val="20"/>
-              </w:rPr>
-              <w:t>Unadjusted practice p remains below 0.05; knowledge remains non-significant</w:t>
-            </w:r>
-          </w:p>
-        </w:tc>
-      </w:tr>
-      <w:tr>
-        <w:tc>
-          <w:tcPr>
-            <w:tcW w:type="dxa" w:w="2340"/>
-          </w:tcPr>
-          <w:p>
-            <w:pPr>
-              <w:spacing w:after="60"/>
-            </w:pPr>
-            <w:r>
-              <w:rPr>
-                <w:rFonts w:ascii="Times New Roman" w:hAnsi="Times New Roman"/>
-                <w:color w:val="000000"/>
-                <w:sz w:val="20"/>
-              </w:rPr>
-              <w:t>Complete practice responses only</w:t>
-            </w:r>
-          </w:p>
-        </w:tc>
-        <w:tc>
-          <w:tcPr>
-            <w:tcW w:type="dxa" w:w="2340"/>
-          </w:tcPr>
-          <w:p>
-            <w:pPr>
-              <w:spacing w:after="60"/>
-            </w:pPr>
-            <w:r>
-              <w:rPr>
-                <w:rFonts w:ascii="Times New Roman" w:hAnsi="Times New Roman"/>
-                <w:color w:val="000000"/>
-                <w:sz w:val="20"/>
-              </w:rPr>
-              <w:t>Unchanged</w:t>
-            </w:r>
-          </w:p>
-        </w:tc>
-        <w:tc>
-          <w:tcPr>
-            <w:tcW w:type="dxa" w:w="2340"/>
-          </w:tcPr>
-          <w:p>
-            <w:pPr>
-              <w:spacing w:after="60"/>
-            </w:pPr>
-            <w:r>
-              <w:rPr>
-                <w:rFonts w:ascii="Times New Roman" w:hAnsi="Times New Roman"/>
-                <w:color w:val="000000"/>
-                <w:sz w:val="20"/>
-              </w:rPr>
-              <w:t>H = 8.6488, p = 0.0705, epsilon-squared = 0.0759; n = 115</w:t>
-            </w:r>
-          </w:p>
-        </w:tc>
-        <w:tc>
-          <w:tcPr>
-            <w:tcW w:type="dxa" w:w="2340"/>
-          </w:tcPr>
-          <w:p>
-            <w:pPr>
-              <w:spacing w:after="60"/>
-            </w:pPr>
-            <w:r>
-              <w:rPr>
-                <w:rFonts w:ascii="Times New Roman" w:hAnsi="Times New Roman"/>
-                <w:color w:val="000000"/>
-                <w:sz w:val="20"/>
-              </w:rPr>
-              <w:t>Practice result is sensitive to missing-response handling</w:t>
-            </w:r>
-          </w:p>
-        </w:tc>
-      </w:tr>
-      <w:tr>
-        <w:tc>
-          <w:tcPr>
-            <w:tcW w:type="dxa" w:w="2340"/>
-          </w:tcPr>
-          <w:p>
-            <w:pPr>
-              <w:spacing w:after="60"/>
-            </w:pPr>
-            <w:r>
-              <w:rPr>
-                <w:rFonts w:ascii="Times New Roman" w:hAnsi="Times New Roman"/>
-                <w:color w:val="000000"/>
-                <w:sz w:val="20"/>
-              </w:rPr>
-              <w:t>Maternal education treated as ordinal</w:t>
-            </w:r>
-          </w:p>
-        </w:tc>
-        <w:tc>
-          <w:tcPr>
-            <w:tcW w:type="dxa" w:w="2340"/>
-          </w:tcPr>
-          <w:p>
-            <w:pPr>
-              <w:spacing w:after="60"/>
-            </w:pPr>
-            <w:r>
-              <w:rPr>
-                <w:rFonts w:ascii="Times New Roman" w:hAnsi="Times New Roman"/>
-                <w:color w:val="000000"/>
-                <w:sz w:val="20"/>
-              </w:rPr>
-              <w:t>rho = 0.2023, p = 0.0267</w:t>
-            </w:r>
-          </w:p>
-        </w:tc>
-        <w:tc>
-          <w:tcPr>
-            <w:tcW w:type="dxa" w:w="2340"/>
-          </w:tcPr>
-          <w:p>
-            <w:pPr>
-              <w:spacing w:after="60"/>
-            </w:pPr>
-            <w:r>
-              <w:rPr>
-                <w:rFonts w:ascii="Times New Roman" w:hAnsi="Times New Roman"/>
-                <w:color w:val="000000"/>
-                <w:sz w:val="20"/>
-              </w:rPr>
-              <w:t>rho = 0.2684, p = 0.0030</w:t>
-            </w:r>
-          </w:p>
-        </w:tc>
-        <w:tc>
-          <w:tcPr>
-            <w:tcW w:type="dxa" w:w="2340"/>
-          </w:tcPr>
-          <w:p>
-            <w:pPr>
-              <w:spacing w:after="60"/>
-            </w:pPr>
-            <w:r>
-              <w:rPr>
-                <w:rFonts w:ascii="Times New Roman" w:hAnsi="Times New Roman"/>
-                <w:color w:val="000000"/>
-                <w:sz w:val="20"/>
-              </w:rPr>
-              <w:t>Exploratory monotonic trends; unadjusted for multiplicity</w:t>
-            </w:r>
-          </w:p>
-        </w:tc>
-      </w:tr>
-      <w:tr>
-        <w:tc>
-          <w:tcPr>
-            <w:tcW w:type="dxa" w:w="2340"/>
-          </w:tcPr>
-          <w:p>
-            <w:pPr>
-              <w:spacing w:after="60"/>
-            </w:pPr>
-            <w:r>
-              <w:rPr>
-                <w:rFonts w:ascii="Times New Roman" w:hAnsi="Times New Roman"/>
-                <w:color w:val="000000"/>
-                <w:sz w:val="20"/>
-              </w:rPr>
-              <w:t>Age across maternal-education groups</w:t>
-            </w:r>
-          </w:p>
-        </w:tc>
-        <w:tc>
-          <w:tcPr>
-            <w:tcW w:type="dxa" w:w="2340"/>
-          </w:tcPr>
-          <w:p>
-            <w:pPr>
-              <w:spacing w:after="60"/>
-            </w:pPr>
-            <w:r>
-              <w:rPr>
-                <w:rFonts w:ascii="Times New Roman" w:hAnsi="Times New Roman"/>
-                <w:color w:val="000000"/>
-                <w:sz w:val="20"/>
-              </w:rPr>
-              <w:t>H = 10.6913, p = 0.0303</w:t>
-            </w:r>
-          </w:p>
-        </w:tc>
-        <w:tc>
-          <w:tcPr>
-            <w:tcW w:type="dxa" w:w="2340"/>
-          </w:tcPr>
-          <w:p>
-            <w:pPr>
-              <w:spacing w:after="60"/>
-            </w:pPr>
-            <w:r>
-              <w:rPr>
-                <w:rFonts w:ascii="Times New Roman" w:hAnsi="Times New Roman"/>
-                <w:color w:val="000000"/>
-                <w:sz w:val="20"/>
-              </w:rPr>
-              <w:t>-</w:t>
-            </w:r>
-          </w:p>
-        </w:tc>
-        <w:tc>
-          <w:tcPr>
-            <w:tcW w:type="dxa" w:w="2340"/>
-          </w:tcPr>
-          <w:p>
-            <w:pPr>
-              <w:spacing w:after="60"/>
-            </w:pPr>
-            <w:r>
-              <w:rPr>
-                <w:rFonts w:ascii="Times New Roman" w:hAnsi="Times New Roman"/>
-                <w:color w:val="000000"/>
-                <w:sz w:val="20"/>
-              </w:rPr>
-              <w:t>Age is a plausible confounder</w:t>
-            </w:r>
-          </w:p>
-        </w:tc>
-      </w:tr>
-      <w:tr>
-        <w:tc>
-          <w:tcPr>
-            <w:tcW w:type="dxa" w:w="2340"/>
-          </w:tcPr>
-          <w:p>
-            <w:pPr>
-              <w:spacing w:after="60"/>
-            </w:pPr>
-            <w:r>
-              <w:rPr>
-                <w:rFonts w:ascii="Times New Roman" w:hAnsi="Times New Roman"/>
-                <w:color w:val="000000"/>
-                <w:sz w:val="20"/>
-              </w:rPr>
-              <w:t>Original pathological-response scoring key</w:t>
-            </w:r>
-          </w:p>
-        </w:tc>
-        <w:tc>
-          <w:tcPr>
-            <w:tcW w:type="dxa" w:w="2340"/>
-          </w:tcPr>
-          <w:p>
-            <w:pPr>
-              <w:spacing w:after="60"/>
-            </w:pPr>
-            <w:r>
-              <w:rPr>
-                <w:rFonts w:ascii="Times New Roman" w:hAnsi="Times New Roman"/>
-                <w:color w:val="000000"/>
-                <w:sz w:val="20"/>
-              </w:rPr>
-              <w:t>Mean 5.82; H = 5.8669, p = 0.2093, epsilon-squared = 0.0493</w:t>
-            </w:r>
-          </w:p>
-        </w:tc>
-        <w:tc>
-          <w:tcPr>
-            <w:tcW w:type="dxa" w:w="2340"/>
-          </w:tcPr>
-          <w:p>
-            <w:pPr>
-              <w:spacing w:after="60"/>
-            </w:pPr>
-            <w:r>
-              <w:rPr>
-                <w:rFonts w:ascii="Times New Roman" w:hAnsi="Times New Roman"/>
-                <w:color w:val="000000"/>
-                <w:sz w:val="20"/>
-              </w:rPr>
-              <w:t>Unchanged</w:t>
-            </w:r>
-          </w:p>
-        </w:tc>
-        <w:tc>
-          <w:tcPr>
-            <w:tcW w:type="dxa" w:w="2340"/>
-          </w:tcPr>
-          <w:p>
-            <w:pPr>
-              <w:spacing w:after="60"/>
-            </w:pPr>
-            <w:r>
-              <w:rPr>
-                <w:rFonts w:ascii="Times New Roman" w:hAnsi="Times New Roman"/>
-                <w:color w:val="000000"/>
-                <w:sz w:val="20"/>
-              </w:rPr>
-              <w:t>Main significance classification is unchanged</w:t>
-            </w:r>
-          </w:p>
-        </w:tc>
-      </w:tr>
-      <w:tr>
-        <w:tc>
-          <w:tcPr>
-            <w:tcW w:type="dxa" w:w="2340"/>
-          </w:tcPr>
-          <w:p>
-            <w:pPr>
-              <w:spacing w:after="60"/>
-            </w:pPr>
-            <w:r>
-              <w:rPr>
-                <w:rFonts w:ascii="Times New Roman" w:hAnsi="Times New Roman"/>
-                <w:color w:val="000000"/>
-                <w:sz w:val="20"/>
-              </w:rPr>
-              <w:t>Spearman rank correlation (age-knowledge)</w:t>
-            </w:r>
-          </w:p>
-        </w:tc>
-        <w:tc>
-          <w:tcPr>
-            <w:tcW w:type="dxa" w:w="2340"/>
-          </w:tcPr>
-          <w:p>
-            <w:pPr>
-              <w:spacing w:after="60"/>
-            </w:pPr>
-            <w:r>
-              <w:rPr>
-                <w:rFonts w:ascii="Times New Roman" w:hAnsi="Times New Roman"/>
-                <w:color w:val="000000"/>
-                <w:sz w:val="20"/>
-              </w:rPr>
-              <w:t>rho = 0.3710, p &lt; 0.001</w:t>
-            </w:r>
-          </w:p>
-        </w:tc>
-        <w:tc>
-          <w:tcPr>
-            <w:tcW w:type="dxa" w:w="2340"/>
-          </w:tcPr>
-          <w:p>
-            <w:pPr>
-              <w:spacing w:after="60"/>
-            </w:pPr>
-            <w:r>
-              <w:rPr>
-                <w:rFonts w:ascii="Times New Roman" w:hAnsi="Times New Roman"/>
-                <w:color w:val="000000"/>
-                <w:sz w:val="20"/>
-              </w:rPr>
-              <w:t>-</w:t>
-            </w:r>
-          </w:p>
-        </w:tc>
-        <w:tc>
-          <w:tcPr>
-            <w:tcW w:type="dxa" w:w="2340"/>
-          </w:tcPr>
-          <w:p>
-            <w:pPr>
-              <w:spacing w:after="60"/>
-            </w:pPr>
-            <w:r>
-              <w:rPr>
-                <w:rFonts w:ascii="Times New Roman" w:hAnsi="Times New Roman"/>
-                <w:color w:val="000000"/>
-                <w:sz w:val="20"/>
-              </w:rPr>
-              <w:t>Positive association remains</w:t>
-            </w:r>
-          </w:p>
-        </w:tc>
-      </w:tr>
-      <w:tr>
-        <w:tc>
-          <w:tcPr>
-            <w:tcW w:type="dxa" w:w="2340"/>
-          </w:tcPr>
-          <w:p>
-            <w:pPr>
-              <w:spacing w:after="60"/>
-            </w:pPr>
-            <w:r>
-              <w:rPr>
-                <w:rFonts w:ascii="Times New Roman" w:hAnsi="Times New Roman"/>
-                <w:color w:val="000000"/>
-                <w:sz w:val="20"/>
-              </w:rPr>
-              <w:t>Spearman rank correlation (knowledge-practice)</w:t>
-            </w:r>
-          </w:p>
-        </w:tc>
-        <w:tc>
-          <w:tcPr>
-            <w:tcW w:type="dxa" w:w="2340"/>
-          </w:tcPr>
-          <w:p>
-            <w:pPr>
-              <w:spacing w:after="60"/>
-            </w:pPr>
-            <w:r>
-              <w:rPr>
-                <w:rFonts w:ascii="Times New Roman" w:hAnsi="Times New Roman"/>
-                <w:color w:val="000000"/>
-                <w:sz w:val="20"/>
-              </w:rPr>
-              <w:t>rho = 0.3650, p &lt; 0.001</w:t>
-            </w:r>
-          </w:p>
-        </w:tc>
-        <w:tc>
-          <w:tcPr>
-            <w:tcW w:type="dxa" w:w="2340"/>
-          </w:tcPr>
-          <w:p>
-            <w:pPr>
-              <w:spacing w:after="60"/>
-            </w:pPr>
-            <w:r>
-              <w:rPr>
-                <w:rFonts w:ascii="Times New Roman" w:hAnsi="Times New Roman"/>
-                <w:color w:val="000000"/>
-                <w:sz w:val="20"/>
-              </w:rPr>
-              <w:t>-</w:t>
-            </w:r>
-          </w:p>
-        </w:tc>
-        <w:tc>
-          <w:tcPr>
-            <w:tcW w:type="dxa" w:w="2340"/>
-          </w:tcPr>
-          <w:p>
-            <w:pPr>
-              <w:spacing w:after="60"/>
-            </w:pPr>
-            <w:r>
-              <w:rPr>
-                <w:rFonts w:ascii="Times New Roman" w:hAnsi="Times New Roman"/>
-                <w:color w:val="000000"/>
-                <w:sz w:val="20"/>
-              </w:rPr>
-              <w:t>Positive association remains</w:t>
-            </w:r>
-          </w:p>
-        </w:tc>
-      </w:tr>
-      <w:tr>
-        <w:tc>
-          <w:tcPr>
-            <w:tcW w:type="dxa" w:w="2340"/>
-          </w:tcPr>
-          <w:p>
-            <w:pPr>
-              <w:spacing w:after="60"/>
-            </w:pPr>
-            <w:r>
-              <w:rPr>
-                <w:rFonts w:ascii="Times New Roman" w:hAnsi="Times New Roman"/>
-                <w:color w:val="000000"/>
-                <w:sz w:val="20"/>
-              </w:rPr>
-              <w:t>Spearman rank correlation (income-knowledge / income-practice)</w:t>
-            </w:r>
-          </w:p>
-        </w:tc>
-        <w:tc>
-          <w:tcPr>
-            <w:tcW w:type="dxa" w:w="2340"/>
-          </w:tcPr>
-          <w:p>
-            <w:pPr>
-              <w:spacing w:after="60"/>
-            </w:pPr>
-            <w:r>
-              <w:rPr>
-                <w:rFonts w:ascii="Times New Roman" w:hAnsi="Times New Roman"/>
-                <w:color w:val="000000"/>
-                <w:sz w:val="20"/>
-              </w:rPr>
-              <w:t>rho = 0.2160, p = 0.0178</w:t>
-            </w:r>
-          </w:p>
-        </w:tc>
-        <w:tc>
-          <w:tcPr>
-            <w:tcW w:type="dxa" w:w="2340"/>
-          </w:tcPr>
-          <w:p>
-            <w:pPr>
-              <w:spacing w:after="60"/>
-            </w:pPr>
-            <w:r>
-              <w:rPr>
-                <w:rFonts w:ascii="Times New Roman" w:hAnsi="Times New Roman"/>
-                <w:color w:val="000000"/>
-                <w:sz w:val="20"/>
-              </w:rPr>
-              <w:t>rho = 0.0544, p = 0.5550</w:t>
-            </w:r>
-          </w:p>
-        </w:tc>
-        <w:tc>
-          <w:tcPr>
-            <w:tcW w:type="dxa" w:w="2340"/>
-          </w:tcPr>
-          <w:p>
-            <w:pPr>
-              <w:spacing w:after="60"/>
-            </w:pPr>
-            <w:r>
-              <w:rPr>
-                <w:rFonts w:ascii="Times New Roman" w:hAnsi="Times New Roman"/>
-                <w:color w:val="000000"/>
-                <w:sz w:val="20"/>
-              </w:rPr>
-              <w:t>Weak income-knowledge association appears only in the rank-based analysis</w:t>
-            </w:r>
-          </w:p>
-        </w:tc>
-      </w:tr>
-    </w:tbl>
-    <w:p/>
-    <w:p>
-      <w:pPr>
-        <w:pStyle w:val="Heading2"/>
-      </w:pPr>
-      <w:r>
-        <w:t>5. Figures</w:t>
-      </w:r>
-    </w:p>
-    <w:p>
-      <w:pPr>
-        <w:pStyle w:val="Heading3"/>
-      </w:pPr>
-      <w:r>
-        <w:t>Figure 1. Distribution of knowledge and practice scores</w:t>
+        <w:t>Knowledge scores ranged from 3 to 9 and practice scores from 4 to 7. The modal knowledge score was 7 (37.5%) and the modal practice score was 6 (71.7%) (Figure 1).</w:t>
       </w:r>
     </w:p>
     <w:p>
@@ -4615,6 +984,7 @@
     </w:p>
     <w:p>
       <w:pPr>
+        <w:spacing w:line="480" w:lineRule="auto"/>
         <w:jc w:val="center"/>
       </w:pPr>
       <w:r>
@@ -4622,9 +992,9 @@
           <w:rFonts w:ascii="Times New Roman" w:hAnsi="Times New Roman"/>
           <w:i/>
           <w:color w:val="000000"/>
-          <w:sz w:val="22"/>
+          <w:sz w:val="24"/>
         </w:rPr>
-        <w:t>Figure 1. Knowledge and practice score distributions.</w:t>
+        <w:t>Figure 1. Distribution of menstrual hygiene knowledge and practice scores.</w:t>
       </w:r>
     </w:p>
     <w:p/>
@@ -4633,7 +1003,734 @@
         <w:pStyle w:val="Heading3"/>
       </w:pPr>
       <w:r>
-        <w:t>Figure 2. Mean knowledge and practice scores by maternal education level</w:t>
+        <w:t>Maternal education and menstrual hygiene scores</w:t>
+      </w:r>
+    </w:p>
+    <w:p>
+      <w:pPr>
+        <w:jc w:val="left"/>
+      </w:pPr>
+      <w:r>
+        <w:rPr>
+          <w:rFonts w:ascii="Times New Roman" w:hAnsi="Times New Roman"/>
+          <w:color w:val="000000"/>
+        </w:rPr>
+        <w:t>Mean knowledge scores ranged from 6.53 among participants whose mothers were illiterate or had primary education to 8.00 in the single participant in the highest category. Mean practice scores ranged from 5.59 in the illiterate group to 6.12 in the secondary group (Table 2 and Figure 2).</w:t>
+      </w:r>
+    </w:p>
+    <w:p>
+      <w:pPr>
+        <w:jc w:val="left"/>
+      </w:pPr>
+      <w:r>
+        <w:rPr>
+          <w:rFonts w:ascii="Times New Roman" w:hAnsi="Times New Roman"/>
+          <w:b/>
+          <w:color w:val="000000"/>
+        </w:rPr>
+        <w:t>Table 2. Menstrual hygiene scores by maternal education</w:t>
+      </w:r>
+    </w:p>
+    <w:tbl>
+      <w:tblPr>
+        <w:tblStyle w:val="TableGrid"/>
+        <w:tblW w:type="auto" w:w="0"/>
+        <w:tblLook w:firstColumn="1" w:firstRow="1" w:lastColumn="0" w:lastRow="0" w:noHBand="0" w:noVBand="1" w:val="04A0"/>
+      </w:tblPr>
+      <w:tblGrid>
+        <w:gridCol w:w="1560"/>
+        <w:gridCol w:w="1560"/>
+        <w:gridCol w:w="1560"/>
+        <w:gridCol w:w="1560"/>
+        <w:gridCol w:w="1560"/>
+        <w:gridCol w:w="1560"/>
+      </w:tblGrid>
+      <w:tr>
+        <w:tc>
+          <w:tcPr>
+            <w:tcW w:type="dxa" w:w="1560"/>
+          </w:tcPr>
+          <w:p>
+            <w:pPr>
+              <w:spacing w:line="480" w:lineRule="auto" w:after="0"/>
+            </w:pPr>
+            <w:r>
+              <w:rPr>
+                <w:rFonts w:ascii="Times New Roman" w:hAnsi="Times New Roman"/>
+                <w:b/>
+                <w:color w:val="000000"/>
+                <w:sz w:val="24"/>
+              </w:rPr>
+              <w:t>Maternal education</w:t>
+            </w:r>
+          </w:p>
+        </w:tc>
+        <w:tc>
+          <w:tcPr>
+            <w:tcW w:type="dxa" w:w="1560"/>
+          </w:tcPr>
+          <w:p>
+            <w:pPr>
+              <w:spacing w:line="480" w:lineRule="auto" w:after="0"/>
+            </w:pPr>
+            <w:r>
+              <w:rPr>
+                <w:rFonts w:ascii="Times New Roman" w:hAnsi="Times New Roman"/>
+                <w:b/>
+                <w:color w:val="000000"/>
+                <w:sz w:val="24"/>
+              </w:rPr>
+              <w:t>n</w:t>
+            </w:r>
+          </w:p>
+        </w:tc>
+        <w:tc>
+          <w:tcPr>
+            <w:tcW w:type="dxa" w:w="1560"/>
+          </w:tcPr>
+          <w:p>
+            <w:pPr>
+              <w:spacing w:line="480" w:lineRule="auto" w:after="0"/>
+            </w:pPr>
+            <w:r>
+              <w:rPr>
+                <w:rFonts w:ascii="Times New Roman" w:hAnsi="Times New Roman"/>
+                <w:b/>
+                <w:color w:val="000000"/>
+                <w:sz w:val="24"/>
+              </w:rPr>
+              <w:t>Knowledge, mean (SD)</w:t>
+            </w:r>
+          </w:p>
+        </w:tc>
+        <w:tc>
+          <w:tcPr>
+            <w:tcW w:type="dxa" w:w="1560"/>
+          </w:tcPr>
+          <w:p>
+            <w:pPr>
+              <w:spacing w:line="480" w:lineRule="auto" w:after="0"/>
+            </w:pPr>
+            <w:r>
+              <w:rPr>
+                <w:rFonts w:ascii="Times New Roman" w:hAnsi="Times New Roman"/>
+                <w:b/>
+                <w:color w:val="000000"/>
+                <w:sz w:val="24"/>
+              </w:rPr>
+              <w:t>Knowledge, median (IQR)</w:t>
+            </w:r>
+          </w:p>
+        </w:tc>
+        <w:tc>
+          <w:tcPr>
+            <w:tcW w:type="dxa" w:w="1560"/>
+          </w:tcPr>
+          <w:p>
+            <w:pPr>
+              <w:spacing w:line="480" w:lineRule="auto" w:after="0"/>
+            </w:pPr>
+            <w:r>
+              <w:rPr>
+                <w:rFonts w:ascii="Times New Roman" w:hAnsi="Times New Roman"/>
+                <w:b/>
+                <w:color w:val="000000"/>
+                <w:sz w:val="24"/>
+              </w:rPr>
+              <w:t>Practice, mean (SD)</w:t>
+            </w:r>
+          </w:p>
+        </w:tc>
+        <w:tc>
+          <w:tcPr>
+            <w:tcW w:type="dxa" w:w="1560"/>
+          </w:tcPr>
+          <w:p>
+            <w:pPr>
+              <w:spacing w:line="480" w:lineRule="auto" w:after="0"/>
+            </w:pPr>
+            <w:r>
+              <w:rPr>
+                <w:rFonts w:ascii="Times New Roman" w:hAnsi="Times New Roman"/>
+                <w:b/>
+                <w:color w:val="000000"/>
+                <w:sz w:val="24"/>
+              </w:rPr>
+              <w:t>Practice, median (IQR)</w:t>
+            </w:r>
+          </w:p>
+        </w:tc>
+      </w:tr>
+      <w:tr>
+        <w:tc>
+          <w:tcPr>
+            <w:tcW w:type="dxa" w:w="1560"/>
+          </w:tcPr>
+          <w:p>
+            <w:pPr>
+              <w:spacing w:line="480" w:lineRule="auto" w:after="0"/>
+            </w:pPr>
+            <w:r>
+              <w:rPr>
+                <w:rFonts w:ascii="Times New Roman" w:hAnsi="Times New Roman"/>
+                <w:color w:val="000000"/>
+                <w:sz w:val="24"/>
+              </w:rPr>
+              <w:t>Illiterate</w:t>
+            </w:r>
+          </w:p>
+        </w:tc>
+        <w:tc>
+          <w:tcPr>
+            <w:tcW w:type="dxa" w:w="1560"/>
+          </w:tcPr>
+          <w:p>
+            <w:pPr>
+              <w:spacing w:line="480" w:lineRule="auto" w:after="0"/>
+              <w:jc w:val="right"/>
+            </w:pPr>
+            <w:r>
+              <w:rPr>
+                <w:rFonts w:ascii="Times New Roman" w:hAnsi="Times New Roman"/>
+                <w:color w:val="000000"/>
+                <w:sz w:val="24"/>
+              </w:rPr>
+              <w:t>86</w:t>
+            </w:r>
+          </w:p>
+        </w:tc>
+        <w:tc>
+          <w:tcPr>
+            <w:tcW w:type="dxa" w:w="1560"/>
+          </w:tcPr>
+          <w:p>
+            <w:pPr>
+              <w:spacing w:line="480" w:lineRule="auto" w:after="0"/>
+            </w:pPr>
+            <w:r>
+              <w:rPr>
+                <w:rFonts w:ascii="Times New Roman" w:hAnsi="Times New Roman"/>
+                <w:color w:val="000000"/>
+                <w:sz w:val="24"/>
+              </w:rPr>
+              <w:t>6.53 (1.27)</w:t>
+            </w:r>
+          </w:p>
+        </w:tc>
+        <w:tc>
+          <w:tcPr>
+            <w:tcW w:type="dxa" w:w="1560"/>
+          </w:tcPr>
+          <w:p>
+            <w:pPr>
+              <w:spacing w:line="480" w:lineRule="auto" w:after="0"/>
+            </w:pPr>
+            <w:r>
+              <w:rPr>
+                <w:rFonts w:ascii="Times New Roman" w:hAnsi="Times New Roman"/>
+                <w:color w:val="000000"/>
+                <w:sz w:val="24"/>
+              </w:rPr>
+              <w:t>7.0 (6.0-7.0)</w:t>
+            </w:r>
+          </w:p>
+        </w:tc>
+        <w:tc>
+          <w:tcPr>
+            <w:tcW w:type="dxa" w:w="1560"/>
+          </w:tcPr>
+          <w:p>
+            <w:pPr>
+              <w:spacing w:line="480" w:lineRule="auto" w:after="0"/>
+            </w:pPr>
+            <w:r>
+              <w:rPr>
+                <w:rFonts w:ascii="Times New Roman" w:hAnsi="Times New Roman"/>
+                <w:color w:val="000000"/>
+                <w:sz w:val="24"/>
+              </w:rPr>
+              <w:t>5.59 (0.62)</w:t>
+            </w:r>
+          </w:p>
+        </w:tc>
+        <w:tc>
+          <w:tcPr>
+            <w:tcW w:type="dxa" w:w="1560"/>
+          </w:tcPr>
+          <w:p>
+            <w:pPr>
+              <w:spacing w:line="480" w:lineRule="auto" w:after="0"/>
+            </w:pPr>
+            <w:r>
+              <w:rPr>
+                <w:rFonts w:ascii="Times New Roman" w:hAnsi="Times New Roman"/>
+                <w:color w:val="000000"/>
+                <w:sz w:val="24"/>
+              </w:rPr>
+              <w:t>6.0 (5.0-6.0)</w:t>
+            </w:r>
+          </w:p>
+        </w:tc>
+      </w:tr>
+      <w:tr>
+        <w:tc>
+          <w:tcPr>
+            <w:tcW w:type="dxa" w:w="1560"/>
+          </w:tcPr>
+          <w:p>
+            <w:pPr>
+              <w:spacing w:line="480" w:lineRule="auto" w:after="0"/>
+            </w:pPr>
+            <w:r>
+              <w:rPr>
+                <w:rFonts w:ascii="Times New Roman" w:hAnsi="Times New Roman"/>
+                <w:color w:val="000000"/>
+                <w:sz w:val="24"/>
+              </w:rPr>
+              <w:t>Primary</w:t>
+            </w:r>
+          </w:p>
+        </w:tc>
+        <w:tc>
+          <w:tcPr>
+            <w:tcW w:type="dxa" w:w="1560"/>
+          </w:tcPr>
+          <w:p>
+            <w:pPr>
+              <w:spacing w:line="480" w:lineRule="auto" w:after="0"/>
+              <w:jc w:val="right"/>
+            </w:pPr>
+            <w:r>
+              <w:rPr>
+                <w:rFonts w:ascii="Times New Roman" w:hAnsi="Times New Roman"/>
+                <w:color w:val="000000"/>
+                <w:sz w:val="24"/>
+              </w:rPr>
+              <w:t>17</w:t>
+            </w:r>
+          </w:p>
+        </w:tc>
+        <w:tc>
+          <w:tcPr>
+            <w:tcW w:type="dxa" w:w="1560"/>
+          </w:tcPr>
+          <w:p>
+            <w:pPr>
+              <w:spacing w:line="480" w:lineRule="auto" w:after="0"/>
+            </w:pPr>
+            <w:r>
+              <w:rPr>
+                <w:rFonts w:ascii="Times New Roman" w:hAnsi="Times New Roman"/>
+                <w:color w:val="000000"/>
+                <w:sz w:val="24"/>
+              </w:rPr>
+              <w:t>6.53 (1.23)</w:t>
+            </w:r>
+          </w:p>
+        </w:tc>
+        <w:tc>
+          <w:tcPr>
+            <w:tcW w:type="dxa" w:w="1560"/>
+          </w:tcPr>
+          <w:p>
+            <w:pPr>
+              <w:spacing w:line="480" w:lineRule="auto" w:after="0"/>
+            </w:pPr>
+            <w:r>
+              <w:rPr>
+                <w:rFonts w:ascii="Times New Roman" w:hAnsi="Times New Roman"/>
+                <w:color w:val="000000"/>
+                <w:sz w:val="24"/>
+              </w:rPr>
+              <w:t>7.0 (7.0-7.0)</w:t>
+            </w:r>
+          </w:p>
+        </w:tc>
+        <w:tc>
+          <w:tcPr>
+            <w:tcW w:type="dxa" w:w="1560"/>
+          </w:tcPr>
+          <w:p>
+            <w:pPr>
+              <w:spacing w:line="480" w:lineRule="auto" w:after="0"/>
+            </w:pPr>
+            <w:r>
+              <w:rPr>
+                <w:rFonts w:ascii="Times New Roman" w:hAnsi="Times New Roman"/>
+                <w:color w:val="000000"/>
+                <w:sz w:val="24"/>
+              </w:rPr>
+              <w:t>5.76 (0.44)</w:t>
+            </w:r>
+          </w:p>
+        </w:tc>
+        <w:tc>
+          <w:tcPr>
+            <w:tcW w:type="dxa" w:w="1560"/>
+          </w:tcPr>
+          <w:p>
+            <w:pPr>
+              <w:spacing w:line="480" w:lineRule="auto" w:after="0"/>
+            </w:pPr>
+            <w:r>
+              <w:rPr>
+                <w:rFonts w:ascii="Times New Roman" w:hAnsi="Times New Roman"/>
+                <w:color w:val="000000"/>
+                <w:sz w:val="24"/>
+              </w:rPr>
+              <w:t>6.0 (6.0-6.0)</w:t>
+            </w:r>
+          </w:p>
+        </w:tc>
+      </w:tr>
+      <w:tr>
+        <w:tc>
+          <w:tcPr>
+            <w:tcW w:type="dxa" w:w="1560"/>
+          </w:tcPr>
+          <w:p>
+            <w:pPr>
+              <w:spacing w:line="480" w:lineRule="auto" w:after="0"/>
+            </w:pPr>
+            <w:r>
+              <w:rPr>
+                <w:rFonts w:ascii="Times New Roman" w:hAnsi="Times New Roman"/>
+                <w:color w:val="000000"/>
+                <w:sz w:val="24"/>
+              </w:rPr>
+              <w:t>Middle</w:t>
+            </w:r>
+          </w:p>
+        </w:tc>
+        <w:tc>
+          <w:tcPr>
+            <w:tcW w:type="dxa" w:w="1560"/>
+          </w:tcPr>
+          <w:p>
+            <w:pPr>
+              <w:spacing w:line="480" w:lineRule="auto" w:after="0"/>
+              <w:jc w:val="right"/>
+            </w:pPr>
+            <w:r>
+              <w:rPr>
+                <w:rFonts w:ascii="Times New Roman" w:hAnsi="Times New Roman"/>
+                <w:color w:val="000000"/>
+                <w:sz w:val="24"/>
+              </w:rPr>
+              <w:t>8</w:t>
+            </w:r>
+          </w:p>
+        </w:tc>
+        <w:tc>
+          <w:tcPr>
+            <w:tcW w:type="dxa" w:w="1560"/>
+          </w:tcPr>
+          <w:p>
+            <w:pPr>
+              <w:spacing w:line="480" w:lineRule="auto" w:after="0"/>
+            </w:pPr>
+            <w:r>
+              <w:rPr>
+                <w:rFonts w:ascii="Times New Roman" w:hAnsi="Times New Roman"/>
+                <w:color w:val="000000"/>
+                <w:sz w:val="24"/>
+              </w:rPr>
+              <w:t>7.38 (0.52)</w:t>
+            </w:r>
+          </w:p>
+        </w:tc>
+        <w:tc>
+          <w:tcPr>
+            <w:tcW w:type="dxa" w:w="1560"/>
+          </w:tcPr>
+          <w:p>
+            <w:pPr>
+              <w:spacing w:line="480" w:lineRule="auto" w:after="0"/>
+            </w:pPr>
+            <w:r>
+              <w:rPr>
+                <w:rFonts w:ascii="Times New Roman" w:hAnsi="Times New Roman"/>
+                <w:color w:val="000000"/>
+                <w:sz w:val="24"/>
+              </w:rPr>
+              <w:t>7.0 (7.0-8.0)</w:t>
+            </w:r>
+          </w:p>
+        </w:tc>
+        <w:tc>
+          <w:tcPr>
+            <w:tcW w:type="dxa" w:w="1560"/>
+          </w:tcPr>
+          <w:p>
+            <w:pPr>
+              <w:spacing w:line="480" w:lineRule="auto" w:after="0"/>
+            </w:pPr>
+            <w:r>
+              <w:rPr>
+                <w:rFonts w:ascii="Times New Roman" w:hAnsi="Times New Roman"/>
+                <w:color w:val="000000"/>
+                <w:sz w:val="24"/>
+              </w:rPr>
+              <w:t>6.00 (0.00)</w:t>
+            </w:r>
+          </w:p>
+        </w:tc>
+        <w:tc>
+          <w:tcPr>
+            <w:tcW w:type="dxa" w:w="1560"/>
+          </w:tcPr>
+          <w:p>
+            <w:pPr>
+              <w:spacing w:line="480" w:lineRule="auto" w:after="0"/>
+            </w:pPr>
+            <w:r>
+              <w:rPr>
+                <w:rFonts w:ascii="Times New Roman" w:hAnsi="Times New Roman"/>
+                <w:color w:val="000000"/>
+                <w:sz w:val="24"/>
+              </w:rPr>
+              <w:t>6.0 (6.0-6.0)</w:t>
+            </w:r>
+          </w:p>
+        </w:tc>
+      </w:tr>
+      <w:tr>
+        <w:tc>
+          <w:tcPr>
+            <w:tcW w:type="dxa" w:w="1560"/>
+          </w:tcPr>
+          <w:p>
+            <w:pPr>
+              <w:spacing w:line="480" w:lineRule="auto" w:after="0"/>
+            </w:pPr>
+            <w:r>
+              <w:rPr>
+                <w:rFonts w:ascii="Times New Roman" w:hAnsi="Times New Roman"/>
+                <w:color w:val="000000"/>
+                <w:sz w:val="24"/>
+              </w:rPr>
+              <w:t>Secondary</w:t>
+            </w:r>
+          </w:p>
+        </w:tc>
+        <w:tc>
+          <w:tcPr>
+            <w:tcW w:type="dxa" w:w="1560"/>
+          </w:tcPr>
+          <w:p>
+            <w:pPr>
+              <w:spacing w:line="480" w:lineRule="auto" w:after="0"/>
+              <w:jc w:val="right"/>
+            </w:pPr>
+            <w:r>
+              <w:rPr>
+                <w:rFonts w:ascii="Times New Roman" w:hAnsi="Times New Roman"/>
+                <w:color w:val="000000"/>
+                <w:sz w:val="24"/>
+              </w:rPr>
+              <w:t>8</w:t>
+            </w:r>
+          </w:p>
+        </w:tc>
+        <w:tc>
+          <w:tcPr>
+            <w:tcW w:type="dxa" w:w="1560"/>
+          </w:tcPr>
+          <w:p>
+            <w:pPr>
+              <w:spacing w:line="480" w:lineRule="auto" w:after="0"/>
+            </w:pPr>
+            <w:r>
+              <w:rPr>
+                <w:rFonts w:ascii="Times New Roman" w:hAnsi="Times New Roman"/>
+                <w:color w:val="000000"/>
+                <w:sz w:val="24"/>
+              </w:rPr>
+              <w:t>7.25 (0.71)</w:t>
+            </w:r>
+          </w:p>
+        </w:tc>
+        <w:tc>
+          <w:tcPr>
+            <w:tcW w:type="dxa" w:w="1560"/>
+          </w:tcPr>
+          <w:p>
+            <w:pPr>
+              <w:spacing w:line="480" w:lineRule="auto" w:after="0"/>
+            </w:pPr>
+            <w:r>
+              <w:rPr>
+                <w:rFonts w:ascii="Times New Roman" w:hAnsi="Times New Roman"/>
+                <w:color w:val="000000"/>
+                <w:sz w:val="24"/>
+              </w:rPr>
+              <w:t>7.0 (7.0-8.0)</w:t>
+            </w:r>
+          </w:p>
+        </w:tc>
+        <w:tc>
+          <w:tcPr>
+            <w:tcW w:type="dxa" w:w="1560"/>
+          </w:tcPr>
+          <w:p>
+            <w:pPr>
+              <w:spacing w:line="480" w:lineRule="auto" w:after="0"/>
+            </w:pPr>
+            <w:r>
+              <w:rPr>
+                <w:rFonts w:ascii="Times New Roman" w:hAnsi="Times New Roman"/>
+                <w:color w:val="000000"/>
+                <w:sz w:val="24"/>
+              </w:rPr>
+              <w:t>6.12 (0.35)</w:t>
+            </w:r>
+          </w:p>
+        </w:tc>
+        <w:tc>
+          <w:tcPr>
+            <w:tcW w:type="dxa" w:w="1560"/>
+          </w:tcPr>
+          <w:p>
+            <w:pPr>
+              <w:spacing w:line="480" w:lineRule="auto" w:after="0"/>
+            </w:pPr>
+            <w:r>
+              <w:rPr>
+                <w:rFonts w:ascii="Times New Roman" w:hAnsi="Times New Roman"/>
+                <w:color w:val="000000"/>
+                <w:sz w:val="24"/>
+              </w:rPr>
+              <w:t>6.0 (6.0-6.0)</w:t>
+            </w:r>
+          </w:p>
+        </w:tc>
+      </w:tr>
+      <w:tr>
+        <w:tc>
+          <w:tcPr>
+            <w:tcW w:type="dxa" w:w="1560"/>
+          </w:tcPr>
+          <w:p>
+            <w:pPr>
+              <w:spacing w:line="480" w:lineRule="auto" w:after="0"/>
+            </w:pPr>
+            <w:r>
+              <w:rPr>
+                <w:rFonts w:ascii="Times New Roman" w:hAnsi="Times New Roman"/>
+                <w:color w:val="000000"/>
+                <w:sz w:val="24"/>
+              </w:rPr>
+              <w:t>Intermediate and above</w:t>
+            </w:r>
+          </w:p>
+        </w:tc>
+        <w:tc>
+          <w:tcPr>
+            <w:tcW w:type="dxa" w:w="1560"/>
+          </w:tcPr>
+          <w:p>
+            <w:pPr>
+              <w:spacing w:line="480" w:lineRule="auto" w:after="0"/>
+              <w:jc w:val="right"/>
+            </w:pPr>
+            <w:r>
+              <w:rPr>
+                <w:rFonts w:ascii="Times New Roman" w:hAnsi="Times New Roman"/>
+                <w:color w:val="000000"/>
+                <w:sz w:val="24"/>
+              </w:rPr>
+              <w:t>1</w:t>
+            </w:r>
+          </w:p>
+        </w:tc>
+        <w:tc>
+          <w:tcPr>
+            <w:tcW w:type="dxa" w:w="1560"/>
+          </w:tcPr>
+          <w:p>
+            <w:pPr>
+              <w:spacing w:line="480" w:lineRule="auto" w:after="0"/>
+              <w:jc w:val="right"/>
+            </w:pPr>
+            <w:r>
+              <w:rPr>
+                <w:rFonts w:ascii="Times New Roman" w:hAnsi="Times New Roman"/>
+                <w:color w:val="000000"/>
+                <w:sz w:val="24"/>
+              </w:rPr>
+              <w:t>8.00</w:t>
+            </w:r>
+          </w:p>
+        </w:tc>
+        <w:tc>
+          <w:tcPr>
+            <w:tcW w:type="dxa" w:w="1560"/>
+          </w:tcPr>
+          <w:p>
+            <w:pPr>
+              <w:spacing w:line="480" w:lineRule="auto" w:after="0"/>
+            </w:pPr>
+            <w:r>
+              <w:rPr>
+                <w:rFonts w:ascii="Times New Roman" w:hAnsi="Times New Roman"/>
+                <w:color w:val="000000"/>
+                <w:sz w:val="24"/>
+              </w:rPr>
+              <w:t>8.0 (single value)</w:t>
+            </w:r>
+          </w:p>
+        </w:tc>
+        <w:tc>
+          <w:tcPr>
+            <w:tcW w:type="dxa" w:w="1560"/>
+          </w:tcPr>
+          <w:p>
+            <w:pPr>
+              <w:spacing w:line="480" w:lineRule="auto" w:after="0"/>
+              <w:jc w:val="right"/>
+            </w:pPr>
+            <w:r>
+              <w:rPr>
+                <w:rFonts w:ascii="Times New Roman" w:hAnsi="Times New Roman"/>
+                <w:color w:val="000000"/>
+                <w:sz w:val="24"/>
+              </w:rPr>
+              <w:t>6.00</w:t>
+            </w:r>
+          </w:p>
+        </w:tc>
+        <w:tc>
+          <w:tcPr>
+            <w:tcW w:type="dxa" w:w="1560"/>
+          </w:tcPr>
+          <w:p>
+            <w:pPr>
+              <w:spacing w:line="480" w:lineRule="auto" w:after="0"/>
+            </w:pPr>
+            <w:r>
+              <w:rPr>
+                <w:rFonts w:ascii="Times New Roman" w:hAnsi="Times New Roman"/>
+                <w:color w:val="000000"/>
+                <w:sz w:val="24"/>
+              </w:rPr>
+              <w:t>6.0 (single value)</w:t>
+            </w:r>
+          </w:p>
+        </w:tc>
+      </w:tr>
+    </w:tbl>
+    <w:p/>
+    <w:p>
+      <w:pPr>
+        <w:jc w:val="left"/>
+      </w:pPr>
+      <w:r>
+        <w:rPr>
+          <w:rFonts w:ascii="Times New Roman" w:hAnsi="Times New Roman"/>
+          <w:i/>
+          <w:color w:val="000000"/>
+        </w:rPr>
+        <w:t>SD: standard deviation; IQR: interquartile range. Kruskal-Wallis results: knowledge H = 8.0427, P = 0.0900, epsilon-squared = 0.0676; practice H = 10.1562, P = 0.0379, epsilon-squared = 0.0853.</w:t>
       </w:r>
     </w:p>
     <w:p>
@@ -4677,6 +1774,7 @@
     </w:p>
     <w:p>
       <w:pPr>
+        <w:spacing w:line="480" w:lineRule="auto"/>
         <w:jc w:val="center"/>
       </w:pPr>
       <w:r>
@@ -4684,142 +1782,30 @@
           <w:rFonts w:ascii="Times New Roman" w:hAnsi="Times New Roman"/>
           <w:i/>
           <w:color w:val="000000"/>
-          <w:sz w:val="22"/>
+          <w:sz w:val="24"/>
         </w:rPr>
-        <w:t>Figure 2. Mean knowledge and practice scores by maternal education level.</w:t>
+        <w:t>Figure 2. Mean knowledge and practice scores by maternal education.</w:t>
       </w:r>
     </w:p>
     <w:p/>
     <w:p>
       <w:pPr>
-        <w:pStyle w:val="Heading3"/>
-      </w:pPr>
-      <w:r>
-        <w:t>Figure 3. Boxplots of knowledge and practice scores by maternal education level</w:t>
-      </w:r>
-    </w:p>
-    <w:p>
-      <w:pPr>
-        <w:jc w:val="center"/>
-      </w:pPr>
-      <w:r>
-        <w:drawing>
-          <wp:inline xmlns:a="http://schemas.openxmlformats.org/drawingml/2006/main" xmlns:pic="http://schemas.openxmlformats.org/drawingml/2006/picture">
-            <wp:extent cx="5669280" cy="2424994"/>
-            <wp:docPr id="3" name="Picture 3"/>
-            <wp:cNvGraphicFramePr>
-              <a:graphicFrameLocks noChangeAspect="1"/>
-            </wp:cNvGraphicFramePr>
-            <a:graphic>
-              <a:graphicData uri="http://schemas.openxmlformats.org/drawingml/2006/picture">
-                <pic:pic>
-                  <pic:nvPicPr>
-                    <pic:cNvPr id="0" name="manuscript_score_boxplots.png"/>
-                    <pic:cNvPicPr/>
-                  </pic:nvPicPr>
-                  <pic:blipFill>
-                    <a:blip r:embed="rId12"/>
-                    <a:stretch>
-                      <a:fillRect/>
-                    </a:stretch>
-                  </pic:blipFill>
-                  <pic:spPr>
-                    <a:xfrm>
-                      <a:off x="0" y="0"/>
-                      <a:ext cx="5669280" cy="2424994"/>
-                    </a:xfrm>
-                    <a:prstGeom prst="rect"/>
-                  </pic:spPr>
-                </pic:pic>
-              </a:graphicData>
-            </a:graphic>
-          </wp:inline>
-        </w:drawing>
-      </w:r>
-    </w:p>
-    <w:p>
-      <w:pPr>
-        <w:jc w:val="center"/>
+        <w:jc w:val="left"/>
       </w:pPr>
       <w:r>
         <w:rPr>
           <w:rFonts w:ascii="Times New Roman" w:hAnsi="Times New Roman"/>
-          <w:i/>
           <w:color w:val="000000"/>
-          <w:sz w:val="22"/>
         </w:rPr>
-        <w:t>Figure 3. Boxplot comparison by maternal education level.</w:t>
+        <w:t>Practice scores differed significantly across maternal education groups in the primary unadjusted analysis (H = 10.1562, P = 0.0379; epsilon-squared = 0.0853). The knowledge comparison was not statistically significant (H = 8.0427, P = 0.0900; epsilon-squared = 0.0676). The conservative exploratory Holm-adjusted practice P-value was 0.0758. A significant result for practice and a nonsignificant result for knowledge does not establish that the strengths of these associations differ.</w:t>
       </w:r>
     </w:p>
-    <w:p/>
     <w:p>
       <w:pPr>
         <w:pStyle w:val="Heading3"/>
       </w:pPr>
       <w:r>
-        <w:t>Figure 4. Scatter matrix of continuous variables</w:t>
-      </w:r>
-    </w:p>
-    <w:p>
-      <w:pPr>
-        <w:jc w:val="center"/>
-      </w:pPr>
-      <w:r>
-        <w:drawing>
-          <wp:inline xmlns:a="http://schemas.openxmlformats.org/drawingml/2006/main" xmlns:pic="http://schemas.openxmlformats.org/drawingml/2006/picture">
-            <wp:extent cx="5669280" cy="5713757"/>
-            <wp:docPr id="4" name="Picture 4"/>
-            <wp:cNvGraphicFramePr>
-              <a:graphicFrameLocks noChangeAspect="1"/>
-            </wp:cNvGraphicFramePr>
-            <a:graphic>
-              <a:graphicData uri="http://schemas.openxmlformats.org/drawingml/2006/picture">
-                <pic:pic>
-                  <pic:nvPicPr>
-                    <pic:cNvPr id="0" name="manuscript_scatter_matrix.png"/>
-                    <pic:cNvPicPr/>
-                  </pic:nvPicPr>
-                  <pic:blipFill>
-                    <a:blip r:embed="rId13"/>
-                    <a:stretch>
-                      <a:fillRect/>
-                    </a:stretch>
-                  </pic:blipFill>
-                  <pic:spPr>
-                    <a:xfrm>
-                      <a:off x="0" y="0"/>
-                      <a:ext cx="5669280" cy="5713757"/>
-                    </a:xfrm>
-                    <a:prstGeom prst="rect"/>
-                  </pic:spPr>
-                </pic:pic>
-              </a:graphicData>
-            </a:graphic>
-          </wp:inline>
-        </w:drawing>
-      </w:r>
-    </w:p>
-    <w:p>
-      <w:pPr>
-        <w:jc w:val="center"/>
-      </w:pPr>
-      <w:r>
-        <w:rPr>
-          <w:rFonts w:ascii="Times New Roman" w:hAnsi="Times New Roman"/>
-          <w:i/>
-          <w:color w:val="000000"/>
-          <w:sz w:val="22"/>
-        </w:rPr>
-        <w:t>Figure 4. Scatter matrix for age, income, family size, per-capita income, knowledge, practice, and total score.</w:t>
-      </w:r>
-    </w:p>
-    <w:p/>
-    <w:p>
-      <w:pPr>
-        <w:pStyle w:val="Heading2"/>
-      </w:pPr>
-      <w:r>
-        <w:t>6. Discussion</w:t>
+        <w:t>Correlations, data quality and sensitivity analyses</w:t>
       </w:r>
     </w:p>
     <w:p>
@@ -4831,7 +1817,7 @@
           <w:rFonts w:ascii="Times New Roman" w:hAnsi="Times New Roman"/>
           <w:color w:val="000000"/>
         </w:rPr>
-        <w:t>Practice scores differed significantly across maternal education groups in the primary unadjusted analysis; the knowledge comparison was not significant. This suggests a possible association between maternal education and reported menstrual hygiene practice in the observed sample. Conservative multiplicity and complete-response sensitivity analyses attenuated the evidence. No formal test compared the strengths of the knowledge and practice associations. Household routines, product access, supervision, and age may contribute, but this unadjusted analysis cannot distinguish their effects.</w:t>
+        <w:t>Age correlated positively with knowledge (r = 0.314, P = 0.0005) and practice (r = 0.267, P = 0.0032), and knowledge correlated positively with practice (r = 0.317, P = 0.0004). Family size correlated negatively with knowledge (r = -0.201, P = 0.0279). Income measures were not significantly correlated with either score. These secondary analyses were exploratory and were not adjusted for multiplicity.</w:t>
       </w:r>
     </w:p>
     <w:p>
@@ -4843,15 +1829,7 @@
           <w:rFonts w:ascii="Times New Roman" w:hAnsi="Times New Roman"/>
           <w:color w:val="000000"/>
         </w:rPr>
-        <w:t>The positive age-knowledge correlation is compatible with greater menstrual experience and accumulated information among older adolescents. Knowledge also correlated positively with practice, but not strongly enough to imply automatic behavioral translation. Structural barriers, stigma, and limited access may modify this relationship.</w:t>
-      </w:r>
-    </w:p>
-    <w:p>
-      <w:pPr>
-        <w:pStyle w:val="Heading3"/>
-      </w:pPr>
-      <w:r>
-        <w:t>6.1 Comparison with published studies</w:t>
+        <w:t>The transformed 41-variable dataset contained 550 missing cells and six out-of-label categorical responses among 4920 cells. Most missingness occurred in conditional, free-text or derived fields. The core issue-free cell rate was 99.70% after conditional and skip-pattern variables were excluded. Total family size was consistent with the summed male and female family members.</w:t>
       </w:r>
     </w:p>
     <w:p>
@@ -4863,7 +1841,393 @@
           <w:rFonts w:ascii="Times New Roman" w:hAnsi="Times New Roman"/>
           <w:color w:val="000000"/>
         </w:rPr>
-        <w:t>Published Pakistani studies show marked contextual variation. In rural Sindh, only 25% of 25,305 participants used appropriate menstrual materials, and no education was associated with inappropriate use compared with higher secondary or university education (OR 3.90, 95% CI 3.36-4.52) [11]. In Khairpur, satisfactory knowledge was reported by 69.8% of urban and 38.4% of rural participants, while good practice was reported by 71.1% and 11.9%, respectively [12]. Mothers were prominent information sources in Ghizer and Quetta, where limited premenarcheal awareness and school-based education coexisted with variable product use [13,14]. The positive knowledge-practice correlation reported in Lahore (r = 0.649, p &lt; 0.001) agrees with the direction observed here [15], but these Pakistani studies did not establish an independent effect of maternal education.</w:t>
+        <w:t>The primary practice result was sensitive to missing-response handling, while the knowledge conclusion remained nonsignificant across the main sensitivity analyses (Table 3). Age also differed across maternal education groups, indicating possible confounding.</w:t>
+      </w:r>
+    </w:p>
+    <w:p>
+      <w:pPr>
+        <w:jc w:val="left"/>
+      </w:pPr>
+      <w:r>
+        <w:rPr>
+          <w:rFonts w:ascii="Times New Roman" w:hAnsi="Times New Roman"/>
+          <w:b/>
+          <w:color w:val="000000"/>
+        </w:rPr>
+        <w:t>Table 3. Sensitivity analyses</w:t>
+      </w:r>
+    </w:p>
+    <w:tbl>
+      <w:tblPr>
+        <w:tblStyle w:val="TableGrid"/>
+        <w:tblW w:type="auto" w:w="0"/>
+        <w:tblLook w:firstColumn="1" w:firstRow="1" w:lastColumn="0" w:lastRow="0" w:noHBand="0" w:noVBand="1" w:val="04A0"/>
+      </w:tblPr>
+      <w:tblGrid>
+        <w:gridCol w:w="3120"/>
+        <w:gridCol w:w="3120"/>
+        <w:gridCol w:w="3120"/>
+      </w:tblGrid>
+      <w:tr>
+        <w:tc>
+          <w:tcPr>
+            <w:tcW w:type="dxa" w:w="3120"/>
+          </w:tcPr>
+          <w:p>
+            <w:pPr>
+              <w:spacing w:line="480" w:lineRule="auto" w:after="0"/>
+            </w:pPr>
+            <w:r>
+              <w:rPr>
+                <w:rFonts w:ascii="Times New Roman" w:hAnsi="Times New Roman"/>
+                <w:b/>
+                <w:color w:val="000000"/>
+                <w:sz w:val="24"/>
+              </w:rPr>
+              <w:t>Analysis</w:t>
+            </w:r>
+          </w:p>
+        </w:tc>
+        <w:tc>
+          <w:tcPr>
+            <w:tcW w:type="dxa" w:w="3120"/>
+          </w:tcPr>
+          <w:p>
+            <w:pPr>
+              <w:spacing w:line="480" w:lineRule="auto" w:after="0"/>
+            </w:pPr>
+            <w:r>
+              <w:rPr>
+                <w:rFonts w:ascii="Times New Roman" w:hAnsi="Times New Roman"/>
+                <w:b/>
+                <w:color w:val="000000"/>
+                <w:sz w:val="24"/>
+              </w:rPr>
+              <w:t>Knowledge result</w:t>
+            </w:r>
+          </w:p>
+        </w:tc>
+        <w:tc>
+          <w:tcPr>
+            <w:tcW w:type="dxa" w:w="3120"/>
+          </w:tcPr>
+          <w:p>
+            <w:pPr>
+              <w:spacing w:line="480" w:lineRule="auto" w:after="0"/>
+            </w:pPr>
+            <w:r>
+              <w:rPr>
+                <w:rFonts w:ascii="Times New Roman" w:hAnsi="Times New Roman"/>
+                <w:b/>
+                <w:color w:val="000000"/>
+                <w:sz w:val="24"/>
+              </w:rPr>
+              <w:t>Practice result</w:t>
+            </w:r>
+          </w:p>
+        </w:tc>
+      </w:tr>
+      <w:tr>
+        <w:tc>
+          <w:tcPr>
+            <w:tcW w:type="dxa" w:w="3120"/>
+          </w:tcPr>
+          <w:p>
+            <w:pPr>
+              <w:spacing w:line="480" w:lineRule="auto" w:after="0"/>
+            </w:pPr>
+            <w:r>
+              <w:rPr>
+                <w:rFonts w:ascii="Times New Roman" w:hAnsi="Times New Roman"/>
+                <w:color w:val="000000"/>
+                <w:sz w:val="24"/>
+              </w:rPr>
+              <w:t>Excluded highest education category (n = 1)</w:t>
+            </w:r>
+          </w:p>
+        </w:tc>
+        <w:tc>
+          <w:tcPr>
+            <w:tcW w:type="dxa" w:w="3120"/>
+          </w:tcPr>
+          <w:p>
+            <w:pPr>
+              <w:spacing w:line="480" w:lineRule="auto" w:after="0"/>
+            </w:pPr>
+            <w:r>
+              <w:rPr>
+                <w:rFonts w:ascii="Times New Roman" w:hAnsi="Times New Roman"/>
+                <w:color w:val="000000"/>
+                <w:sz w:val="24"/>
+              </w:rPr>
+              <w:t>H = 6.3719; P = 0.0949; epsilon-squared = 0.0540</w:t>
+            </w:r>
+          </w:p>
+        </w:tc>
+        <w:tc>
+          <w:tcPr>
+            <w:tcW w:type="dxa" w:w="3120"/>
+          </w:tcPr>
+          <w:p>
+            <w:pPr>
+              <w:spacing w:line="480" w:lineRule="auto" w:after="0"/>
+            </w:pPr>
+            <w:r>
+              <w:rPr>
+                <w:rFonts w:ascii="Times New Roman" w:hAnsi="Times New Roman"/>
+                <w:color w:val="000000"/>
+                <w:sz w:val="24"/>
+              </w:rPr>
+              <w:t>H = 9.7515; P = 0.0208; epsilon-squared = 0.0826</w:t>
+            </w:r>
+          </w:p>
+        </w:tc>
+      </w:tr>
+      <w:tr>
+        <w:tc>
+          <w:tcPr>
+            <w:tcW w:type="dxa" w:w="3120"/>
+          </w:tcPr>
+          <w:p>
+            <w:pPr>
+              <w:spacing w:line="480" w:lineRule="auto" w:after="0"/>
+            </w:pPr>
+            <w:r>
+              <w:rPr>
+                <w:rFonts w:ascii="Times New Roman" w:hAnsi="Times New Roman"/>
+                <w:color w:val="000000"/>
+                <w:sz w:val="24"/>
+              </w:rPr>
+              <w:t>Complete practice responses (n = 115)</w:t>
+            </w:r>
+          </w:p>
+        </w:tc>
+        <w:tc>
+          <w:tcPr>
+            <w:tcW w:type="dxa" w:w="3120"/>
+          </w:tcPr>
+          <w:p>
+            <w:pPr>
+              <w:spacing w:line="480" w:lineRule="auto" w:after="0"/>
+            </w:pPr>
+            <w:r>
+              <w:rPr>
+                <w:rFonts w:ascii="Times New Roman" w:hAnsi="Times New Roman"/>
+                <w:color w:val="000000"/>
+                <w:sz w:val="24"/>
+              </w:rPr>
+              <w:t>Not applicable</w:t>
+            </w:r>
+          </w:p>
+        </w:tc>
+        <w:tc>
+          <w:tcPr>
+            <w:tcW w:type="dxa" w:w="3120"/>
+          </w:tcPr>
+          <w:p>
+            <w:pPr>
+              <w:spacing w:line="480" w:lineRule="auto" w:after="0"/>
+            </w:pPr>
+            <w:r>
+              <w:rPr>
+                <w:rFonts w:ascii="Times New Roman" w:hAnsi="Times New Roman"/>
+                <w:color w:val="000000"/>
+                <w:sz w:val="24"/>
+              </w:rPr>
+              <w:t>H = 8.6488; P = 0.0705; epsilon-squared = 0.0759</w:t>
+            </w:r>
+          </w:p>
+        </w:tc>
+      </w:tr>
+      <w:tr>
+        <w:tc>
+          <w:tcPr>
+            <w:tcW w:type="dxa" w:w="3120"/>
+          </w:tcPr>
+          <w:p>
+            <w:pPr>
+              <w:spacing w:line="480" w:lineRule="auto" w:after="0"/>
+            </w:pPr>
+            <w:r>
+              <w:rPr>
+                <w:rFonts w:ascii="Times New Roman" w:hAnsi="Times New Roman"/>
+                <w:color w:val="000000"/>
+                <w:sz w:val="24"/>
+              </w:rPr>
+              <w:t>Education treated as ordinal</w:t>
+            </w:r>
+          </w:p>
+        </w:tc>
+        <w:tc>
+          <w:tcPr>
+            <w:tcW w:type="dxa" w:w="3120"/>
+          </w:tcPr>
+          <w:p>
+            <w:pPr>
+              <w:spacing w:line="480" w:lineRule="auto" w:after="0"/>
+            </w:pPr>
+            <w:r>
+              <w:rPr>
+                <w:rFonts w:ascii="Times New Roman" w:hAnsi="Times New Roman"/>
+                <w:color w:val="000000"/>
+                <w:sz w:val="24"/>
+              </w:rPr>
+              <w:t>rho = 0.2023; P = 0.0267</w:t>
+            </w:r>
+          </w:p>
+        </w:tc>
+        <w:tc>
+          <w:tcPr>
+            <w:tcW w:type="dxa" w:w="3120"/>
+          </w:tcPr>
+          <w:p>
+            <w:pPr>
+              <w:spacing w:line="480" w:lineRule="auto" w:after="0"/>
+            </w:pPr>
+            <w:r>
+              <w:rPr>
+                <w:rFonts w:ascii="Times New Roman" w:hAnsi="Times New Roman"/>
+                <w:color w:val="000000"/>
+                <w:sz w:val="24"/>
+              </w:rPr>
+              <w:t>rho = 0.2684; P = 0.0030</w:t>
+            </w:r>
+          </w:p>
+        </w:tc>
+      </w:tr>
+      <w:tr>
+        <w:tc>
+          <w:tcPr>
+            <w:tcW w:type="dxa" w:w="3120"/>
+          </w:tcPr>
+          <w:p>
+            <w:pPr>
+              <w:spacing w:line="480" w:lineRule="auto" w:after="0"/>
+            </w:pPr>
+            <w:r>
+              <w:rPr>
+                <w:rFonts w:ascii="Times New Roman" w:hAnsi="Times New Roman"/>
+                <w:color w:val="000000"/>
+                <w:sz w:val="24"/>
+              </w:rPr>
+              <w:t>Age compared across education groups</w:t>
+            </w:r>
+          </w:p>
+        </w:tc>
+        <w:tc>
+          <w:tcPr>
+            <w:tcW w:type="dxa" w:w="3120"/>
+          </w:tcPr>
+          <w:p>
+            <w:pPr>
+              <w:spacing w:line="480" w:lineRule="auto" w:after="0"/>
+            </w:pPr>
+            <w:r>
+              <w:rPr>
+                <w:rFonts w:ascii="Times New Roman" w:hAnsi="Times New Roman"/>
+                <w:color w:val="000000"/>
+                <w:sz w:val="24"/>
+              </w:rPr>
+              <w:t>H = 10.6913; P = 0.0303</w:t>
+            </w:r>
+          </w:p>
+        </w:tc>
+        <w:tc>
+          <w:tcPr>
+            <w:tcW w:type="dxa" w:w="3120"/>
+          </w:tcPr>
+          <w:p>
+            <w:pPr>
+              <w:spacing w:line="480" w:lineRule="auto" w:after="0"/>
+            </w:pPr>
+            <w:r>
+              <w:rPr>
+                <w:rFonts w:ascii="Times New Roman" w:hAnsi="Times New Roman"/>
+                <w:color w:val="000000"/>
+                <w:sz w:val="24"/>
+              </w:rPr>
+              <w:t>Possible confounding of practice comparison</w:t>
+            </w:r>
+          </w:p>
+        </w:tc>
+      </w:tr>
+      <w:tr>
+        <w:tc>
+          <w:tcPr>
+            <w:tcW w:type="dxa" w:w="3120"/>
+          </w:tcPr>
+          <w:p>
+            <w:pPr>
+              <w:spacing w:line="480" w:lineRule="auto" w:after="0"/>
+            </w:pPr>
+            <w:r>
+              <w:rPr>
+                <w:rFonts w:ascii="Times New Roman" w:hAnsi="Times New Roman"/>
+                <w:color w:val="000000"/>
+                <w:sz w:val="24"/>
+              </w:rPr>
+              <w:t>Original disputed knowledge key</w:t>
+            </w:r>
+          </w:p>
+        </w:tc>
+        <w:tc>
+          <w:tcPr>
+            <w:tcW w:type="dxa" w:w="3120"/>
+          </w:tcPr>
+          <w:p>
+            <w:pPr>
+              <w:spacing w:line="480" w:lineRule="auto" w:after="0"/>
+            </w:pPr>
+            <w:r>
+              <w:rPr>
+                <w:rFonts w:ascii="Times New Roman" w:hAnsi="Times New Roman"/>
+                <w:color w:val="000000"/>
+                <w:sz w:val="24"/>
+              </w:rPr>
+              <w:t>Mean 5.82; H = 5.8669; P = 0.2093; epsilon-squared = 0.0493</w:t>
+            </w:r>
+          </w:p>
+        </w:tc>
+        <w:tc>
+          <w:tcPr>
+            <w:tcW w:type="dxa" w:w="3120"/>
+          </w:tcPr>
+          <w:p>
+            <w:pPr>
+              <w:spacing w:line="480" w:lineRule="auto" w:after="0"/>
+            </w:pPr>
+            <w:r>
+              <w:rPr>
+                <w:rFonts w:ascii="Times New Roman" w:hAnsi="Times New Roman"/>
+                <w:color w:val="000000"/>
+                <w:sz w:val="24"/>
+              </w:rPr>
+              <w:t>Not applicable</w:t>
+            </w:r>
+          </w:p>
+        </w:tc>
+      </w:tr>
+    </w:tbl>
+    <w:p/>
+    <w:p>
+      <w:pPr>
+        <w:jc w:val="left"/>
+      </w:pPr>
+      <w:r>
+        <w:rPr>
+          <w:rFonts w:ascii="Times New Roman" w:hAnsi="Times New Roman"/>
+          <w:i/>
+          <w:color w:val="000000"/>
+        </w:rPr>
+        <w:t>Not applicable indicates that the sensitivity analysis was defined for the other outcome and did not estimate a corresponding result for this outcome.</w:t>
+      </w:r>
+    </w:p>
+    <w:p>
+      <w:pPr>
+        <w:pStyle w:val="Heading2"/>
+      </w:pPr>
+      <w:r>
+        <w:t>Discussion</w:t>
       </w:r>
     </w:p>
     <w:p>
@@ -4875,7 +2239,7 @@
           <w:rFonts w:ascii="Times New Roman" w:hAnsi="Times New Roman"/>
           <w:color w:val="000000"/>
         </w:rPr>
-        <w:t>Other South Asian evidence confirms that knowledge and practice may diverge. In rural India, 48.75% knew that pads were appropriate but only 11.25% used them [16]. Kumar et al. found greater pad use among girls with literate mothers than among those with illiterate mothers (62% versus 13%) [17]. In Nepal, most participants in the Yadav study had fair or good knowledge, but only 40% met its good-practice definition [18].</w:t>
+        <w:t>Reported practice differed across maternal education groups in the primary unadjusted comparison, whereas knowledge did not. This pattern is compatible with maternal education affecting practical menstrual management through household routines, communication, supervision or access to products. However, the exploratory multiplicity adjustment and complete-response analysis attenuated the practice evidence. Age differed across education groups and was positively associated with both outcomes, so the present bivariate analysis cannot establish an independent maternal education effect.</w:t>
       </w:r>
     </w:p>
     <w:p>
@@ -4887,7 +2251,67 @@
           <w:rFonts w:ascii="Times New Roman" w:hAnsi="Times New Roman"/>
           <w:color w:val="000000"/>
         </w:rPr>
-        <w:t>Maternal-education findings are inconsistent. Bhusal reported lower adjusted odds of good practice among Nepalese girls with literate mothers (AOR 0.52, 95% CI 0.30-0.89) but higher odds among those with literate fathers (AOR 2.55, 95% CI 1.26-5.15) [7]. Upashe et al. instead found that maternal secondary or higher education predicted good knowledge (AOR 1.51, 95% CI 1.02-2.22) and good practice (AOR 2.03, 95% CI 1.38-2.97) [21]. Differences in definitions, age ranges, education coding, adjustment, and context preclude direct numerical comparison [7,17,21].</w:t>
+        <w:t xml:space="preserve">Pakistani studies show substantial contextual variation. In rural Sindh, appropriate menstrual material use was reported by 25% of participants, and no education was associated with inappropriate use </w:t>
+      </w:r>
+      <w:r>
+        <w:rPr>
+          <w:rFonts w:ascii="Times New Roman" w:hAnsi="Times New Roman"/>
+          <w:i/>
+          <w:color w:val="000000"/>
+        </w:rPr>
+        <w:t>(11)</w:t>
+      </w:r>
+      <w:r>
+        <w:rPr>
+          <w:rFonts w:ascii="Times New Roman" w:hAnsi="Times New Roman"/>
+          <w:color w:val="000000"/>
+        </w:rPr>
+        <w:t xml:space="preserve">. Urban-rural differences in Sindh were large for both satisfactory knowledge and good practice </w:t>
+      </w:r>
+      <w:r>
+        <w:rPr>
+          <w:rFonts w:ascii="Times New Roman" w:hAnsi="Times New Roman"/>
+          <w:i/>
+          <w:color w:val="000000"/>
+        </w:rPr>
+        <w:t>(12)</w:t>
+      </w:r>
+      <w:r>
+        <w:rPr>
+          <w:rFonts w:ascii="Times New Roman" w:hAnsi="Times New Roman"/>
+          <w:color w:val="000000"/>
+        </w:rPr>
+        <w:t xml:space="preserve">. Studies from Ghizer and Quetta identified mothers as important information sources but also documented limited premenarcheal awareness and variable product use </w:t>
+      </w:r>
+      <w:r>
+        <w:rPr>
+          <w:rFonts w:ascii="Times New Roman" w:hAnsi="Times New Roman"/>
+          <w:i/>
+          <w:color w:val="000000"/>
+        </w:rPr>
+        <w:t>(13,14)</w:t>
+      </w:r>
+      <w:r>
+        <w:rPr>
+          <w:rFonts w:ascii="Times New Roman" w:hAnsi="Times New Roman"/>
+          <w:color w:val="000000"/>
+        </w:rPr>
+        <w:t xml:space="preserve">. A Lahore study reported a positive knowledge-practice correlation, consistent with the direction observed here </w:t>
+      </w:r>
+      <w:r>
+        <w:rPr>
+          <w:rFonts w:ascii="Times New Roman" w:hAnsi="Times New Roman"/>
+          <w:i/>
+          <w:color w:val="000000"/>
+        </w:rPr>
+        <w:t>(15)</w:t>
+      </w:r>
+      <w:r>
+        <w:rPr>
+          <w:rFonts w:ascii="Times New Roman" w:hAnsi="Times New Roman"/>
+          <w:color w:val="000000"/>
+        </w:rPr>
+        <w:t>.</w:t>
       </w:r>
     </w:p>
     <w:p>
@@ -4899,7 +2323,82 @@
           <w:rFonts w:ascii="Times New Roman" w:hAnsi="Times New Roman"/>
           <w:color w:val="000000"/>
         </w:rPr>
-        <w:t>Structural conditions also matter. Following an uncontrolled school intervention in Bangladesh, high knowledge increased from 51.0% to 82.4% and good practice from 28.8% to 88.9% [19]. Access to girls' toilets was associated with less menstrual-related absence in another Bangladeshi study (adjusted prevalence difference -5.4 percentage points, 95% CI -10.0 to -1.6), whereas restrictions were associated with greater absence [20]. Product access, household resources, privacy, sanitation, school facilities, communication, and social restrictions may therefore mediate associations between education and menstrual hygiene [11-15,20].</w:t>
+        <w:t xml:space="preserve">Evidence elsewhere in South Asia also shows that knowledge may not translate directly into practice. In rural India, knowledge that sanitary pads were appropriate was more common than pad use </w:t>
+      </w:r>
+      <w:r>
+        <w:rPr>
+          <w:rFonts w:ascii="Times New Roman" w:hAnsi="Times New Roman"/>
+          <w:i/>
+          <w:color w:val="000000"/>
+        </w:rPr>
+        <w:t>(16)</w:t>
+      </w:r>
+      <w:r>
+        <w:rPr>
+          <w:rFonts w:ascii="Times New Roman" w:hAnsi="Times New Roman"/>
+          <w:color w:val="000000"/>
+        </w:rPr>
+        <w:t xml:space="preserve">, while another Indian study found greater pad use among girls with literate mothers </w:t>
+      </w:r>
+      <w:r>
+        <w:rPr>
+          <w:rFonts w:ascii="Times New Roman" w:hAnsi="Times New Roman"/>
+          <w:i/>
+          <w:color w:val="000000"/>
+        </w:rPr>
+        <w:t>(17)</w:t>
+      </w:r>
+      <w:r>
+        <w:rPr>
+          <w:rFonts w:ascii="Times New Roman" w:hAnsi="Times New Roman"/>
+          <w:color w:val="000000"/>
+        </w:rPr>
+        <w:t xml:space="preserve">. A Nepalese study similarly found that only 40% met its good-practice definition despite generally fair or good knowledge </w:t>
+      </w:r>
+      <w:r>
+        <w:rPr>
+          <w:rFonts w:ascii="Times New Roman" w:hAnsi="Times New Roman"/>
+          <w:i/>
+          <w:color w:val="000000"/>
+        </w:rPr>
+        <w:t>(18)</w:t>
+      </w:r>
+      <w:r>
+        <w:rPr>
+          <w:rFonts w:ascii="Times New Roman" w:hAnsi="Times New Roman"/>
+          <w:color w:val="000000"/>
+        </w:rPr>
+        <w:t xml:space="preserve">. Maternal education findings are inconsistent: one Nepalese study reported lower adjusted odds of good practice among girls with literate mothers but higher odds among girls with literate fathers </w:t>
+      </w:r>
+      <w:r>
+        <w:rPr>
+          <w:rFonts w:ascii="Times New Roman" w:hAnsi="Times New Roman"/>
+          <w:i/>
+          <w:color w:val="000000"/>
+        </w:rPr>
+        <w:t>(7)</w:t>
+      </w:r>
+      <w:r>
+        <w:rPr>
+          <w:rFonts w:ascii="Times New Roman" w:hAnsi="Times New Roman"/>
+          <w:color w:val="000000"/>
+        </w:rPr>
+        <w:t xml:space="preserve">, whereas an Ethiopian study associated maternal secondary education or above with better knowledge and practice </w:t>
+      </w:r>
+      <w:r>
+        <w:rPr>
+          <w:rFonts w:ascii="Times New Roman" w:hAnsi="Times New Roman"/>
+          <w:i/>
+          <w:color w:val="000000"/>
+        </w:rPr>
+        <w:t>(19)</w:t>
+      </w:r>
+      <w:r>
+        <w:rPr>
+          <w:rFonts w:ascii="Times New Roman" w:hAnsi="Times New Roman"/>
+          <w:color w:val="000000"/>
+        </w:rPr>
+        <w:t>. Differences in outcome definitions, education coding, adjustment and social context limit direct comparison.</w:t>
       </w:r>
     </w:p>
     <w:p>
@@ -4911,7 +2410,37 @@
           <w:rFonts w:ascii="Times New Roman" w:hAnsi="Times New Roman"/>
           <w:color w:val="000000"/>
         </w:rPr>
-        <w:t>Strengths include assessment of data completeness and coding, checks of statistical assumptions, effect-size reporting, and sensitivity analyses addressing the smallest education group, missing practice responses, alternative scoring, and rank-based correlations.</w:t>
+        <w:t xml:space="preserve">Structural conditions remain important. A school intervention in Bangladesh was followed by improvements in knowledge and practice </w:t>
+      </w:r>
+      <w:r>
+        <w:rPr>
+          <w:rFonts w:ascii="Times New Roman" w:hAnsi="Times New Roman"/>
+          <w:i/>
+          <w:color w:val="000000"/>
+        </w:rPr>
+        <w:t>(20)</w:t>
+      </w:r>
+      <w:r>
+        <w:rPr>
+          <w:rFonts w:ascii="Times New Roman" w:hAnsi="Times New Roman"/>
+          <w:color w:val="000000"/>
+        </w:rPr>
+        <w:t xml:space="preserve">. In another Bangladeshi study, access to girls' toilets was associated with less menstrual-related absence, while menstrual restrictions were associated with more absence </w:t>
+      </w:r>
+      <w:r>
+        <w:rPr>
+          <w:rFonts w:ascii="Times New Roman" w:hAnsi="Times New Roman"/>
+          <w:i/>
+          <w:color w:val="000000"/>
+        </w:rPr>
+        <w:t>(21)</w:t>
+      </w:r>
+      <w:r>
+        <w:rPr>
+          <w:rFonts w:ascii="Times New Roman" w:hAnsi="Times New Roman"/>
+          <w:color w:val="000000"/>
+        </w:rPr>
+        <w:t>. Caregiver engagement should therefore be combined with product access, privacy, sanitation, safe disposal and supportive school environments.</w:t>
       </w:r>
     </w:p>
     <w:p>
@@ -4923,7 +2452,15 @@
           <w:rFonts w:ascii="Times New Roman" w:hAnsi="Times New Roman"/>
           <w:color w:val="000000"/>
         </w:rPr>
-        <w:t>Limitations are substantial. The cross-sectional design permits association, not causation. Analyses were unadjusted and bivariate; age differed across maternal education groups, and school context, product access, and family factors were uncontrolled. The statistically significant unadjusted practice result was attenuated by the exploratory Holm and complete-response sensitivity analyses. Education groups were severely imbalanced, particularly the highest category, limiting precision; the omnibus test did not identify differing groups. Scoring missing or invalid responses as zero may have lowered scores when non-response did not indicate poor knowledge or practice. Four items were nondiscriminating because every listed response received one point, limiting construct validity and inflating the apparent proportion of the maximum. One knowledge item required correction because the original scoring key contradicted the biological meaning of its labels, and six responses fell outside SPSS value-label domains. Secondary correlations and ordinal trends were exploratory and unadjusted for multiplicity. The single-school sample may not generalize to other adolescents in Lahore or Pakistan.</w:t>
+        <w:t>The study included data-quality checks, effect-size reporting and sensitivity analyses. Nevertheless, its limitations are substantial. The cross-sectional design precludes causal inference. Analyses were unadjusted, education groups were severely imbalanced, and the highest category contained one participant. The study-specific questionnaire lacked documented validation, and four score items did not discriminate among responses. Missing or invalid responses were scored zero, and the practice finding changed in the complete-response analysis. The single-school sample and unavailable recruitment denominator limit generalizability. Residual confounding by age, resources and school context is likely.</w:t>
+      </w:r>
+    </w:p>
+    <w:p>
+      <w:pPr>
+        <w:pStyle w:val="Heading2"/>
+      </w:pPr>
+      <w:r>
+        <w:t>Conclusion</w:t>
       </w:r>
     </w:p>
     <w:p>
@@ -4935,7 +2472,7 @@
           <w:rFonts w:ascii="Times New Roman" w:hAnsi="Times New Roman"/>
           <w:color w:val="000000"/>
         </w:rPr>
-        <w:t>Interventions in similar settings should address behavior, caregiver engagement, product access, privacy, and safe disposal rather than factual information alone. Larger, balanced samples, adjusted multivariable models, and prospective or mixed-methods designs are needed to clarify how maternal education relates to menstrual hygiene behavior.</w:t>
+        <w:t>Menstrual hygiene practice differed across maternal education groups in the primary unadjusted analysis, while knowledge did not. The association was attenuated in sensitivity analyses and may be confounded by age. School health programmes should combine accurate information and caregiver engagement with practical support for products, privacy, sanitation and disposal. Larger studies using validated measures, balanced education groups and adjusted models are required.</w:t>
       </w:r>
     </w:p>
     <w:p>
@@ -4943,7 +2480,7 @@
         <w:pStyle w:val="Heading2"/>
       </w:pPr>
       <w:r>
-        <w:t>7. Conclusion</w:t>
+        <w:t>Acknowledgements</w:t>
       </w:r>
     </w:p>
     <w:p>
@@ -4955,40 +2492,12 @@
           <w:rFonts w:ascii="Times New Roman" w:hAnsi="Times New Roman"/>
           <w:color w:val="000000"/>
         </w:rPr>
-        <w:t>In this sub-urban Lahore sample, practice scores differed significantly across maternal education groups, while the omnibus knowledge comparison did not. Age was positively associated with knowledge and practice, and knowledge was positively associated with practice. These findings support a relationship between maternal education and menstrual hygiene behavior, although sensitivity analyses and possible age confounding indicate that its independent contribution requires confirmation. Larger studies with validated scoring, balanced education groups, documented ethics procedures, and adjusted models are needed to establish the magnitude and independence of this relationship.</w:t>
+        <w:t>The authors acknowledge Dr Naureen Omar for study supervision. The authors should confirm that this acknowledgement is accurate and that the acknowledged contributor has approved being named.</w:t>
       </w:r>
     </w:p>
     <w:p>
       <w:pPr>
         <w:pStyle w:val="Heading2"/>
-      </w:pPr>
-      <w:r>
-        <w:t>8. Declarations</w:t>
-      </w:r>
-    </w:p>
-    <w:p>
-      <w:pPr>
-        <w:pStyle w:val="Heading3"/>
-      </w:pPr>
-      <w:r>
-        <w:t>Ethics statement</w:t>
-      </w:r>
-    </w:p>
-    <w:p>
-      <w:pPr>
-        <w:jc w:val="left"/>
-      </w:pPr>
-      <w:r>
-        <w:rPr>
-          <w:rFonts w:ascii="Times New Roman" w:hAnsi="Times New Roman"/>
-          <w:color w:val="000000"/>
-        </w:rPr>
-        <w:t>Ethics approval and parental consent documentation could not be verified. The approving institution, approval identifier, and study-specific consent process must be confirmed before submission.</w:t>
-      </w:r>
-    </w:p>
-    <w:p>
-      <w:pPr>
-        <w:pStyle w:val="Heading3"/>
       </w:pPr>
       <w:r>
         <w:t>Funding</w:t>
@@ -5008,7 +2517,7 @@
     </w:p>
     <w:p>
       <w:pPr>
-        <w:pStyle w:val="Heading3"/>
+        <w:pStyle w:val="Heading2"/>
       </w:pPr>
       <w:r>
         <w:t>Competing interests</w:t>
@@ -5028,10 +2537,10 @@
     </w:p>
     <w:p>
       <w:pPr>
-        <w:pStyle w:val="Heading3"/>
+        <w:pStyle w:val="Heading2"/>
       </w:pPr>
       <w:r>
-        <w:t>Data and materials availability</w:t>
+        <w:t>Data availability</w:t>
       </w:r>
     </w:p>
     <w:p>
@@ -5043,12 +2552,12 @@
           <w:rFonts w:ascii="Times New Roman" w:hAnsi="Times New Roman"/>
           <w:color w:val="000000"/>
         </w:rPr>
-        <w:t>The study dataset is not publicly available. Access conditions must be determined by the responsible institution following confirmation of the applicable ethics and consent restrictions.</w:t>
+        <w:t>The dataset is not publicly available. Access conditions must be determined by the responsible institution after confirmation of the applicable ethics and consent restrictions.</w:t>
       </w:r>
     </w:p>
     <w:p>
       <w:pPr>
-        <w:pStyle w:val="Heading3"/>
+        <w:pStyle w:val="Heading2"/>
       </w:pPr>
       <w:r>
         <w:t>Author contributions</w:t>
@@ -5063,7 +2572,8 @@
           <w:rFonts w:ascii="Times New Roman" w:hAnsi="Times New Roman"/>
           <w:color w:val="000000"/>
         </w:rPr>
-        <w:t>Naureen Omar supervised the study. Ayesha Javed and Fatima Sohail conducted the investigation.</w:t>
+        <w:t>Fatima Sohail and Ayesha Javed conducted the investigation. Muhammad Hamza Adnan's contribution must be specified by the authors before submission. All three authors must review and confirm that they meet all four ICMJE authorship criteria and approve the final manuscript.</w:t>
+        <w:br w:type="page"/>
       </w:r>
     </w:p>
     <w:p>
@@ -5071,7 +2581,7 @@
         <w:pStyle w:val="Heading2"/>
       </w:pPr>
       <w:r>
-        <w:t>9. References</w:t>
+        <w:t>References</w:t>
       </w:r>
     </w:p>
     <w:p>
@@ -5084,19 +2594,7 @@
           <w:rFonts w:ascii="Times New Roman" w:hAnsi="Times New Roman"/>
           <w:color w:val="000000"/>
         </w:rPr>
-        <w:t>World Health Organization. _Strengthening the health sector response to adolescent health and</w:t>
-      </w:r>
-    </w:p>
-    <w:p>
-      <w:pPr>
-        <w:jc w:val="left"/>
-      </w:pPr>
-      <w:r>
-        <w:rPr>
-          <w:rFonts w:ascii="Times New Roman" w:hAnsi="Times New Roman"/>
-          <w:color w:val="000000"/>
-        </w:rPr>
-        <w:t>development._ Geneva: WHO; 2010. Available from: https://apps.who.int/iris/bitstream/handle/10665/340531/WHO-FCH-CAH-10-01-eng.pdf?sequence=1&amp;isAllowed=y (No DOI; accessed 2026-03-19).</w:t>
+        <w:t>World Health Organization. Strengthening the health sector response to adolescent health and development. Geneva: World Health Organization; 2010. https://apps.who.int/iris/bitstream/handle/10665/340531/WHO-FCH-CAH-10-01-eng.pdf?sequence=1&amp;isAllowed=y (accessed 19 March 2026).</w:t>
       </w:r>
     </w:p>
     <w:p>
@@ -5109,19 +2607,7 @@
           <w:rFonts w:ascii="Times New Roman" w:hAnsi="Times New Roman"/>
           <w:color w:val="000000"/>
         </w:rPr>
-        <w:t>World Health Organization. _WHO statement on menstrual health and rights._ 22 June 2022.</w:t>
-      </w:r>
-    </w:p>
-    <w:p>
-      <w:pPr>
-        <w:jc w:val="left"/>
-      </w:pPr>
-      <w:r>
-        <w:rPr>
-          <w:rFonts w:ascii="Times New Roman" w:hAnsi="Times New Roman"/>
-          <w:color w:val="000000"/>
-        </w:rPr>
-        <w:t>Available from: https://www.who.int/news/item/22-06-2022-who-statement-on-menstrual-health-and-rights (No DOI; accessed 2026-03-19).</w:t>
+        <w:t>World Health Organization. WHO statement on menstrual health and rights. Geneva: World Health Organization; 2022. https://www.who.int/news/item/22-06-2022-who-statement-on-menstrual-health-and-rights (accessed 19 March 2026).</w:t>
       </w:r>
     </w:p>
     <w:p>
@@ -5134,19 +2620,7 @@
           <w:rFonts w:ascii="Times New Roman" w:hAnsi="Times New Roman"/>
           <w:color w:val="000000"/>
         </w:rPr>
-        <w:t>UNESCO. _Puberty education &amp; menstrual hygiene management._ Good Policy and Practice in Health</w:t>
-      </w:r>
-    </w:p>
-    <w:p>
-      <w:pPr>
-        <w:jc w:val="left"/>
-      </w:pPr>
-      <w:r>
-        <w:rPr>
-          <w:rFonts w:ascii="Times New Roman" w:hAnsi="Times New Roman"/>
-          <w:color w:val="000000"/>
-        </w:rPr>
-        <w:t>Education Booklet 9. Paris: UNESCO; 2014. Available from: https://unesdoc.unesco.org/ark:/48223/pf0000226792 (No DOI; accessed 2026-07-12).</w:t>
+        <w:t>United Nations Educational, Scientific and Cultural Organization. Puberty education and menstrual hygiene management. Paris: UNESCO; 2014. https://unesdoc.unesco.org/ark:/48223/pf0000226792 (accessed 12 July 2026).</w:t>
       </w:r>
     </w:p>
     <w:p>
@@ -5159,19 +2633,7 @@
           <w:rFonts w:ascii="Times New Roman" w:hAnsi="Times New Roman"/>
           <w:color w:val="000000"/>
         </w:rPr>
-        <w:t>Kumbeni MT, Otupiri E, Ziba FA. Menstrual hygiene among adolescent girls in junior high schools</w:t>
-      </w:r>
-    </w:p>
-    <w:p>
-      <w:pPr>
-        <w:jc w:val="left"/>
-      </w:pPr>
-      <w:r>
-        <w:rPr>
-          <w:rFonts w:ascii="Times New Roman" w:hAnsi="Times New Roman"/>
-          <w:color w:val="000000"/>
-        </w:rPr>
-        <w:t>in rural Northern Ghana. _Pan Afr Med J._ 2020;37:190. https://doi.org/10.11604/pamj.2020.37.190.19015</w:t>
+        <w:t>Kumbeni MT, Otupiri E, Ziba FA. Menstrual hygiene among adolescent girls in junior high schools in rural Northern Ghana. Pan Afr Med J. 2020;37:190. doi:10.11604/pamj.2020.37.190.19015.</w:t>
       </w:r>
     </w:p>
     <w:p>
@@ -5184,19 +2646,7 @@
           <w:rFonts w:ascii="Times New Roman" w:hAnsi="Times New Roman"/>
           <w:color w:val="000000"/>
         </w:rPr>
-        <w:t>Sahiledengle B, Atlaw D, Kumie A, Tekalegn Y, Woldeyohannes D, Agho KE. Menstrual hygiene</w:t>
-      </w:r>
-    </w:p>
-    <w:p>
-      <w:pPr>
-        <w:jc w:val="left"/>
-      </w:pPr>
-      <w:r>
-        <w:rPr>
-          <w:rFonts w:ascii="Times New Roman" w:hAnsi="Times New Roman"/>
-          <w:color w:val="000000"/>
-        </w:rPr>
-        <w:t>practice among adolescent girls in Ethiopia: a systematic review and meta-analysis. _PLoS One._ 2022;17(1):e0262295. https://doi.org/10.1371/journal.pone.0262295</w:t>
+        <w:t>Sahiledengle B, Atlaw D, Kumie A, Tekalegn Y, Woldeyohannes D, Agho KE. Menstrual hygiene practice among adolescent girls in Ethiopia: a systematic review and meta-analysis. PLoS One. 2022;17(1):e0262295. doi:10.1371/journal.pone.0262295.</w:t>
       </w:r>
     </w:p>
     <w:p>
@@ -5209,19 +2659,7 @@
           <w:rFonts w:ascii="Times New Roman" w:hAnsi="Times New Roman"/>
           <w:color w:val="000000"/>
         </w:rPr>
-        <w:t>Belayneh Z, Mekuriaw B. Knowledge and menstrual hygiene practice among adolescent school girls in</w:t>
-      </w:r>
-    </w:p>
-    <w:p>
-      <w:pPr>
-        <w:jc w:val="left"/>
-      </w:pPr>
-      <w:r>
-        <w:rPr>
-          <w:rFonts w:ascii="Times New Roman" w:hAnsi="Times New Roman"/>
-          <w:color w:val="000000"/>
-        </w:rPr>
-        <w:t>southern Ethiopia: a cross-sectional study. _BMC Public Health._ 2019;19(1):1595. https://doi.org/10.1186/s12889-019-7973-9</w:t>
+        <w:t>Belayneh Z, Mekuriaw B. Knowledge and menstrual hygiene practice among adolescent school girls in southern Ethiopia: a cross-sectional study. BMC Public Health. 2019;19(1):1595. doi:10.1186/s12889-019-7973-9.</w:t>
       </w:r>
     </w:p>
     <w:p>
@@ -5234,19 +2672,7 @@
           <w:rFonts w:ascii="Times New Roman" w:hAnsi="Times New Roman"/>
           <w:color w:val="000000"/>
         </w:rPr>
-        <w:t>Bhusal CK. Practice of menstrual hygiene and associated factors among adolescent school girls in</w:t>
-      </w:r>
-    </w:p>
-    <w:p>
-      <w:pPr>
-        <w:jc w:val="left"/>
-      </w:pPr>
-      <w:r>
-        <w:rPr>
-          <w:rFonts w:ascii="Times New Roman" w:hAnsi="Times New Roman"/>
-          <w:color w:val="000000"/>
-        </w:rPr>
-        <w:t>Dang District, Nepal. _Adv Prev Med._ 2020;2020:1292070. https://doi.org/10.1155/2020/1292070</w:t>
+        <w:t>Bhusal CK. Practice of menstrual hygiene and associated factors among adolescent school girls in Dang District, Nepal. Adv Prev Med. 2020;2020:1292070. doi:10.1155/2020/1292070.</w:t>
       </w:r>
     </w:p>
     <w:p>
@@ -5259,19 +2685,7 @@
           <w:rFonts w:ascii="Times New Roman" w:hAnsi="Times New Roman"/>
           <w:color w:val="000000"/>
         </w:rPr>
-        <w:t>Bhusal CK, Bhattarai S, Kafle R, Shrestha R, Chhetri P, Adhikari K. Level and associated factors</w:t>
-      </w:r>
-    </w:p>
-    <w:p>
-      <w:pPr>
-        <w:jc w:val="left"/>
-      </w:pPr>
-      <w:r>
-        <w:rPr>
-          <w:rFonts w:ascii="Times New Roman" w:hAnsi="Times New Roman"/>
-          <w:color w:val="000000"/>
-        </w:rPr>
-        <w:t>of knowledge regarding menstrual hygiene among school-going adolescent girls in Dang District, Nepal. _Adv Prev Med._ 2020;2020:8872119. https://doi.org/10.1155/2020/8872119</w:t>
+        <w:t>Bhusal CK, Bhattarai S, Kafle R, Shrestha R, Chhetri P, Adhikari K. Level and associated factors of knowledge regarding menstrual hygiene among school-going adolescent girls in Dang District, Nepal. Adv Prev Med. 2020;2020:8872119. doi:10.1155/2020/8872119.</w:t>
       </w:r>
     </w:p>
     <w:p>
@@ -5284,19 +2698,7 @@
           <w:rFonts w:ascii="Times New Roman" w:hAnsi="Times New Roman"/>
           <w:color w:val="000000"/>
         </w:rPr>
-        <w:t>Sonowal P, Talukdar K, Saikia H. Sociodemographic factors and their association with menstrual</w:t>
-      </w:r>
-    </w:p>
-    <w:p>
-      <w:pPr>
-        <w:jc w:val="left"/>
-      </w:pPr>
-      <w:r>
-        <w:rPr>
-          <w:rFonts w:ascii="Times New Roman" w:hAnsi="Times New Roman"/>
-          <w:color w:val="000000"/>
-        </w:rPr>
-        <w:t>hygiene practices among adolescent girls in urban slums of Dibrugarh town, Assam. _J Family Med Prim Care._ 2021;10(12):4446-4451. https://doi.org/10.4103/jfmpc.jfmpc_703_21</w:t>
+        <w:t>Sonowal P, Talukdar K, Saikia H. Sociodemographic factors and their association with menstrual hygiene practices among adolescent girls in urban slums of Dibrugarh town, Assam. J Family Med Prim Care. 2021;10(12):4446–4451. doi:10.4103/jfmpc.jfmpc_703_21.</w:t>
       </w:r>
     </w:p>
     <w:p>
@@ -5309,19 +2711,7 @@
           <w:rFonts w:ascii="Times New Roman" w:hAnsi="Times New Roman"/>
           <w:color w:val="000000"/>
         </w:rPr>
-        <w:t>Srivastava U, Singh KK. Exploring knowledge and perceptions of school adolescents regarding</w:t>
-      </w:r>
-    </w:p>
-    <w:p>
-      <w:pPr>
-        <w:jc w:val="left"/>
-      </w:pPr>
-      <w:r>
-        <w:rPr>
-          <w:rFonts w:ascii="Times New Roman" w:hAnsi="Times New Roman"/>
-          <w:color w:val="000000"/>
-        </w:rPr>
-        <w:t>pubertal changes and reproductive health. _Indian J Youth Adolesc Health._ 2017;4(1):26-35. https://doi.org/10.24321/2349.2880.201705</w:t>
+        <w:t>Srivastava U, Singh KK. Exploring knowledge and perceptions of school adolescents regarding pubertal changes and reproductive health. Indian J Youth Adolesc Health. 2017;4(1):26–35. doi:10.24321/2349.2880.201705.</w:t>
       </w:r>
     </w:p>
     <w:p>
@@ -5334,19 +2724,7 @@
           <w:rFonts w:ascii="Times New Roman" w:hAnsi="Times New Roman"/>
           <w:color w:val="000000"/>
         </w:rPr>
-        <w:t>Wasan Y, Baxter JAB, Rizvi A, Shaheen F, Junejo Q, Abro MA, et al. Practices and predictors of</w:t>
-      </w:r>
-    </w:p>
-    <w:p>
-      <w:pPr>
-        <w:jc w:val="left"/>
-      </w:pPr>
-      <w:r>
-        <w:rPr>
-          <w:rFonts w:ascii="Times New Roman" w:hAnsi="Times New Roman"/>
-          <w:color w:val="000000"/>
-        </w:rPr>
-        <w:t>menstrual hygiene management material use among adolescent and young women in rural Pakistan: a cross-sectional assessment. _J Glob Health._ 2022;12:04059. https://doi.org/10.7189/jogh.12.04059</w:t>
+        <w:t>Wasan Y, Baxter JAB, Rizvi A, Shaheen F, Junejo Q, Abro MA, et al. Practices and predictors of menstrual hygiene management material use among adolescent and young women in rural Pakistan: a cross-sectional assessment. J Glob Health. 2022;12:04059. doi:10.7189/jogh.12.04059.</w:t>
       </w:r>
     </w:p>
     <w:p>
@@ -5359,19 +2737,7 @@
           <w:rFonts w:ascii="Times New Roman" w:hAnsi="Times New Roman"/>
           <w:color w:val="000000"/>
         </w:rPr>
-        <w:t>Aziz A, Memon S, Aziz F, Memon F, Khowaja BMH, Zafar SN. A comparative study of the knowledge</w:t>
-      </w:r>
-    </w:p>
-    <w:p>
-      <w:pPr>
-        <w:jc w:val="left"/>
-      </w:pPr>
-      <w:r>
-        <w:rPr>
-          <w:rFonts w:ascii="Times New Roman" w:hAnsi="Times New Roman"/>
-          <w:color w:val="000000"/>
-        </w:rPr>
-        <w:t>and practices related to menstrual hygiene among adolescent girls in urban and rural areas of Sindh, Pakistan: a cross-sectional study. _Womens Health (Lond)._ 2024;20:17455057241231420. https://doi.org/10.1177/17455057241231420</w:t>
+        <w:t>Aziz A, Memon S, Aziz F, Memon F, Khowaja BMH, Zafar SN. A comparative study of the knowledge and practices related to menstrual hygiene among adolescent girls in urban and rural areas of Sindh, Pakistan: a cross-sectional study. Womens Health (Lond). 2024;20:17455057241231420. doi:10.1177/17455057241231420.</w:t>
       </w:r>
     </w:p>
     <w:p>
@@ -5384,19 +2750,7 @@
           <w:rFonts w:ascii="Times New Roman" w:hAnsi="Times New Roman"/>
           <w:color w:val="000000"/>
         </w:rPr>
-        <w:t>Shah SF, Punjani NS, Rizvi SN, Sheikh SS, Jan R. Knowledge, attitudes, and practices regarding</w:t>
-      </w:r>
-    </w:p>
-    <w:p>
-      <w:pPr>
-        <w:jc w:val="left"/>
-      </w:pPr>
-      <w:r>
-        <w:rPr>
-          <w:rFonts w:ascii="Times New Roman" w:hAnsi="Times New Roman"/>
-          <w:color w:val="000000"/>
-        </w:rPr>
-        <w:t>menstrual hygiene among girls in Ghizer, Gilgit, Pakistan. _Int J Environ Res Public Health._ 2023;20(14):6424. https://doi.org/10.3390/ijerph20146424</w:t>
+        <w:t>Shah SF, Punjani NS, Rizvi SN, Sheikh SS, Jan R. Knowledge, attitudes, and practices regarding menstrual hygiene among girls in Ghizer, Gilgit, Pakistan. Int J Environ Res Public Health. 2023;20(14):6424. doi:10.3390/ijerph20146424.</w:t>
       </w:r>
     </w:p>
     <w:p>
@@ -5409,19 +2763,7 @@
           <w:rFonts w:ascii="Times New Roman" w:hAnsi="Times New Roman"/>
           <w:color w:val="000000"/>
         </w:rPr>
-        <w:t>Michael J, Iqbal Q, Haider S, Khalid A, Haque N, Ishaq R, et al. Knowledge and practice of</w:t>
-      </w:r>
-    </w:p>
-    <w:p>
-      <w:pPr>
-        <w:jc w:val="left"/>
-      </w:pPr>
-      <w:r>
-        <w:rPr>
-          <w:rFonts w:ascii="Times New Roman" w:hAnsi="Times New Roman"/>
-          <w:color w:val="000000"/>
-        </w:rPr>
-        <w:t>adolescent females about menstruation and menstruation hygiene visiting a public healthcare institute of Quetta, Pakistan. _BMC Womens Health._ 2020;20(1):4. https://doi.org/10.1186/s12905-019-0874-3</w:t>
+        <w:t>Michael J, Iqbal Q, Haider S, Khalid A, Haque N, Ishaq R, et al. Knowledge and practice of adolescent females about menstruation and menstruation hygiene visiting a public healthcare institute of Quetta, Pakistan. BMC Womens Health. 2020;20(1):4. doi:10.1186/s12905-019-0874-3.</w:t>
       </w:r>
     </w:p>
     <w:p>
@@ -5434,19 +2776,7 @@
           <w:rFonts w:ascii="Times New Roman" w:hAnsi="Times New Roman"/>
           <w:color w:val="000000"/>
         </w:rPr>
-        <w:t>Afzaal SS, Baloch S, Tahir S, Javed H, Saeed A, Pal MHA, et al. Awareness and practices of</w:t>
-      </w:r>
-    </w:p>
-    <w:p>
-      <w:pPr>
-        <w:jc w:val="left"/>
-      </w:pPr>
-      <w:r>
-        <w:rPr>
-          <w:rFonts w:ascii="Times New Roman" w:hAnsi="Times New Roman"/>
-          <w:color w:val="000000"/>
-        </w:rPr>
-        <w:t>menstrual hygiene among rural adolescent schoolgirls in Lahore, Pakistan: a cross-sectional study. _Cureus._ 2024;16(11):e73899. https://doi.org/10.7759/cureus.73899</w:t>
+        <w:t>Afzaal SS, Baloch S, Tahir S, Javed H, Saeed A, Pal MHA, et al. Awareness and practices of menstrual hygiene among rural adolescent schoolgirls in Lahore, Pakistan: a cross-sectional study. Cureus. 2024;16(11):e73899. doi:10.7759/cureus.73899.</w:t>
       </w:r>
     </w:p>
     <w:p>
@@ -5459,19 +2789,7 @@
           <w:rFonts w:ascii="Times New Roman" w:hAnsi="Times New Roman"/>
           <w:color w:val="000000"/>
         </w:rPr>
-        <w:t>Dasgupta A, Sarkar M. Menstrual hygiene: how hygienic is the adolescent girl? _Indian J</w:t>
-      </w:r>
-    </w:p>
-    <w:p>
-      <w:pPr>
-        <w:jc w:val="left"/>
-      </w:pPr>
-      <w:r>
-        <w:rPr>
-          <w:rFonts w:ascii="Times New Roman" w:hAnsi="Times New Roman"/>
-          <w:color w:val="000000"/>
-        </w:rPr>
-        <w:t>Community Med._ 2008;33(2):77-80. https://doi.org/10.4103/0970-0218.40872</w:t>
+        <w:t>Dasgupta A, Sarkar M. Menstrual hygiene: how hygienic is the adolescent girl? Indian J Community Med. 2008;33(2):77–80. doi:10.4103/0970-0218.40872.</w:t>
       </w:r>
     </w:p>
     <w:p>
@@ -5484,19 +2802,7 @@
           <w:rFonts w:ascii="Times New Roman" w:hAnsi="Times New Roman"/>
           <w:color w:val="000000"/>
         </w:rPr>
-        <w:t>Kumar A, Kansal S, Singh S. Menstrual hygiene practices in context of schooling: a community</w:t>
-      </w:r>
-    </w:p>
-    <w:p>
-      <w:pPr>
-        <w:jc w:val="left"/>
-      </w:pPr>
-      <w:r>
-        <w:rPr>
-          <w:rFonts w:ascii="Times New Roman" w:hAnsi="Times New Roman"/>
-          <w:color w:val="000000"/>
-        </w:rPr>
-        <w:t>study among rural adolescent girls in Varanasi. _Indian J Community Med._ 2016;41(1):39-44. https://doi.org/10.4103/0970-0218.170964</w:t>
+        <w:t>Kumar A, Kansal S, Singh S. Menstrual hygiene practices in context of schooling: a community study among rural adolescent girls in Varanasi. Indian J Community Med. 2016;41(1):39–44. doi:10.4103/0970-0218.170964.</w:t>
       </w:r>
     </w:p>
     <w:p>
@@ -5509,19 +2815,7 @@
           <w:rFonts w:ascii="Times New Roman" w:hAnsi="Times New Roman"/>
           <w:color w:val="000000"/>
         </w:rPr>
-        <w:t>Yadav RN, Joshi S, Poudel R, Pandeya P. Knowledge, attitude, and practice on menstrual hygiene</w:t>
-      </w:r>
-    </w:p>
-    <w:p>
-      <w:pPr>
-        <w:jc w:val="left"/>
-      </w:pPr>
-      <w:r>
-        <w:rPr>
-          <w:rFonts w:ascii="Times New Roman" w:hAnsi="Times New Roman"/>
-          <w:color w:val="000000"/>
-        </w:rPr>
-        <w:t>management among school adolescents. _J Nepal Health Res Counc._ 2018;15(3):212-216. https://doi.org/10.3126/jnhrc.v15i3.18842</w:t>
+        <w:t>Yadav RN, Joshi S, Poudel R, Pandeya P. Knowledge, attitude, and practice on menstrual hygiene management among school adolescents. J Nepal Health Res Counc. 2018;15(3):212–216. doi:10.3126/jnhrc.v15i3.18842.</w:t>
       </w:r>
     </w:p>
     <w:p>
@@ -5534,19 +2828,7 @@
           <w:rFonts w:ascii="Times New Roman" w:hAnsi="Times New Roman"/>
           <w:color w:val="000000"/>
         </w:rPr>
-        <w:t>Haque SE, Rahman M, Kawashima I, Mutahara M, Sakisaka K. The effect of a school-based</w:t>
-      </w:r>
-    </w:p>
-    <w:p>
-      <w:pPr>
-        <w:jc w:val="left"/>
-      </w:pPr>
-      <w:r>
-        <w:rPr>
-          <w:rFonts w:ascii="Times New Roman" w:hAnsi="Times New Roman"/>
-          <w:color w:val="000000"/>
-        </w:rPr>
-        <w:t>educational intervention on menstrual health: an intervention study among adolescent girls in Bangladesh. _BMJ Open._ 2014;4(7):e004607. https://doi.org/10.1136/bmjopen-2013-004607</w:t>
+        <w:t>Upashe SP, Tekelab T, Mekonnen J. Assessment of knowledge and practice of menstrual hygiene among high school girls in Western Ethiopia. BMC Womens Health. 2015;15:84. doi:10.1186/s12905-015-0245-7.</w:t>
       </w:r>
     </w:p>
     <w:p>
@@ -5559,19 +2841,7 @@
           <w:rFonts w:ascii="Times New Roman" w:hAnsi="Times New Roman"/>
           <w:color w:val="000000"/>
         </w:rPr>
-        <w:t>Alam MU, Luby SP, Halder AK, Islam K, Opel A, Shoab AK, et al. Menstrual hygiene management</w:t>
-      </w:r>
-    </w:p>
-    <w:p>
-      <w:pPr>
-        <w:jc w:val="left"/>
-      </w:pPr>
-      <w:r>
-        <w:rPr>
-          <w:rFonts w:ascii="Times New Roman" w:hAnsi="Times New Roman"/>
-          <w:color w:val="000000"/>
-        </w:rPr>
-        <w:t>among Bangladeshi adolescent schoolgirls and risk factors affecting school absence: results from a cross-sectional survey. _BMJ Open._ 2017;7(7):e015508. https://doi.org/10.1136/bmjopen-2016-015508</w:t>
+        <w:t>Haque SE, Rahman M, Kawashima I, Mutahara M, Sakisaka K. The effect of a school-based educational intervention on menstrual health: an intervention study among adolescent girls in Bangladesh. BMJ Open. 2014;4(7):e004607. doi:10.1136/bmjopen-2013-004607.</w:t>
       </w:r>
     </w:p>
     <w:p>
@@ -5584,19 +2854,7 @@
           <w:rFonts w:ascii="Times New Roman" w:hAnsi="Times New Roman"/>
           <w:color w:val="000000"/>
         </w:rPr>
-        <w:t>Upashe SP, Tekelab T, Mekonnen J. Assessment of knowledge and practice of menstrual hygiene</w:t>
-      </w:r>
-    </w:p>
-    <w:p>
-      <w:pPr>
-        <w:jc w:val="left"/>
-      </w:pPr>
-      <w:r>
-        <w:rPr>
-          <w:rFonts w:ascii="Times New Roman" w:hAnsi="Times New Roman"/>
-          <w:color w:val="000000"/>
-        </w:rPr>
-        <w:t>among high school girls in Western Ethiopia. _BMC Womens Health._ 2015;15:84. https://doi.org/10.1186/s12905-015-0245-7</w:t>
+        <w:t>Alam MU, Luby SP, Halder AK, Islam K, Opel A, Shoab AK, et al. Menstrual hygiene management among Bangladeshi adolescent schoolgirls and risk factors affecting school absence: results from a cross-sectional survey. BMJ Open. 2017;7(7):e015508. doi:10.1136/bmjopen-2016-015508.</w:t>
       </w:r>
     </w:p>
     <w:sectPr>
@@ -5996,7 +3254,7 @@
     <w:qFormat/>
     <w:rsid w:val="00FC693F"/>
     <w:pPr>
-      <w:spacing w:line="360" w:lineRule="auto" w:after="0"/>
+      <w:spacing w:line="480" w:lineRule="auto" w:after="0"/>
       <w:jc w:val="left"/>
     </w:pPr>
     <w:rPr>
@@ -6060,7 +3318,7 @@
     <w:pPr>
       <w:keepNext/>
       <w:keepLines/>
-      <w:spacing w:before="480" w:after="0"/>
+      <w:spacing w:before="480" w:after="0" w:line="480" w:lineRule="auto"/>
       <w:outlineLvl w:val="0"/>
     </w:pPr>
     <w:rPr>
@@ -6068,7 +3326,7 @@
       <w:b/>
       <w:bCs/>
       <w:color w:val="000000"/>
-      <w:sz w:val="28"/>
+      <w:sz w:val="24"/>
       <w:szCs w:val="28"/>
     </w:rPr>
   </w:style>
@@ -6084,7 +3342,7 @@
     <w:pPr>
       <w:keepNext/>
       <w:keepLines/>
-      <w:spacing w:before="200" w:after="0"/>
+      <w:spacing w:before="200" w:after="0" w:line="480" w:lineRule="auto"/>
       <w:outlineLvl w:val="1"/>
     </w:pPr>
     <w:rPr>
@@ -6108,7 +3366,7 @@
     <w:pPr>
       <w:keepNext/>
       <w:keepLines/>
-      <w:spacing w:before="200" w:after="0"/>
+      <w:spacing w:before="200" w:after="0" w:line="480" w:lineRule="auto"/>
       <w:outlineLvl w:val="2"/>
     </w:pPr>
     <w:rPr>
@@ -6132,7 +3390,7 @@
     <w:pPr>
       <w:keepNext/>
       <w:keepLines/>
-      <w:spacing w:before="200" w:after="0"/>
+      <w:spacing w:before="200" w:after="0" w:line="480" w:lineRule="auto"/>
       <w:outlineLvl w:val="3"/>
     </w:pPr>
     <w:rPr>
@@ -6351,7 +3609,7 @@
       <w:pBdr>
         <w:bottom w:val="single" w:sz="8" w:space="4" w:color="4F81BD" w:themeColor="accent1"/>
       </w:pBdr>
-      <w:spacing w:after="300" w:line="240" w:lineRule="auto"/>
+      <w:spacing w:after="300" w:line="480" w:lineRule="auto"/>
       <w:contextualSpacing/>
     </w:pPr>
     <w:rPr>
@@ -6359,7 +3617,7 @@
       <w:color w:val="000000"/>
       <w:spacing w:val="5"/>
       <w:kern w:val="28"/>
-      <w:sz w:val="32"/>
+      <w:sz w:val="24"/>
       <w:szCs w:val="52"/>
     </w:rPr>
   </w:style>
